--- a/Protocol.docx
+++ b/Protocol.docx
@@ -42,7 +42,15 @@
         <w:t>the beginning of each message,</w:t>
       </w:r>
       <w:r>
-        <w:t xml:space="preserve"> is a </w:t>
+        <w:t xml:space="preserve"> </w:t>
+      </w:r>
+      <w:proofErr w:type="gramStart"/>
+      <w:r>
+        <w:t>is</w:t>
+      </w:r>
+      <w:proofErr w:type="gramEnd"/>
+      <w:r>
+        <w:t xml:space="preserve"> a </w:t>
       </w:r>
       <w:r>
         <w:rPr>
@@ -77,13 +85,27 @@
         <w:rPr>
           <w:color w:val="0070C0"/>
         </w:rPr>
-        <w:t xml:space="preserve"> (8byte)</w:t>
-      </w:r>
+        <w:t xml:space="preserve"> (8</w:t>
+      </w:r>
+      <w:proofErr w:type="gramStart"/>
       <w:r>
         <w:rPr>
           <w:color w:val="0070C0"/>
         </w:rPr>
-        <w:t>(4char)</w:t>
+        <w:t>byte)</w:t>
+      </w:r>
+      <w:r>
+        <w:rPr>
+          <w:color w:val="0070C0"/>
+        </w:rPr>
+        <w:t>(</w:t>
+      </w:r>
+      <w:proofErr w:type="gramEnd"/>
+      <w:r>
+        <w:rPr>
+          <w:color w:val="0070C0"/>
+        </w:rPr>
+        <w:t>4char)</w:t>
       </w:r>
     </w:p>
     <w:p>
@@ -116,7 +138,15 @@
         <w:jc w:val="center"/>
       </w:pPr>
       <w:r>
-        <w:t>String is long in order to avoid accidental separation in case of a long file.</w:t>
+        <w:t xml:space="preserve">String is long </w:t>
+      </w:r>
+      <w:proofErr w:type="gramStart"/>
+      <w:r>
+        <w:t>in order to</w:t>
+      </w:r>
+      <w:proofErr w:type="gramEnd"/>
+      <w:r>
+        <w:t xml:space="preserve"> avoid accidental separation in case of a long file.</w:t>
       </w:r>
     </w:p>
     <w:p>
@@ -258,7 +288,7 @@
               <w:jc w:val="center"/>
             </w:pPr>
             <w:r>
-              <w:t>HELO</w:t>
+              <w:t>EROR</w:t>
             </w:r>
           </w:p>
         </w:tc>
@@ -271,7 +301,7 @@
               <w:jc w:val="center"/>
             </w:pPr>
             <w:r>
-              <w:t>SENDS SERVER PUBLIC RSA KEY</w:t>
+              <w:t>EITHER SIDE ANNOUNCES ERROR</w:t>
             </w:r>
           </w:p>
         </w:tc>
@@ -284,7 +314,7 @@
               <w:jc w:val="center"/>
             </w:pPr>
             <w:r>
-              <w:t>PUBLIC RSA KEY</w:t>
+              <w:t>ERROR CODE (CONSULT ERROR TABLE)</w:t>
             </w:r>
           </w:p>
         </w:tc>
@@ -297,7 +327,7 @@
               <w:jc w:val="center"/>
             </w:pPr>
             <w:r>
-              <w:t>CLIENT</w:t>
+              <w:t>BOTH</w:t>
             </w:r>
           </w:p>
         </w:tc>
@@ -312,7 +342,7 @@
               <w:jc w:val="center"/>
             </w:pPr>
             <w:r>
-              <w:t>AESK</w:t>
+              <w:t>HELO</w:t>
             </w:r>
           </w:p>
         </w:tc>
@@ -325,7 +355,7 @@
               <w:jc w:val="center"/>
             </w:pPr>
             <w:r>
-              <w:t>SENDS CLIENT AES KEY, ENCRYPTED USING CLIENT’S PUBLIC RSA KEY</w:t>
+              <w:t>SENDS SERVER PUBLIC RSA KEY</w:t>
             </w:r>
           </w:p>
         </w:tc>
@@ -338,7 +368,7 @@
               <w:jc w:val="center"/>
             </w:pPr>
             <w:r>
-              <w:t>KEY</w:t>
+              <w:t>PUBLIC RSA KEY</w:t>
             </w:r>
           </w:p>
         </w:tc>
@@ -351,7 +381,7 @@
               <w:jc w:val="center"/>
             </w:pPr>
             <w:r>
-              <w:t>SERVER</w:t>
+              <w:t>CLIENT</w:t>
             </w:r>
           </w:p>
         </w:tc>
@@ -365,6 +395,9 @@
             <w:pPr>
               <w:jc w:val="center"/>
             </w:pPr>
+            <w:r>
+              <w:t>AESK</w:t>
+            </w:r>
           </w:p>
         </w:tc>
         <w:tc>
@@ -375,6 +408,9 @@
             <w:pPr>
               <w:jc w:val="center"/>
             </w:pPr>
+            <w:r>
+              <w:t>SENDS CLIENT AES KEY, ENCRYPTED USING CLIENT’S PUBLIC RSA KEY</w:t>
+            </w:r>
           </w:p>
         </w:tc>
         <w:tc>
@@ -385,6 +421,9 @@
             <w:pPr>
               <w:jc w:val="center"/>
             </w:pPr>
+            <w:r>
+              <w:t>KEY</w:t>
+            </w:r>
           </w:p>
         </w:tc>
         <w:tc>
@@ -395,6 +434,9 @@
             <w:pPr>
               <w:jc w:val="center"/>
             </w:pPr>
+            <w:r>
+              <w:t>SERVER</w:t>
+            </w:r>
           </w:p>
         </w:tc>
       </w:tr>
@@ -642,6 +684,224 @@
         <w:tc>
           <w:tcPr>
             <w:tcW w:w="2338" w:type="dxa"/>
+          </w:tcPr>
+          <w:p>
+            <w:pPr>
+              <w:jc w:val="center"/>
+            </w:pPr>
+          </w:p>
+        </w:tc>
+      </w:tr>
+    </w:tbl>
+    <w:p>
+      <w:pPr>
+        <w:jc w:val="center"/>
+      </w:pPr>
+    </w:p>
+    <w:p>
+      <w:pPr>
+        <w:jc w:val="center"/>
+      </w:pPr>
+    </w:p>
+    <w:p>
+      <w:pPr>
+        <w:jc w:val="center"/>
+      </w:pPr>
+    </w:p>
+    <w:p>
+      <w:pPr>
+        <w:jc w:val="center"/>
+      </w:pPr>
+      <w:r>
+        <w:lastRenderedPageBreak/>
+        <w:t>ERROR CODE</w:t>
+      </w:r>
+      <w:r>
+        <w:t xml:space="preserve"> TABLE</w:t>
+      </w:r>
+      <w:r>
+        <w:t>:</w:t>
+      </w:r>
+    </w:p>
+    <w:tbl>
+      <w:tblPr>
+        <w:tblStyle w:val="TableGrid"/>
+        <w:tblW w:w="0" w:type="auto"/>
+        <w:jc w:val="center"/>
+        <w:tblLook w:val="04A0" w:firstRow="1" w:lastRow="0" w:firstColumn="1" w:lastColumn="0" w:noHBand="0" w:noVBand="1"/>
+      </w:tblPr>
+      <w:tblGrid>
+        <w:gridCol w:w="3116"/>
+        <w:gridCol w:w="3117"/>
+      </w:tblGrid>
+      <w:tr>
+        <w:trPr>
+          <w:jc w:val="center"/>
+        </w:trPr>
+        <w:tc>
+          <w:tcPr>
+            <w:tcW w:w="3116" w:type="dxa"/>
+            <w:shd w:val="clear" w:color="auto" w:fill="7F7F7F" w:themeFill="text1" w:themeFillTint="80"/>
+          </w:tcPr>
+          <w:p>
+            <w:pPr>
+              <w:jc w:val="center"/>
+            </w:pPr>
+            <w:r>
+              <w:t>CODE</w:t>
+            </w:r>
+          </w:p>
+        </w:tc>
+        <w:tc>
+          <w:tcPr>
+            <w:tcW w:w="3117" w:type="dxa"/>
+            <w:shd w:val="clear" w:color="auto" w:fill="7F7F7F" w:themeFill="text1" w:themeFillTint="80"/>
+          </w:tcPr>
+          <w:p>
+            <w:pPr>
+              <w:jc w:val="center"/>
+            </w:pPr>
+            <w:r>
+              <w:t>MEANING</w:t>
+            </w:r>
+          </w:p>
+        </w:tc>
+      </w:tr>
+      <w:tr>
+        <w:trPr>
+          <w:jc w:val="center"/>
+        </w:trPr>
+        <w:tc>
+          <w:tcPr>
+            <w:tcW w:w="3116" w:type="dxa"/>
+          </w:tcPr>
+          <w:p>
+            <w:pPr>
+              <w:jc w:val="center"/>
+            </w:pPr>
+            <w:r>
+              <w:t>001</w:t>
+            </w:r>
+          </w:p>
+        </w:tc>
+        <w:tc>
+          <w:tcPr>
+            <w:tcW w:w="3117" w:type="dxa"/>
+          </w:tcPr>
+          <w:p>
+            <w:pPr>
+              <w:jc w:val="center"/>
+            </w:pPr>
+            <w:r>
+              <w:t>BAD MESSAGE</w:t>
+            </w:r>
+          </w:p>
+        </w:tc>
+      </w:tr>
+      <w:tr>
+        <w:trPr>
+          <w:jc w:val="center"/>
+        </w:trPr>
+        <w:tc>
+          <w:tcPr>
+            <w:tcW w:w="3116" w:type="dxa"/>
+          </w:tcPr>
+          <w:p>
+            <w:pPr>
+              <w:jc w:val="center"/>
+            </w:pPr>
+            <w:r>
+              <w:t>002</w:t>
+            </w:r>
+          </w:p>
+        </w:tc>
+        <w:tc>
+          <w:tcPr>
+            <w:tcW w:w="3117" w:type="dxa"/>
+          </w:tcPr>
+          <w:p>
+            <w:pPr>
+              <w:jc w:val="center"/>
+            </w:pPr>
+          </w:p>
+        </w:tc>
+      </w:tr>
+      <w:tr>
+        <w:trPr>
+          <w:jc w:val="center"/>
+        </w:trPr>
+        <w:tc>
+          <w:tcPr>
+            <w:tcW w:w="3116" w:type="dxa"/>
+          </w:tcPr>
+          <w:p>
+            <w:pPr>
+              <w:jc w:val="center"/>
+            </w:pPr>
+            <w:r>
+              <w:t>003</w:t>
+            </w:r>
+          </w:p>
+        </w:tc>
+        <w:tc>
+          <w:tcPr>
+            <w:tcW w:w="3117" w:type="dxa"/>
+          </w:tcPr>
+          <w:p>
+            <w:pPr>
+              <w:jc w:val="center"/>
+            </w:pPr>
+          </w:p>
+        </w:tc>
+      </w:tr>
+      <w:tr>
+        <w:trPr>
+          <w:jc w:val="center"/>
+        </w:trPr>
+        <w:tc>
+          <w:tcPr>
+            <w:tcW w:w="3116" w:type="dxa"/>
+          </w:tcPr>
+          <w:p>
+            <w:pPr>
+              <w:jc w:val="center"/>
+            </w:pPr>
+            <w:r>
+              <w:t>004</w:t>
+            </w:r>
+          </w:p>
+        </w:tc>
+        <w:tc>
+          <w:tcPr>
+            <w:tcW w:w="3117" w:type="dxa"/>
+          </w:tcPr>
+          <w:p>
+            <w:pPr>
+              <w:jc w:val="center"/>
+            </w:pPr>
+          </w:p>
+        </w:tc>
+      </w:tr>
+      <w:tr>
+        <w:trPr>
+          <w:jc w:val="center"/>
+        </w:trPr>
+        <w:tc>
+          <w:tcPr>
+            <w:tcW w:w="3116" w:type="dxa"/>
+          </w:tcPr>
+          <w:p>
+            <w:pPr>
+              <w:jc w:val="center"/>
+            </w:pPr>
+            <w:r>
+              <w:t>005</w:t>
+            </w:r>
+          </w:p>
+        </w:tc>
+        <w:tc>
+          <w:tcPr>
+            <w:tcW w:w="3117" w:type="dxa"/>
           </w:tcPr>
           <w:p>
             <w:pPr>

--- a/Protocol.docx
+++ b/Protocol.docx
@@ -269,7 +269,7 @@
             <w:pPr>
               <w:jc w:val="center"/>
               <w:rPr>
-                <w:color w:val="EE0000"/>
+                <w:color w:val="404040" w:themeColor="text1" w:themeTint="BF"/>
               </w:rPr>
             </w:pPr>
             <w:r>
@@ -449,36 +449,53 @@
             <w:pPr>
               <w:jc w:val="center"/>
             </w:pPr>
-          </w:p>
-        </w:tc>
-        <w:tc>
-          <w:tcPr>
-            <w:tcW w:w="2337" w:type="dxa"/>
-          </w:tcPr>
-          <w:p>
-            <w:pPr>
-              <w:jc w:val="center"/>
-            </w:pPr>
-          </w:p>
-        </w:tc>
-        <w:tc>
-          <w:tcPr>
-            <w:tcW w:w="2338" w:type="dxa"/>
-          </w:tcPr>
-          <w:p>
-            <w:pPr>
-              <w:jc w:val="center"/>
-            </w:pPr>
-          </w:p>
-        </w:tc>
-        <w:tc>
-          <w:tcPr>
-            <w:tcW w:w="2338" w:type="dxa"/>
-          </w:tcPr>
-          <w:p>
-            <w:pPr>
-              <w:jc w:val="center"/>
-            </w:pPr>
+            <w:r>
+              <w:t>SIGN</w:t>
+            </w:r>
+          </w:p>
+        </w:tc>
+        <w:tc>
+          <w:tcPr>
+            <w:tcW w:w="2337" w:type="dxa"/>
+          </w:tcPr>
+          <w:p>
+            <w:pPr>
+              <w:jc w:val="center"/>
+            </w:pPr>
+            <w:r>
+              <w:t>USER SENDS SIGN UP CREDS</w:t>
+            </w:r>
+          </w:p>
+        </w:tc>
+        <w:tc>
+          <w:tcPr>
+            <w:tcW w:w="2338" w:type="dxa"/>
+          </w:tcPr>
+          <w:p>
+            <w:pPr>
+              <w:jc w:val="center"/>
+            </w:pPr>
+            <w:proofErr w:type="gramStart"/>
+            <w:r>
+              <w:t>EMAIL,USER</w:t>
+            </w:r>
+            <w:proofErr w:type="gramEnd"/>
+            <w:r>
+              <w:t>, PASS</w:t>
+            </w:r>
+          </w:p>
+        </w:tc>
+        <w:tc>
+          <w:tcPr>
+            <w:tcW w:w="2338" w:type="dxa"/>
+          </w:tcPr>
+          <w:p>
+            <w:pPr>
+              <w:jc w:val="center"/>
+            </w:pPr>
+            <w:r>
+              <w:t>USER</w:t>
+            </w:r>
           </w:p>
         </w:tc>
       </w:tr>
@@ -491,36 +508,48 @@
             <w:pPr>
               <w:jc w:val="center"/>
             </w:pPr>
-          </w:p>
-        </w:tc>
-        <w:tc>
-          <w:tcPr>
-            <w:tcW w:w="2337" w:type="dxa"/>
-          </w:tcPr>
-          <w:p>
-            <w:pPr>
-              <w:jc w:val="center"/>
-            </w:pPr>
-          </w:p>
-        </w:tc>
-        <w:tc>
-          <w:tcPr>
-            <w:tcW w:w="2338" w:type="dxa"/>
-          </w:tcPr>
-          <w:p>
-            <w:pPr>
-              <w:jc w:val="center"/>
-            </w:pPr>
-          </w:p>
-        </w:tc>
-        <w:tc>
-          <w:tcPr>
-            <w:tcW w:w="2338" w:type="dxa"/>
-          </w:tcPr>
-          <w:p>
-            <w:pPr>
-              <w:jc w:val="center"/>
-            </w:pPr>
+            <w:r>
+              <w:t>SIGR</w:t>
+            </w:r>
+          </w:p>
+        </w:tc>
+        <w:tc>
+          <w:tcPr>
+            <w:tcW w:w="2337" w:type="dxa"/>
+          </w:tcPr>
+          <w:p>
+            <w:pPr>
+              <w:jc w:val="center"/>
+            </w:pPr>
+            <w:r>
+              <w:t>SERVER APPROVES LOGIN ATTEMPT</w:t>
+            </w:r>
+          </w:p>
+        </w:tc>
+        <w:tc>
+          <w:tcPr>
+            <w:tcW w:w="2338" w:type="dxa"/>
+          </w:tcPr>
+          <w:p>
+            <w:pPr>
+              <w:jc w:val="center"/>
+            </w:pPr>
+            <w:r>
+              <w:t>none</w:t>
+            </w:r>
+          </w:p>
+        </w:tc>
+        <w:tc>
+          <w:tcPr>
+            <w:tcW w:w="2338" w:type="dxa"/>
+          </w:tcPr>
+          <w:p>
+            <w:pPr>
+              <w:jc w:val="center"/>
+            </w:pPr>
+            <w:r>
+              <w:t>SERVER</w:t>
+            </w:r>
           </w:p>
         </w:tc>
       </w:tr>
@@ -533,36 +562,48 @@
             <w:pPr>
               <w:jc w:val="center"/>
             </w:pPr>
-          </w:p>
-        </w:tc>
-        <w:tc>
-          <w:tcPr>
-            <w:tcW w:w="2337" w:type="dxa"/>
-          </w:tcPr>
-          <w:p>
-            <w:pPr>
-              <w:jc w:val="center"/>
-            </w:pPr>
-          </w:p>
-        </w:tc>
-        <w:tc>
-          <w:tcPr>
-            <w:tcW w:w="2338" w:type="dxa"/>
-          </w:tcPr>
-          <w:p>
-            <w:pPr>
-              <w:jc w:val="center"/>
-            </w:pPr>
-          </w:p>
-        </w:tc>
-        <w:tc>
-          <w:tcPr>
-            <w:tcW w:w="2338" w:type="dxa"/>
-          </w:tcPr>
-          <w:p>
-            <w:pPr>
-              <w:jc w:val="center"/>
-            </w:pPr>
+            <w:r>
+              <w:t>LOGN</w:t>
+            </w:r>
+          </w:p>
+        </w:tc>
+        <w:tc>
+          <w:tcPr>
+            <w:tcW w:w="2337" w:type="dxa"/>
+          </w:tcPr>
+          <w:p>
+            <w:pPr>
+              <w:jc w:val="center"/>
+            </w:pPr>
+            <w:r>
+              <w:t>USER SENDS LOGIN CREDS</w:t>
+            </w:r>
+          </w:p>
+        </w:tc>
+        <w:tc>
+          <w:tcPr>
+            <w:tcW w:w="2338" w:type="dxa"/>
+          </w:tcPr>
+          <w:p>
+            <w:pPr>
+              <w:jc w:val="center"/>
+            </w:pPr>
+            <w:r>
+              <w:t>EMAIL, PASS</w:t>
+            </w:r>
+          </w:p>
+        </w:tc>
+        <w:tc>
+          <w:tcPr>
+            <w:tcW w:w="2338" w:type="dxa"/>
+          </w:tcPr>
+          <w:p>
+            <w:pPr>
+              <w:jc w:val="center"/>
+            </w:pPr>
+            <w:r>
+              <w:t>USER</w:t>
+            </w:r>
           </w:p>
         </w:tc>
       </w:tr>
@@ -575,36 +616,48 @@
             <w:pPr>
               <w:jc w:val="center"/>
             </w:pPr>
-          </w:p>
-        </w:tc>
-        <w:tc>
-          <w:tcPr>
-            <w:tcW w:w="2337" w:type="dxa"/>
-          </w:tcPr>
-          <w:p>
-            <w:pPr>
-              <w:jc w:val="center"/>
-            </w:pPr>
-          </w:p>
-        </w:tc>
-        <w:tc>
-          <w:tcPr>
-            <w:tcW w:w="2338" w:type="dxa"/>
-          </w:tcPr>
-          <w:p>
-            <w:pPr>
-              <w:jc w:val="center"/>
-            </w:pPr>
-          </w:p>
-        </w:tc>
-        <w:tc>
-          <w:tcPr>
-            <w:tcW w:w="2338" w:type="dxa"/>
-          </w:tcPr>
-          <w:p>
-            <w:pPr>
-              <w:jc w:val="center"/>
-            </w:pPr>
+            <w:r>
+              <w:t>LOGR</w:t>
+            </w:r>
+          </w:p>
+        </w:tc>
+        <w:tc>
+          <w:tcPr>
+            <w:tcW w:w="2337" w:type="dxa"/>
+          </w:tcPr>
+          <w:p>
+            <w:pPr>
+              <w:jc w:val="center"/>
+            </w:pPr>
+            <w:r>
+              <w:t>SERVER APPROVES LOGIN ATTEMPT</w:t>
+            </w:r>
+          </w:p>
+        </w:tc>
+        <w:tc>
+          <w:tcPr>
+            <w:tcW w:w="2338" w:type="dxa"/>
+          </w:tcPr>
+          <w:p>
+            <w:pPr>
+              <w:jc w:val="center"/>
+            </w:pPr>
+            <w:r>
+              <w:t>none</w:t>
+            </w:r>
+          </w:p>
+        </w:tc>
+        <w:tc>
+          <w:tcPr>
+            <w:tcW w:w="2338" w:type="dxa"/>
+          </w:tcPr>
+          <w:p>
+            <w:pPr>
+              <w:jc w:val="center"/>
+            </w:pPr>
+            <w:r>
+              <w:t>SERVER</w:t>
+            </w:r>
           </w:p>
         </w:tc>
       </w:tr>
@@ -617,36 +670,48 @@
             <w:pPr>
               <w:jc w:val="center"/>
             </w:pPr>
-          </w:p>
-        </w:tc>
-        <w:tc>
-          <w:tcPr>
-            <w:tcW w:w="2337" w:type="dxa"/>
-          </w:tcPr>
-          <w:p>
-            <w:pPr>
-              <w:jc w:val="center"/>
-            </w:pPr>
-          </w:p>
-        </w:tc>
-        <w:tc>
-          <w:tcPr>
-            <w:tcW w:w="2338" w:type="dxa"/>
-          </w:tcPr>
-          <w:p>
-            <w:pPr>
-              <w:jc w:val="center"/>
-            </w:pPr>
-          </w:p>
-        </w:tc>
-        <w:tc>
-          <w:tcPr>
-            <w:tcW w:w="2338" w:type="dxa"/>
-          </w:tcPr>
-          <w:p>
-            <w:pPr>
-              <w:jc w:val="center"/>
-            </w:pPr>
+            <w:r>
+              <w:t>FGTP</w:t>
+            </w:r>
+          </w:p>
+        </w:tc>
+        <w:tc>
+          <w:tcPr>
+            <w:tcW w:w="2337" w:type="dxa"/>
+          </w:tcPr>
+          <w:p>
+            <w:pPr>
+              <w:jc w:val="center"/>
+            </w:pPr>
+            <w:r>
+              <w:t>USER TELLS SERVER THAT HE FORGOTS PASSWORD</w:t>
+            </w:r>
+          </w:p>
+        </w:tc>
+        <w:tc>
+          <w:tcPr>
+            <w:tcW w:w="2338" w:type="dxa"/>
+          </w:tcPr>
+          <w:p>
+            <w:pPr>
+              <w:jc w:val="center"/>
+            </w:pPr>
+            <w:r>
+              <w:t>EMAIL</w:t>
+            </w:r>
+          </w:p>
+        </w:tc>
+        <w:tc>
+          <w:tcPr>
+            <w:tcW w:w="2338" w:type="dxa"/>
+          </w:tcPr>
+          <w:p>
+            <w:pPr>
+              <w:jc w:val="center"/>
+            </w:pPr>
+            <w:r>
+              <w:t>USER</w:t>
+            </w:r>
           </w:p>
         </w:tc>
       </w:tr>
@@ -659,61 +724,442 @@
             <w:pPr>
               <w:jc w:val="center"/>
             </w:pPr>
-          </w:p>
-        </w:tc>
-        <w:tc>
-          <w:tcPr>
-            <w:tcW w:w="2337" w:type="dxa"/>
-          </w:tcPr>
-          <w:p>
-            <w:pPr>
-              <w:jc w:val="center"/>
-            </w:pPr>
-          </w:p>
-        </w:tc>
-        <w:tc>
-          <w:tcPr>
-            <w:tcW w:w="2338" w:type="dxa"/>
-          </w:tcPr>
-          <w:p>
-            <w:pPr>
-              <w:jc w:val="center"/>
-            </w:pPr>
-          </w:p>
-        </w:tc>
-        <w:tc>
-          <w:tcPr>
-            <w:tcW w:w="2338" w:type="dxa"/>
-          </w:tcPr>
-          <w:p>
-            <w:pPr>
-              <w:jc w:val="center"/>
-            </w:pPr>
+            <w:r>
+              <w:lastRenderedPageBreak/>
+              <w:t>FGPR</w:t>
+            </w:r>
+          </w:p>
+        </w:tc>
+        <w:tc>
+          <w:tcPr>
+            <w:tcW w:w="2337" w:type="dxa"/>
+          </w:tcPr>
+          <w:p>
+            <w:pPr>
+              <w:jc w:val="center"/>
+            </w:pPr>
+            <w:r>
+              <w:t>SERVER TELLS USER THAT AN EMAIL HAS BEEN SENT TO MAKE A NEW PASSWORD.</w:t>
+            </w:r>
+          </w:p>
+        </w:tc>
+        <w:tc>
+          <w:tcPr>
+            <w:tcW w:w="2338" w:type="dxa"/>
+          </w:tcPr>
+          <w:p>
+            <w:pPr>
+              <w:jc w:val="center"/>
+            </w:pPr>
+            <w:r>
+              <w:t>none</w:t>
+            </w:r>
+          </w:p>
+        </w:tc>
+        <w:tc>
+          <w:tcPr>
+            <w:tcW w:w="2338" w:type="dxa"/>
+          </w:tcPr>
+          <w:p>
+            <w:pPr>
+              <w:jc w:val="center"/>
+            </w:pPr>
+            <w:r>
+              <w:t>SERVER</w:t>
+            </w:r>
+          </w:p>
+        </w:tc>
+      </w:tr>
+      <w:tr>
+        <w:tc>
+          <w:tcPr>
+            <w:tcW w:w="2337" w:type="dxa"/>
+          </w:tcPr>
+          <w:p>
+            <w:pPr>
+              <w:jc w:val="center"/>
+            </w:pPr>
+            <w:r>
+              <w:t>FPCD</w:t>
+            </w:r>
+          </w:p>
+        </w:tc>
+        <w:tc>
+          <w:tcPr>
+            <w:tcW w:w="2337" w:type="dxa"/>
+          </w:tcPr>
+          <w:p>
+            <w:pPr>
+              <w:jc w:val="center"/>
+            </w:pPr>
+            <w:r>
+              <w:t>USER TELLS SERVER CODE</w:t>
+            </w:r>
+          </w:p>
+        </w:tc>
+        <w:tc>
+          <w:tcPr>
+            <w:tcW w:w="2338" w:type="dxa"/>
+          </w:tcPr>
+          <w:p>
+            <w:pPr>
+              <w:jc w:val="center"/>
+            </w:pPr>
+            <w:r>
+              <w:t>CODE</w:t>
+            </w:r>
+          </w:p>
+        </w:tc>
+        <w:tc>
+          <w:tcPr>
+            <w:tcW w:w="2338" w:type="dxa"/>
+          </w:tcPr>
+          <w:p>
+            <w:pPr>
+              <w:jc w:val="center"/>
+            </w:pPr>
+            <w:r>
+              <w:t>USER</w:t>
+            </w:r>
+          </w:p>
+        </w:tc>
+      </w:tr>
+      <w:tr>
+        <w:tc>
+          <w:tcPr>
+            <w:tcW w:w="2337" w:type="dxa"/>
+          </w:tcPr>
+          <w:p>
+            <w:pPr>
+              <w:jc w:val="center"/>
+            </w:pPr>
+            <w:r>
+              <w:t>FPCR</w:t>
+            </w:r>
+          </w:p>
+        </w:tc>
+        <w:tc>
+          <w:tcPr>
+            <w:tcW w:w="2337" w:type="dxa"/>
+          </w:tcPr>
+          <w:p>
+            <w:pPr>
+              <w:jc w:val="center"/>
+            </w:pPr>
+            <w:r>
+              <w:t>SERVER CONFIRMS CODE (OTHERWISE ERROR)</w:t>
+            </w:r>
+          </w:p>
+        </w:tc>
+        <w:tc>
+          <w:tcPr>
+            <w:tcW w:w="2338" w:type="dxa"/>
+          </w:tcPr>
+          <w:p>
+            <w:pPr>
+              <w:jc w:val="center"/>
+            </w:pPr>
+            <w:r>
+              <w:t>none</w:t>
+            </w:r>
+          </w:p>
+        </w:tc>
+        <w:tc>
+          <w:tcPr>
+            <w:tcW w:w="2338" w:type="dxa"/>
+          </w:tcPr>
+          <w:p>
+            <w:pPr>
+              <w:jc w:val="center"/>
+            </w:pPr>
+            <w:r>
+              <w:t>SERVER</w:t>
+            </w:r>
+          </w:p>
+        </w:tc>
+      </w:tr>
+      <w:tr>
+        <w:tc>
+          <w:tcPr>
+            <w:tcW w:w="2337" w:type="dxa"/>
+          </w:tcPr>
+          <w:p>
+            <w:pPr>
+              <w:jc w:val="center"/>
+            </w:pPr>
+            <w:r>
+              <w:t>NEWP</w:t>
+            </w:r>
+          </w:p>
+        </w:tc>
+        <w:tc>
+          <w:tcPr>
+            <w:tcW w:w="2337" w:type="dxa"/>
+          </w:tcPr>
+          <w:p>
+            <w:pPr>
+              <w:jc w:val="center"/>
+            </w:pPr>
+            <w:r>
+              <w:t>USER SENDS SERVER NEW PASSWORD</w:t>
+            </w:r>
+          </w:p>
+        </w:tc>
+        <w:tc>
+          <w:tcPr>
+            <w:tcW w:w="2338" w:type="dxa"/>
+          </w:tcPr>
+          <w:p>
+            <w:pPr>
+              <w:jc w:val="center"/>
+            </w:pPr>
+            <w:r>
+              <w:t>NEW PASSWORD</w:t>
+            </w:r>
+          </w:p>
+        </w:tc>
+        <w:tc>
+          <w:tcPr>
+            <w:tcW w:w="2338" w:type="dxa"/>
+          </w:tcPr>
+          <w:p>
+            <w:pPr>
+              <w:jc w:val="center"/>
+            </w:pPr>
+            <w:r>
+              <w:t>USER</w:t>
+            </w:r>
+          </w:p>
+        </w:tc>
+      </w:tr>
+      <w:tr>
+        <w:tc>
+          <w:tcPr>
+            <w:tcW w:w="2337" w:type="dxa"/>
+          </w:tcPr>
+          <w:p>
+            <w:pPr>
+              <w:jc w:val="center"/>
+            </w:pPr>
+            <w:r>
+              <w:t>NEWR</w:t>
+            </w:r>
+          </w:p>
+        </w:tc>
+        <w:tc>
+          <w:tcPr>
+            <w:tcW w:w="2337" w:type="dxa"/>
+          </w:tcPr>
+          <w:p>
+            <w:pPr>
+              <w:jc w:val="center"/>
+            </w:pPr>
+            <w:r>
+              <w:t>SERVER CONFIRMS PASSWORD CHANGE</w:t>
+            </w:r>
+          </w:p>
+        </w:tc>
+        <w:tc>
+          <w:tcPr>
+            <w:tcW w:w="2338" w:type="dxa"/>
+          </w:tcPr>
+          <w:p>
+            <w:pPr>
+              <w:jc w:val="center"/>
+            </w:pPr>
+            <w:r>
+              <w:t>none</w:t>
+            </w:r>
+          </w:p>
+        </w:tc>
+        <w:tc>
+          <w:tcPr>
+            <w:tcW w:w="2338" w:type="dxa"/>
+          </w:tcPr>
+          <w:p>
+            <w:pPr>
+              <w:jc w:val="center"/>
+            </w:pPr>
+            <w:r>
+              <w:t>SERVER</w:t>
+            </w:r>
+          </w:p>
+        </w:tc>
+      </w:tr>
+      <w:tr>
+        <w:tc>
+          <w:tcPr>
+            <w:tcW w:w="2337" w:type="dxa"/>
+          </w:tcPr>
+          <w:p>
+            <w:pPr>
+              <w:jc w:val="center"/>
+            </w:pPr>
+            <w:r>
+              <w:t>EROR</w:t>
+            </w:r>
+          </w:p>
+        </w:tc>
+        <w:tc>
+          <w:tcPr>
+            <w:tcW w:w="2337" w:type="dxa"/>
+          </w:tcPr>
+          <w:p>
+            <w:pPr>
+              <w:jc w:val="center"/>
+            </w:pPr>
+            <w:r>
+              <w:t>GENERAL ERROR MESSAGE</w:t>
+            </w:r>
+          </w:p>
+        </w:tc>
+        <w:tc>
+          <w:tcPr>
+            <w:tcW w:w="2338" w:type="dxa"/>
+          </w:tcPr>
+          <w:p>
+            <w:pPr>
+              <w:jc w:val="center"/>
+            </w:pPr>
+            <w:r>
+              <w:t>ERROR CODE</w:t>
+            </w:r>
+          </w:p>
+        </w:tc>
+        <w:tc>
+          <w:tcPr>
+            <w:tcW w:w="2338" w:type="dxa"/>
+          </w:tcPr>
+          <w:p>
+            <w:pPr>
+              <w:jc w:val="center"/>
+            </w:pPr>
+            <w:r>
+              <w:t>BOTH</w:t>
+            </w:r>
+          </w:p>
+        </w:tc>
+      </w:tr>
+      <w:tr>
+        <w:tc>
+          <w:tcPr>
+            <w:tcW w:w="2337" w:type="dxa"/>
+          </w:tcPr>
+          <w:p>
+            <w:pPr>
+              <w:jc w:val="center"/>
+            </w:pPr>
+            <w:r>
+              <w:t>MESG</w:t>
+            </w:r>
+          </w:p>
+        </w:tc>
+        <w:tc>
+          <w:tcPr>
+            <w:tcW w:w="2337" w:type="dxa"/>
+          </w:tcPr>
+          <w:p>
+            <w:pPr>
+              <w:jc w:val="center"/>
+            </w:pPr>
+            <w:r>
+              <w:t>AFTER LOGGED IN – CAN SEND MESSAGE TO OTHER USER.</w:t>
+            </w:r>
+          </w:p>
+        </w:tc>
+        <w:tc>
+          <w:tcPr>
+            <w:tcW w:w="2338" w:type="dxa"/>
+          </w:tcPr>
+          <w:p>
+            <w:pPr>
+              <w:jc w:val="center"/>
+            </w:pPr>
+            <w:r>
+              <w:t>FROM USER, TO USER, CONTENT</w:t>
+            </w:r>
+          </w:p>
+        </w:tc>
+        <w:tc>
+          <w:tcPr>
+            <w:tcW w:w="2338" w:type="dxa"/>
+          </w:tcPr>
+          <w:p>
+            <w:pPr>
+              <w:jc w:val="center"/>
+            </w:pPr>
+            <w:r>
+              <w:t>USER</w:t>
+            </w:r>
+          </w:p>
+        </w:tc>
+      </w:tr>
+      <w:tr>
+        <w:tc>
+          <w:tcPr>
+            <w:tcW w:w="2337" w:type="dxa"/>
+          </w:tcPr>
+          <w:p>
+            <w:pPr>
+              <w:jc w:val="center"/>
+            </w:pPr>
+            <w:r>
+              <w:t>MESS</w:t>
+            </w:r>
+          </w:p>
+        </w:tc>
+        <w:tc>
+          <w:tcPr>
+            <w:tcW w:w="2337" w:type="dxa"/>
+          </w:tcPr>
+          <w:p>
+            <w:pPr>
+              <w:jc w:val="center"/>
+            </w:pPr>
+            <w:r>
+              <w:t>MESSAGE FROM ANOTHER USER. PASSES THROUGH SERVER FIRST, THIS IS SENT FROM SERVER</w:t>
+            </w:r>
+          </w:p>
+        </w:tc>
+        <w:tc>
+          <w:tcPr>
+            <w:tcW w:w="2338" w:type="dxa"/>
+          </w:tcPr>
+          <w:p>
+            <w:pPr>
+              <w:jc w:val="center"/>
+            </w:pPr>
+            <w:r>
+              <w:t xml:space="preserve">FROM </w:t>
+            </w:r>
+            <w:proofErr w:type="gramStart"/>
+            <w:r>
+              <w:t>USER,  CONTENT</w:t>
+            </w:r>
+            <w:proofErr w:type="gramEnd"/>
+          </w:p>
+        </w:tc>
+        <w:tc>
+          <w:tcPr>
+            <w:tcW w:w="2338" w:type="dxa"/>
+          </w:tcPr>
+          <w:p>
+            <w:pPr>
+              <w:jc w:val="center"/>
+            </w:pPr>
+            <w:r>
+              <w:t>SERVER</w:t>
+            </w:r>
           </w:p>
         </w:tc>
       </w:tr>
     </w:tbl>
+    <w:p/>
     <w:p>
       <w:pPr>
         <w:jc w:val="center"/>
       </w:pPr>
-    </w:p>
-    <w:p>
-      <w:pPr>
-        <w:jc w:val="center"/>
-      </w:pPr>
-    </w:p>
-    <w:p>
-      <w:pPr>
-        <w:jc w:val="center"/>
-      </w:pPr>
-    </w:p>
-    <w:p>
-      <w:pPr>
-        <w:jc w:val="center"/>
-      </w:pPr>
-      <w:r>
-        <w:lastRenderedPageBreak/>
+      <w:r>
         <w:t>ERROR CODE</w:t>
       </w:r>
       <w:r>
@@ -727,7 +1173,6 @@
       <w:tblPr>
         <w:tblStyle w:val="TableGrid"/>
         <w:tblW w:w="0" w:type="auto"/>
-        <w:jc w:val="center"/>
         <w:tblLook w:val="04A0" w:firstRow="1" w:lastRow="0" w:firstColumn="1" w:lastColumn="0" w:noHBand="0" w:noVBand="1"/>
       </w:tblPr>
       <w:tblGrid>
@@ -735,18 +1180,12 @@
         <w:gridCol w:w="3117"/>
       </w:tblGrid>
       <w:tr>
-        <w:trPr>
-          <w:jc w:val="center"/>
-        </w:trPr>
         <w:tc>
           <w:tcPr>
             <w:tcW w:w="3116" w:type="dxa"/>
             <w:shd w:val="clear" w:color="auto" w:fill="7F7F7F" w:themeFill="text1" w:themeFillTint="80"/>
           </w:tcPr>
           <w:p>
-            <w:pPr>
-              <w:jc w:val="center"/>
-            </w:pPr>
             <w:r>
               <w:t>CODE</w:t>
             </w:r>
@@ -758,9 +1197,6 @@
             <w:shd w:val="clear" w:color="auto" w:fill="7F7F7F" w:themeFill="text1" w:themeFillTint="80"/>
           </w:tcPr>
           <w:p>
-            <w:pPr>
-              <w:jc w:val="center"/>
-            </w:pPr>
             <w:r>
               <w:t>MEANING</w:t>
             </w:r>
@@ -768,9 +1204,6 @@
         </w:tc>
       </w:tr>
       <w:tr>
-        <w:trPr>
-          <w:jc w:val="center"/>
-        </w:trPr>
         <w:tc>
           <w:tcPr>
             <w:tcW w:w="3116" w:type="dxa"/>
@@ -793,15 +1226,12 @@
               <w:jc w:val="center"/>
             </w:pPr>
             <w:r>
-              <w:t>BAD MESSAGE</w:t>
+              <w:t>GENERAL ERROR</w:t>
             </w:r>
           </w:p>
         </w:tc>
       </w:tr>
       <w:tr>
-        <w:trPr>
-          <w:jc w:val="center"/>
-        </w:trPr>
         <w:tc>
           <w:tcPr>
             <w:tcW w:w="3116" w:type="dxa"/>
@@ -823,13 +1253,13 @@
             <w:pPr>
               <w:jc w:val="center"/>
             </w:pPr>
+            <w:r>
+              <w:t>INVALID PASSWORD</w:t>
+            </w:r>
           </w:p>
         </w:tc>
       </w:tr>
       <w:tr>
-        <w:trPr>
-          <w:jc w:val="center"/>
-        </w:trPr>
         <w:tc>
           <w:tcPr>
             <w:tcW w:w="3116" w:type="dxa"/>
@@ -851,13 +1281,13 @@
             <w:pPr>
               <w:jc w:val="center"/>
             </w:pPr>
+            <w:r>
+              <w:t>NO SUCH USER EXISTS</w:t>
+            </w:r>
           </w:p>
         </w:tc>
       </w:tr>
       <w:tr>
-        <w:trPr>
-          <w:jc w:val="center"/>
-        </w:trPr>
         <w:tc>
           <w:tcPr>
             <w:tcW w:w="3116" w:type="dxa"/>
@@ -879,13 +1309,13 @@
             <w:pPr>
               <w:jc w:val="center"/>
             </w:pPr>
+            <w:r>
+              <w:t>USERNAME ALREADY EXISTS</w:t>
+            </w:r>
           </w:p>
         </w:tc>
       </w:tr>
       <w:tr>
-        <w:trPr>
-          <w:jc w:val="center"/>
-        </w:trPr>
         <w:tc>
           <w:tcPr>
             <w:tcW w:w="3116" w:type="dxa"/>
@@ -907,6 +1337,121 @@
             <w:pPr>
               <w:jc w:val="center"/>
             </w:pPr>
+            <w:r>
+              <w:t>INVALID MESSAGE SENT</w:t>
+            </w:r>
+          </w:p>
+        </w:tc>
+      </w:tr>
+      <w:tr>
+        <w:tc>
+          <w:tcPr>
+            <w:tcW w:w="3116" w:type="dxa"/>
+          </w:tcPr>
+          <w:p>
+            <w:pPr>
+              <w:jc w:val="center"/>
+            </w:pPr>
+            <w:r>
+              <w:t>006</w:t>
+            </w:r>
+          </w:p>
+        </w:tc>
+        <w:tc>
+          <w:tcPr>
+            <w:tcW w:w="3117" w:type="dxa"/>
+          </w:tcPr>
+          <w:p>
+            <w:pPr>
+              <w:jc w:val="center"/>
+            </w:pPr>
+            <w:r>
+              <w:t>NO EMAIL ASSOCIATED WITH THE ACCOUNT</w:t>
+            </w:r>
+          </w:p>
+        </w:tc>
+      </w:tr>
+      <w:tr>
+        <w:tc>
+          <w:tcPr>
+            <w:tcW w:w="3116" w:type="dxa"/>
+          </w:tcPr>
+          <w:p>
+            <w:pPr>
+              <w:jc w:val="center"/>
+            </w:pPr>
+            <w:r>
+              <w:t>007</w:t>
+            </w:r>
+          </w:p>
+        </w:tc>
+        <w:tc>
+          <w:tcPr>
+            <w:tcW w:w="3117" w:type="dxa"/>
+          </w:tcPr>
+          <w:p>
+            <w:pPr>
+              <w:jc w:val="center"/>
+            </w:pPr>
+            <w:r>
+              <w:t>LOGIN SEQUENCE ALREADY UNDERWAY</w:t>
+            </w:r>
+          </w:p>
+        </w:tc>
+      </w:tr>
+      <w:tr>
+        <w:tc>
+          <w:tcPr>
+            <w:tcW w:w="3116" w:type="dxa"/>
+          </w:tcPr>
+          <w:p>
+            <w:pPr>
+              <w:jc w:val="center"/>
+            </w:pPr>
+            <w:r>
+              <w:t>008</w:t>
+            </w:r>
+          </w:p>
+        </w:tc>
+        <w:tc>
+          <w:tcPr>
+            <w:tcW w:w="3117" w:type="dxa"/>
+          </w:tcPr>
+          <w:p>
+            <w:pPr>
+              <w:jc w:val="center"/>
+            </w:pPr>
+            <w:r>
+              <w:t>INVALID CODE</w:t>
+            </w:r>
+          </w:p>
+        </w:tc>
+      </w:tr>
+      <w:tr>
+        <w:tc>
+          <w:tcPr>
+            <w:tcW w:w="3116" w:type="dxa"/>
+          </w:tcPr>
+          <w:p>
+            <w:pPr>
+              <w:jc w:val="center"/>
+            </w:pPr>
+            <w:r>
+              <w:t>009</w:t>
+            </w:r>
+          </w:p>
+        </w:tc>
+        <w:tc>
+          <w:tcPr>
+            <w:tcW w:w="3117" w:type="dxa"/>
+          </w:tcPr>
+          <w:p>
+            <w:pPr>
+              <w:jc w:val="center"/>
+            </w:pPr>
+            <w:r>
+              <w:t>EMAIL NOT ASSOCIATED WITH ACCOUNT</w:t>
+            </w:r>
           </w:p>
         </w:tc>
       </w:tr>

--- a/Protocol.docx
+++ b/Protocol.docx
@@ -1,126 +1,102 @@
 
 <file path=word/document.xml><?xml version="1.0" encoding="utf-8"?>
-<w:document xmlns:wpc="http://schemas.microsoft.com/office/word/2010/wordprocessingCanvas" xmlns:cx="http://schemas.microsoft.com/office/drawing/2014/chartex" xmlns:cx1="http://schemas.microsoft.com/office/drawing/2015/9/8/chartex" xmlns:cx2="http://schemas.microsoft.com/office/drawing/2015/10/21/chartex" xmlns:cx3="http://schemas.microsoft.com/office/drawing/2016/5/9/chartex" xmlns:cx4="http://schemas.microsoft.com/office/drawing/2016/5/10/chartex" xmlns:cx5="http://schemas.microsoft.com/office/drawing/2016/5/11/chartex" xmlns:cx6="http://schemas.microsoft.com/office/drawing/2016/5/12/chartex" xmlns:cx7="http://schemas.microsoft.com/office/drawing/2016/5/13/chartex" xmlns:cx8="http://schemas.microsoft.com/office/drawing/2016/5/14/chartex" xmlns:mc="http://schemas.openxmlformats.org/markup-compatibility/2006" xmlns:aink="http://schemas.microsoft.com/office/drawing/2016/ink" xmlns:am3d="http://schemas.microsoft.com/office/drawing/2017/model3d" xmlns:o="urn:schemas-microsoft-com:office:office" xmlns:oel="http://schemas.microsoft.com/office/2019/extlst" xmlns:r="http://schemas.openxmlformats.org/officeDocument/2006/relationships" xmlns:m="http://schemas.openxmlformats.org/officeDocument/2006/math" xmlns:v="urn:schemas-microsoft-com:vml" xmlns:wp14="http://schemas.microsoft.com/office/word/2010/wordprocessingDrawing" xmlns:wp="http://schemas.openxmlformats.org/drawingml/2006/wordprocessingDrawing" xmlns:w10="urn:schemas-microsoft-com:office:word" xmlns:w="http://schemas.openxmlformats.org/wordprocessingml/2006/main" xmlns:w14="http://schemas.microsoft.com/office/word/2010/wordml" xmlns:w15="http://schemas.microsoft.com/office/word/2012/wordml" xmlns:w16cex="http://schemas.microsoft.com/office/word/2018/wordml/cex" xmlns:w16cid="http://schemas.microsoft.com/office/word/2016/wordml/cid" xmlns:w16="http://schemas.microsoft.com/office/word/2018/wordml" xmlns:w16du="http://schemas.microsoft.com/office/word/2023/wordml/word16du" xmlns:w16sdtdh="http://schemas.microsoft.com/office/word/2020/wordml/sdtdatahash" xmlns:w16sdtfl="http://schemas.microsoft.com/office/word/2024/wordml/sdtformatlock" xmlns:w16se="http://schemas.microsoft.com/office/word/2015/wordml/symex" xmlns:wpg="http://schemas.microsoft.com/office/word/2010/wordprocessingGroup" xmlns:wpi="http://schemas.microsoft.com/office/word/2010/wordprocessingInk" xmlns:wne="http://schemas.microsoft.com/office/word/2006/wordml" xmlns:wps="http://schemas.microsoft.com/office/word/2010/wordprocessingShape" mc:Ignorable="w14 w15 w16se w16cid w16 w16cex w16sdtdh w16sdtfl w16du wp14">
+<w:document xmlns:o="urn:schemas-microsoft-com:office:office" xmlns:r="http://schemas.openxmlformats.org/officeDocument/2006/relationships" xmlns:v="urn:schemas-microsoft-com:vml" xmlns:w="http://schemas.openxmlformats.org/wordprocessingml/2006/main" xmlns:w10="urn:schemas-microsoft-com:office:word" xmlns:wp="http://schemas.openxmlformats.org/drawingml/2006/wordprocessingDrawing" xmlns:pic="http://schemas.openxmlformats.org/drawingml/2006/picture" xmlns:wps="http://schemas.microsoft.com/office/word/2010/wordprocessingShape" xmlns:wpg="http://schemas.microsoft.com/office/word/2010/wordprocessingGroup" xmlns:mc="http://schemas.openxmlformats.org/markup-compatibility/2006" xmlns:wp14="http://schemas.microsoft.com/office/word/2010/wordprocessingDrawing" xmlns:w14="http://schemas.microsoft.com/office/word/2010/wordml" xmlns:w15="http://schemas.microsoft.com/office/word/2012/wordml" mc:Ignorable="w14 wp14 w15">
   <w:body>
     <w:p>
       <w:pPr>
+        <w:pStyle w:val="Normal"/>
         <w:jc w:val="center"/>
+        <w:rPr/>
       </w:pPr>
       <w:r>
+        <w:rPr/>
         <w:t>Battleship Game Protocol</w:t>
       </w:r>
     </w:p>
     <w:p>
       <w:pPr>
+        <w:pStyle w:val="Normal"/>
         <w:jc w:val="center"/>
+        <w:rPr/>
       </w:pPr>
       <w:r>
+        <w:rPr/>
         <w:t>By F-162A7V</w:t>
       </w:r>
     </w:p>
     <w:p>
       <w:pPr>
+        <w:pStyle w:val="Normal"/>
         <w:jc w:val="center"/>
+        <w:rPr/>
       </w:pPr>
+      <w:r>
+        <w:rPr/>
+      </w:r>
     </w:p>
     <w:p>
       <w:pPr>
+        <w:pStyle w:val="Normal"/>
         <w:jc w:val="center"/>
+        <w:rPr/>
       </w:pPr>
       <w:r>
+        <w:rPr/>
         <w:t>Each message is made of Fields.</w:t>
       </w:r>
     </w:p>
     <w:p>
       <w:pPr>
+        <w:pStyle w:val="Normal"/>
         <w:jc w:val="center"/>
+        <w:rPr/>
       </w:pPr>
       <w:r>
-        <w:t xml:space="preserve">At </w:t>
-      </w:r>
-      <w:r>
-        <w:t>the beginning of each message,</w:t>
-      </w:r>
-      <w:r>
-        <w:t xml:space="preserve"> </w:t>
-      </w:r>
-      <w:proofErr w:type="gramStart"/>
-      <w:r>
-        <w:t>is</w:t>
-      </w:r>
-      <w:proofErr w:type="gramEnd"/>
-      <w:r>
-        <w:t xml:space="preserve"> a </w:t>
+        <w:rPr/>
+        <w:t xml:space="preserve">At the beginning of each message, is a </w:t>
       </w:r>
       <w:r>
         <w:rPr>
           <w:color w:val="EE0000"/>
         </w:rPr>
-        <w:t>field of length</w:t>
+        <w:t xml:space="preserve">field of length </w:t>
       </w:r>
       <w:r>
-        <w:rPr>
-          <w:color w:val="EE0000"/>
-        </w:rPr>
-        <w:t xml:space="preserve"> </w:t>
-      </w:r>
-      <w:r>
+        <w:rPr/>
         <w:t>represented by 4 bytes.</w:t>
       </w:r>
     </w:p>
     <w:p>
       <w:pPr>
+        <w:pStyle w:val="Normal"/>
         <w:jc w:val="center"/>
+        <w:rPr/>
       </w:pPr>
       <w:r>
+        <w:rPr/>
         <w:t xml:space="preserve">After that is another mandatory </w:t>
       </w:r>
       <w:r>
         <w:rPr>
           <w:color w:val="0070C0"/>
         </w:rPr>
-        <w:t>field representing message type.</w:t>
-      </w:r>
-      <w:r>
-        <w:rPr>
-          <w:color w:val="0070C0"/>
-        </w:rPr>
-        <w:t xml:space="preserve"> (8</w:t>
-      </w:r>
-      <w:proofErr w:type="gramStart"/>
-      <w:r>
-        <w:rPr>
-          <w:color w:val="0070C0"/>
-        </w:rPr>
-        <w:t>byte)</w:t>
-      </w:r>
-      <w:r>
-        <w:rPr>
-          <w:color w:val="0070C0"/>
-        </w:rPr>
-        <w:t>(</w:t>
-      </w:r>
-      <w:proofErr w:type="gramEnd"/>
-      <w:r>
-        <w:rPr>
-          <w:color w:val="0070C0"/>
-        </w:rPr>
-        <w:t>4char)</w:t>
+        <w:t>field representing message type. (8byte)(4char)</w:t>
       </w:r>
     </w:p>
     <w:p>
       <w:pPr>
+        <w:pStyle w:val="Normal"/>
         <w:jc w:val="center"/>
+        <w:rPr/>
       </w:pPr>
       <w:r>
-        <w:t>Each field</w:t>
-      </w:r>
-      <w:r>
-        <w:t xml:space="preserve"> is separated from the next (Except for field of length) by the following byte string:</w:t>
+        <w:rPr/>
+        <w:t>Each field is separated from the next (Except for field of length) by the following byte string:</w:t>
       </w:r>
     </w:p>
     <w:p>
       <w:pPr>
+        <w:pStyle w:val="Normal"/>
         <w:jc w:val="center"/>
         <w:rPr>
           <w:color w:val="92D050"/>
@@ -135,31 +111,31 @@
     </w:p>
     <w:p>
       <w:pPr>
+        <w:pStyle w:val="Normal"/>
         <w:jc w:val="center"/>
+        <w:rPr/>
       </w:pPr>
       <w:r>
-        <w:t xml:space="preserve">String is long </w:t>
-      </w:r>
-      <w:proofErr w:type="gramStart"/>
-      <w:r>
-        <w:t>in order to</w:t>
-      </w:r>
-      <w:proofErr w:type="gramEnd"/>
-      <w:r>
-        <w:t xml:space="preserve"> avoid accidental separation in case of a long file.</w:t>
+        <w:rPr/>
+        <w:t>String is long in order to avoid accidental separation in case of a long file.</w:t>
       </w:r>
     </w:p>
     <w:p>
       <w:pPr>
+        <w:pStyle w:val="Normal"/>
         <w:jc w:val="center"/>
+        <w:rPr/>
       </w:pPr>
       <w:r>
+        <w:rPr/>
         <w:t>Example Message:</w:t>
       </w:r>
     </w:p>
     <w:p>
       <w:pPr>
+        <w:pStyle w:val="Normal"/>
         <w:jc w:val="center"/>
+        <w:rPr/>
       </w:pPr>
       <w:r>
         <w:rPr>
@@ -180,6 +156,7 @@
         <w:t>--||||--</w:t>
       </w:r>
       <w:r>
+        <w:rPr/>
         <w:t>FIELD1</w:t>
       </w:r>
       <w:r>
@@ -189,27 +166,45 @@
         <w:t>--||||--</w:t>
       </w:r>
       <w:r>
+        <w:rPr/>
         <w:t>FIELD2</w:t>
       </w:r>
     </w:p>
     <w:p>
       <w:pPr>
+        <w:pStyle w:val="Normal"/>
         <w:jc w:val="center"/>
+        <w:rPr/>
       </w:pPr>
+      <w:r>
+        <w:rPr/>
+      </w:r>
     </w:p>
     <w:p>
       <w:pPr>
+        <w:pStyle w:val="Normal"/>
         <w:jc w:val="center"/>
+        <w:rPr/>
       </w:pPr>
       <w:r>
+        <w:rPr/>
         <w:t>Encrypted using AES, key exchanged initially using RSA</w:t>
       </w:r>
     </w:p>
     <w:tbl>
       <w:tblPr>
         <w:tblStyle w:val="TableGrid"/>
-        <w:tblW w:w="0" w:type="auto"/>
-        <w:tblLook w:val="04A0" w:firstRow="1" w:lastRow="0" w:firstColumn="1" w:lastColumn="0" w:noHBand="0" w:noVBand="1"/>
+        <w:tblW w:w="9350" w:type="dxa"/>
+        <w:jc w:val="start"/>
+        <w:tblInd w:w="0" w:type="dxa"/>
+        <w:tblLayout w:type="fixed"/>
+        <w:tblCellMar>
+          <w:top w:w="0" w:type="dxa"/>
+          <w:start w:w="108" w:type="dxa"/>
+          <w:bottom w:w="0" w:type="dxa"/>
+          <w:end w:w="108" w:type="dxa"/>
+        </w:tblCellMar>
+        <w:tblLook w:val="04a0" w:firstRow="1" w:noVBand="1" w:lastRow="0" w:firstColumn="1" w:lastColumn="0" w:noHBand="0"/>
       </w:tblPr>
       <w:tblGrid>
         <w:gridCol w:w="2337"/>
@@ -218,16 +213,35 @@
         <w:gridCol w:w="2338"/>
       </w:tblGrid>
       <w:tr>
+        <w:trPr/>
         <w:tc>
           <w:tcPr>
             <w:tcW w:w="2337" w:type="dxa"/>
-            <w:shd w:val="clear" w:color="auto" w:fill="7F7F7F" w:themeFill="text1" w:themeFillTint="80"/>
-          </w:tcPr>
-          <w:p>
-            <w:pPr>
-              <w:jc w:val="center"/>
-            </w:pPr>
-            <w:r>
+            <w:tcBorders/>
+            <w:shd w:color="auto" w:fill="7F7F7F" w:themeFill="text1" w:themeFillTint="80" w:val="clear"/>
+          </w:tcPr>
+          <w:p>
+            <w:pPr>
+              <w:pStyle w:val="Normal"/>
+              <w:widowControl/>
+              <w:spacing w:lineRule="auto" w:line="240" w:before="0" w:after="0"/>
+              <w:jc w:val="center"/>
+              <w:rPr>
+                <w:rFonts w:ascii="Calibri" w:hAnsi="Calibri" w:eastAsia="Calibri" w:cs="Arial"/>
+                <w:kern w:val="2"/>
+                <w:sz w:val="24"/>
+                <w:szCs w:val="24"/>
+                <w:lang w:val="en-US" w:eastAsia="en-US" w:bidi="he-IL"/>
+              </w:rPr>
+            </w:pPr>
+            <w:r>
+              <w:rPr>
+                <w:rFonts w:eastAsia="Calibri" w:cs="Arial"/>
+                <w:kern w:val="2"/>
+                <w:sz w:val="24"/>
+                <w:szCs w:val="24"/>
+                <w:lang w:val="en-US" w:eastAsia="en-US" w:bidi="he-IL"/>
+              </w:rPr>
               <w:t>MESSAGE CODE</w:t>
             </w:r>
           </w:p>
@@ -235,13 +249,31 @@
         <w:tc>
           <w:tcPr>
             <w:tcW w:w="2337" w:type="dxa"/>
-            <w:shd w:val="clear" w:color="auto" w:fill="7F7F7F" w:themeFill="text1" w:themeFillTint="80"/>
-          </w:tcPr>
-          <w:p>
-            <w:pPr>
-              <w:jc w:val="center"/>
-            </w:pPr>
-            <w:r>
+            <w:tcBorders/>
+            <w:shd w:color="auto" w:fill="7F7F7F" w:themeFill="text1" w:themeFillTint="80" w:val="clear"/>
+          </w:tcPr>
+          <w:p>
+            <w:pPr>
+              <w:pStyle w:val="Normal"/>
+              <w:widowControl/>
+              <w:spacing w:lineRule="auto" w:line="240" w:before="0" w:after="0"/>
+              <w:jc w:val="center"/>
+              <w:rPr>
+                <w:rFonts w:ascii="Calibri" w:hAnsi="Calibri" w:eastAsia="Calibri" w:cs="Arial"/>
+                <w:kern w:val="2"/>
+                <w:sz w:val="24"/>
+                <w:szCs w:val="24"/>
+                <w:lang w:val="en-US" w:eastAsia="en-US" w:bidi="he-IL"/>
+              </w:rPr>
+            </w:pPr>
+            <w:r>
+              <w:rPr>
+                <w:rFonts w:eastAsia="Calibri" w:cs="Arial"/>
+                <w:kern w:val="2"/>
+                <w:sz w:val="24"/>
+                <w:szCs w:val="24"/>
+                <w:lang w:val="en-US" w:eastAsia="en-US" w:bidi="he-IL"/>
+              </w:rPr>
               <w:t>PURPOSE</w:t>
             </w:r>
           </w:p>
@@ -249,13 +281,31 @@
         <w:tc>
           <w:tcPr>
             <w:tcW w:w="2338" w:type="dxa"/>
-            <w:shd w:val="clear" w:color="auto" w:fill="7F7F7F" w:themeFill="text1" w:themeFillTint="80"/>
-          </w:tcPr>
-          <w:p>
-            <w:pPr>
-              <w:jc w:val="center"/>
-            </w:pPr>
-            <w:r>
+            <w:tcBorders/>
+            <w:shd w:color="auto" w:fill="7F7F7F" w:themeFill="text1" w:themeFillTint="80" w:val="clear"/>
+          </w:tcPr>
+          <w:p>
+            <w:pPr>
+              <w:pStyle w:val="Normal"/>
+              <w:widowControl/>
+              <w:spacing w:lineRule="auto" w:line="240" w:before="0" w:after="0"/>
+              <w:jc w:val="center"/>
+              <w:rPr>
+                <w:rFonts w:ascii="Calibri" w:hAnsi="Calibri" w:eastAsia="Calibri" w:cs="Arial"/>
+                <w:kern w:val="2"/>
+                <w:sz w:val="24"/>
+                <w:szCs w:val="24"/>
+                <w:lang w:val="en-US" w:eastAsia="en-US" w:bidi="he-IL"/>
+              </w:rPr>
+            </w:pPr>
+            <w:r>
+              <w:rPr>
+                <w:rFonts w:eastAsia="Calibri" w:cs="Arial"/>
+                <w:kern w:val="2"/>
+                <w:sz w:val="24"/>
+                <w:szCs w:val="24"/>
+                <w:lang w:val="en-US" w:eastAsia="en-US" w:bidi="he-IL"/>
+              </w:rPr>
               <w:t>FIELDS</w:t>
             </w:r>
           </w:p>
@@ -263,31 +313,61 @@
         <w:tc>
           <w:tcPr>
             <w:tcW w:w="2338" w:type="dxa"/>
-            <w:shd w:val="clear" w:color="auto" w:fill="7F7F7F" w:themeFill="text1" w:themeFillTint="80"/>
-          </w:tcPr>
-          <w:p>
-            <w:pPr>
-              <w:jc w:val="center"/>
-              <w:rPr>
-                <w:color w:val="404040" w:themeColor="text1" w:themeTint="BF"/>
-              </w:rPr>
-            </w:pPr>
-            <w:r>
+            <w:tcBorders/>
+            <w:shd w:color="auto" w:fill="7F7F7F" w:themeFill="text1" w:themeFillTint="80" w:val="clear"/>
+          </w:tcPr>
+          <w:p>
+            <w:pPr>
+              <w:pStyle w:val="Normal"/>
+              <w:widowControl/>
+              <w:spacing w:lineRule="auto" w:line="240" w:before="0" w:after="0"/>
+              <w:jc w:val="center"/>
+              <w:rPr>
+                <w:color w:themeColor="text1" w:themeTint="bf" w:val="404040"/>
+              </w:rPr>
+            </w:pPr>
+            <w:r>
+              <w:rPr>
+                <w:rFonts w:eastAsia="Calibri" w:cs="Arial"/>
+                <w:kern w:val="2"/>
+                <w:sz w:val="24"/>
+                <w:szCs w:val="24"/>
+                <w:lang w:val="en-US" w:eastAsia="en-US" w:bidi="he-IL"/>
+              </w:rPr>
               <w:t>SENDER</w:t>
             </w:r>
           </w:p>
         </w:tc>
       </w:tr>
       <w:tr>
+        <w:trPr/>
         <w:tc>
           <w:tcPr>
             <w:tcW w:w="2337" w:type="dxa"/>
-          </w:tcPr>
-          <w:p>
-            <w:pPr>
-              <w:jc w:val="center"/>
-            </w:pPr>
-            <w:r>
+            <w:tcBorders/>
+          </w:tcPr>
+          <w:p>
+            <w:pPr>
+              <w:pStyle w:val="Normal"/>
+              <w:widowControl/>
+              <w:spacing w:lineRule="auto" w:line="240" w:before="0" w:after="0"/>
+              <w:jc w:val="center"/>
+              <w:rPr>
+                <w:rFonts w:ascii="Calibri" w:hAnsi="Calibri" w:eastAsia="Calibri" w:cs="Arial"/>
+                <w:kern w:val="2"/>
+                <w:sz w:val="24"/>
+                <w:szCs w:val="24"/>
+                <w:lang w:val="en-US" w:eastAsia="en-US" w:bidi="he-IL"/>
+              </w:rPr>
+            </w:pPr>
+            <w:r>
+              <w:rPr>
+                <w:rFonts w:eastAsia="Calibri" w:cs="Arial"/>
+                <w:kern w:val="2"/>
+                <w:sz w:val="24"/>
+                <w:szCs w:val="24"/>
+                <w:lang w:val="en-US" w:eastAsia="en-US" w:bidi="he-IL"/>
+              </w:rPr>
               <w:t>EROR</w:t>
             </w:r>
           </w:p>
@@ -295,12 +375,30 @@
         <w:tc>
           <w:tcPr>
             <w:tcW w:w="2337" w:type="dxa"/>
-          </w:tcPr>
-          <w:p>
-            <w:pPr>
-              <w:jc w:val="center"/>
-            </w:pPr>
-            <w:r>
+            <w:tcBorders/>
+          </w:tcPr>
+          <w:p>
+            <w:pPr>
+              <w:pStyle w:val="Normal"/>
+              <w:widowControl/>
+              <w:spacing w:lineRule="auto" w:line="240" w:before="0" w:after="0"/>
+              <w:jc w:val="center"/>
+              <w:rPr>
+                <w:rFonts w:ascii="Calibri" w:hAnsi="Calibri" w:eastAsia="Calibri" w:cs="Arial"/>
+                <w:kern w:val="2"/>
+                <w:sz w:val="24"/>
+                <w:szCs w:val="24"/>
+                <w:lang w:val="en-US" w:eastAsia="en-US" w:bidi="he-IL"/>
+              </w:rPr>
+            </w:pPr>
+            <w:r>
+              <w:rPr>
+                <w:rFonts w:eastAsia="Calibri" w:cs="Arial"/>
+                <w:kern w:val="2"/>
+                <w:sz w:val="24"/>
+                <w:szCs w:val="24"/>
+                <w:lang w:val="en-US" w:eastAsia="en-US" w:bidi="he-IL"/>
+              </w:rPr>
               <w:t>EITHER SIDE ANNOUNCES ERROR</w:t>
             </w:r>
           </w:p>
@@ -308,12 +406,30 @@
         <w:tc>
           <w:tcPr>
             <w:tcW w:w="2338" w:type="dxa"/>
-          </w:tcPr>
-          <w:p>
-            <w:pPr>
-              <w:jc w:val="center"/>
-            </w:pPr>
-            <w:r>
+            <w:tcBorders/>
+          </w:tcPr>
+          <w:p>
+            <w:pPr>
+              <w:pStyle w:val="Normal"/>
+              <w:widowControl/>
+              <w:spacing w:lineRule="auto" w:line="240" w:before="0" w:after="0"/>
+              <w:jc w:val="center"/>
+              <w:rPr>
+                <w:rFonts w:ascii="Calibri" w:hAnsi="Calibri" w:eastAsia="Calibri" w:cs="Arial"/>
+                <w:kern w:val="2"/>
+                <w:sz w:val="24"/>
+                <w:szCs w:val="24"/>
+                <w:lang w:val="en-US" w:eastAsia="en-US" w:bidi="he-IL"/>
+              </w:rPr>
+            </w:pPr>
+            <w:r>
+              <w:rPr>
+                <w:rFonts w:eastAsia="Calibri" w:cs="Arial"/>
+                <w:kern w:val="2"/>
+                <w:sz w:val="24"/>
+                <w:szCs w:val="24"/>
+                <w:lang w:val="en-US" w:eastAsia="en-US" w:bidi="he-IL"/>
+              </w:rPr>
               <w:t>ERROR CODE (CONSULT ERROR TABLE)</w:t>
             </w:r>
           </w:p>
@@ -321,27 +437,64 @@
         <w:tc>
           <w:tcPr>
             <w:tcW w:w="2338" w:type="dxa"/>
-          </w:tcPr>
-          <w:p>
-            <w:pPr>
-              <w:jc w:val="center"/>
-            </w:pPr>
-            <w:r>
+            <w:tcBorders/>
+          </w:tcPr>
+          <w:p>
+            <w:pPr>
+              <w:pStyle w:val="Normal"/>
+              <w:widowControl/>
+              <w:spacing w:lineRule="auto" w:line="240" w:before="0" w:after="0"/>
+              <w:jc w:val="center"/>
+              <w:rPr>
+                <w:rFonts w:ascii="Calibri" w:hAnsi="Calibri" w:eastAsia="Calibri" w:cs="Arial"/>
+                <w:kern w:val="2"/>
+                <w:sz w:val="24"/>
+                <w:szCs w:val="24"/>
+                <w:lang w:val="en-US" w:eastAsia="en-US" w:bidi="he-IL"/>
+              </w:rPr>
+            </w:pPr>
+            <w:r>
+              <w:rPr>
+                <w:rFonts w:eastAsia="Calibri" w:cs="Arial"/>
+                <w:kern w:val="2"/>
+                <w:sz w:val="24"/>
+                <w:szCs w:val="24"/>
+                <w:lang w:val="en-US" w:eastAsia="en-US" w:bidi="he-IL"/>
+              </w:rPr>
               <w:t>BOTH</w:t>
             </w:r>
           </w:p>
         </w:tc>
       </w:tr>
       <w:tr>
+        <w:trPr/>
         <w:tc>
           <w:tcPr>
             <w:tcW w:w="2337" w:type="dxa"/>
-          </w:tcPr>
-          <w:p>
-            <w:pPr>
-              <w:jc w:val="center"/>
-            </w:pPr>
-            <w:r>
+            <w:tcBorders/>
+          </w:tcPr>
+          <w:p>
+            <w:pPr>
+              <w:pStyle w:val="Normal"/>
+              <w:widowControl/>
+              <w:spacing w:lineRule="auto" w:line="240" w:before="0" w:after="0"/>
+              <w:jc w:val="center"/>
+              <w:rPr>
+                <w:rFonts w:ascii="Calibri" w:hAnsi="Calibri" w:eastAsia="Calibri" w:cs="Arial"/>
+                <w:kern w:val="2"/>
+                <w:sz w:val="24"/>
+                <w:szCs w:val="24"/>
+                <w:lang w:val="en-US" w:eastAsia="en-US" w:bidi="he-IL"/>
+              </w:rPr>
+            </w:pPr>
+            <w:r>
+              <w:rPr>
+                <w:rFonts w:eastAsia="Calibri" w:cs="Arial"/>
+                <w:kern w:val="2"/>
+                <w:sz w:val="24"/>
+                <w:szCs w:val="24"/>
+                <w:lang w:val="en-US" w:eastAsia="en-US" w:bidi="he-IL"/>
+              </w:rPr>
               <w:t>HELO</w:t>
             </w:r>
           </w:p>
@@ -349,12 +502,30 @@
         <w:tc>
           <w:tcPr>
             <w:tcW w:w="2337" w:type="dxa"/>
-          </w:tcPr>
-          <w:p>
-            <w:pPr>
-              <w:jc w:val="center"/>
-            </w:pPr>
-            <w:r>
+            <w:tcBorders/>
+          </w:tcPr>
+          <w:p>
+            <w:pPr>
+              <w:pStyle w:val="Normal"/>
+              <w:widowControl/>
+              <w:spacing w:lineRule="auto" w:line="240" w:before="0" w:after="0"/>
+              <w:jc w:val="center"/>
+              <w:rPr>
+                <w:rFonts w:ascii="Calibri" w:hAnsi="Calibri" w:eastAsia="Calibri" w:cs="Arial"/>
+                <w:kern w:val="2"/>
+                <w:sz w:val="24"/>
+                <w:szCs w:val="24"/>
+                <w:lang w:val="en-US" w:eastAsia="en-US" w:bidi="he-IL"/>
+              </w:rPr>
+            </w:pPr>
+            <w:r>
+              <w:rPr>
+                <w:rFonts w:eastAsia="Calibri" w:cs="Arial"/>
+                <w:kern w:val="2"/>
+                <w:sz w:val="24"/>
+                <w:szCs w:val="24"/>
+                <w:lang w:val="en-US" w:eastAsia="en-US" w:bidi="he-IL"/>
+              </w:rPr>
               <w:t>SENDS SERVER PUBLIC RSA KEY</w:t>
             </w:r>
           </w:p>
@@ -362,12 +533,30 @@
         <w:tc>
           <w:tcPr>
             <w:tcW w:w="2338" w:type="dxa"/>
-          </w:tcPr>
-          <w:p>
-            <w:pPr>
-              <w:jc w:val="center"/>
-            </w:pPr>
-            <w:r>
+            <w:tcBorders/>
+          </w:tcPr>
+          <w:p>
+            <w:pPr>
+              <w:pStyle w:val="Normal"/>
+              <w:widowControl/>
+              <w:spacing w:lineRule="auto" w:line="240" w:before="0" w:after="0"/>
+              <w:jc w:val="center"/>
+              <w:rPr>
+                <w:rFonts w:ascii="Calibri" w:hAnsi="Calibri" w:eastAsia="Calibri" w:cs="Arial"/>
+                <w:kern w:val="2"/>
+                <w:sz w:val="24"/>
+                <w:szCs w:val="24"/>
+                <w:lang w:val="en-US" w:eastAsia="en-US" w:bidi="he-IL"/>
+              </w:rPr>
+            </w:pPr>
+            <w:r>
+              <w:rPr>
+                <w:rFonts w:eastAsia="Calibri" w:cs="Arial"/>
+                <w:kern w:val="2"/>
+                <w:sz w:val="24"/>
+                <w:szCs w:val="24"/>
+                <w:lang w:val="en-US" w:eastAsia="en-US" w:bidi="he-IL"/>
+              </w:rPr>
               <w:t>PUBLIC RSA KEY</w:t>
             </w:r>
           </w:p>
@@ -375,27 +564,64 @@
         <w:tc>
           <w:tcPr>
             <w:tcW w:w="2338" w:type="dxa"/>
-          </w:tcPr>
-          <w:p>
-            <w:pPr>
-              <w:jc w:val="center"/>
-            </w:pPr>
-            <w:r>
+            <w:tcBorders/>
+          </w:tcPr>
+          <w:p>
+            <w:pPr>
+              <w:pStyle w:val="Normal"/>
+              <w:widowControl/>
+              <w:spacing w:lineRule="auto" w:line="240" w:before="0" w:after="0"/>
+              <w:jc w:val="center"/>
+              <w:rPr>
+                <w:rFonts w:ascii="Calibri" w:hAnsi="Calibri" w:eastAsia="Calibri" w:cs="Arial"/>
+                <w:kern w:val="2"/>
+                <w:sz w:val="24"/>
+                <w:szCs w:val="24"/>
+                <w:lang w:val="en-US" w:eastAsia="en-US" w:bidi="he-IL"/>
+              </w:rPr>
+            </w:pPr>
+            <w:r>
+              <w:rPr>
+                <w:rFonts w:eastAsia="Calibri" w:cs="Arial"/>
+                <w:kern w:val="2"/>
+                <w:sz w:val="24"/>
+                <w:szCs w:val="24"/>
+                <w:lang w:val="en-US" w:eastAsia="en-US" w:bidi="he-IL"/>
+              </w:rPr>
               <w:t>CLIENT</w:t>
             </w:r>
           </w:p>
         </w:tc>
       </w:tr>
       <w:tr>
+        <w:trPr/>
         <w:tc>
           <w:tcPr>
             <w:tcW w:w="2337" w:type="dxa"/>
-          </w:tcPr>
-          <w:p>
-            <w:pPr>
-              <w:jc w:val="center"/>
-            </w:pPr>
-            <w:r>
+            <w:tcBorders/>
+          </w:tcPr>
+          <w:p>
+            <w:pPr>
+              <w:pStyle w:val="Normal"/>
+              <w:widowControl/>
+              <w:spacing w:lineRule="auto" w:line="240" w:before="0" w:after="0"/>
+              <w:jc w:val="center"/>
+              <w:rPr>
+                <w:rFonts w:ascii="Calibri" w:hAnsi="Calibri" w:eastAsia="Calibri" w:cs="Arial"/>
+                <w:kern w:val="2"/>
+                <w:sz w:val="24"/>
+                <w:szCs w:val="24"/>
+                <w:lang w:val="en-US" w:eastAsia="en-US" w:bidi="he-IL"/>
+              </w:rPr>
+            </w:pPr>
+            <w:r>
+              <w:rPr>
+                <w:rFonts w:eastAsia="Calibri" w:cs="Arial"/>
+                <w:kern w:val="2"/>
+                <w:sz w:val="24"/>
+                <w:szCs w:val="24"/>
+                <w:lang w:val="en-US" w:eastAsia="en-US" w:bidi="he-IL"/>
+              </w:rPr>
               <w:t>AESK</w:t>
             </w:r>
           </w:p>
@@ -403,12 +629,30 @@
         <w:tc>
           <w:tcPr>
             <w:tcW w:w="2337" w:type="dxa"/>
-          </w:tcPr>
-          <w:p>
-            <w:pPr>
-              <w:jc w:val="center"/>
-            </w:pPr>
-            <w:r>
+            <w:tcBorders/>
+          </w:tcPr>
+          <w:p>
+            <w:pPr>
+              <w:pStyle w:val="Normal"/>
+              <w:widowControl/>
+              <w:spacing w:lineRule="auto" w:line="240" w:before="0" w:after="0"/>
+              <w:jc w:val="center"/>
+              <w:rPr>
+                <w:rFonts w:ascii="Calibri" w:hAnsi="Calibri" w:eastAsia="Calibri" w:cs="Arial"/>
+                <w:kern w:val="2"/>
+                <w:sz w:val="24"/>
+                <w:szCs w:val="24"/>
+                <w:lang w:val="en-US" w:eastAsia="en-US" w:bidi="he-IL"/>
+              </w:rPr>
+            </w:pPr>
+            <w:r>
+              <w:rPr>
+                <w:rFonts w:eastAsia="Calibri" w:cs="Arial"/>
+                <w:kern w:val="2"/>
+                <w:sz w:val="24"/>
+                <w:szCs w:val="24"/>
+                <w:lang w:val="en-US" w:eastAsia="en-US" w:bidi="he-IL"/>
+              </w:rPr>
               <w:t>SENDS CLIENT AES KEY, ENCRYPTED USING CLIENT’S PUBLIC RSA KEY</w:t>
             </w:r>
           </w:p>
@@ -416,12 +660,30 @@
         <w:tc>
           <w:tcPr>
             <w:tcW w:w="2338" w:type="dxa"/>
-          </w:tcPr>
-          <w:p>
-            <w:pPr>
-              <w:jc w:val="center"/>
-            </w:pPr>
-            <w:r>
+            <w:tcBorders/>
+          </w:tcPr>
+          <w:p>
+            <w:pPr>
+              <w:pStyle w:val="Normal"/>
+              <w:widowControl/>
+              <w:spacing w:lineRule="auto" w:line="240" w:before="0" w:after="0"/>
+              <w:jc w:val="center"/>
+              <w:rPr>
+                <w:rFonts w:ascii="Calibri" w:hAnsi="Calibri" w:eastAsia="Calibri" w:cs="Arial"/>
+                <w:kern w:val="2"/>
+                <w:sz w:val="24"/>
+                <w:szCs w:val="24"/>
+                <w:lang w:val="en-US" w:eastAsia="en-US" w:bidi="he-IL"/>
+              </w:rPr>
+            </w:pPr>
+            <w:r>
+              <w:rPr>
+                <w:rFonts w:eastAsia="Calibri" w:cs="Arial"/>
+                <w:kern w:val="2"/>
+                <w:sz w:val="24"/>
+                <w:szCs w:val="24"/>
+                <w:lang w:val="en-US" w:eastAsia="en-US" w:bidi="he-IL"/>
+              </w:rPr>
               <w:t>KEY</w:t>
             </w:r>
           </w:p>
@@ -429,27 +691,64 @@
         <w:tc>
           <w:tcPr>
             <w:tcW w:w="2338" w:type="dxa"/>
-          </w:tcPr>
-          <w:p>
-            <w:pPr>
-              <w:jc w:val="center"/>
-            </w:pPr>
-            <w:r>
+            <w:tcBorders/>
+          </w:tcPr>
+          <w:p>
+            <w:pPr>
+              <w:pStyle w:val="Normal"/>
+              <w:widowControl/>
+              <w:spacing w:lineRule="auto" w:line="240" w:before="0" w:after="0"/>
+              <w:jc w:val="center"/>
+              <w:rPr>
+                <w:rFonts w:ascii="Calibri" w:hAnsi="Calibri" w:eastAsia="Calibri" w:cs="Arial"/>
+                <w:kern w:val="2"/>
+                <w:sz w:val="24"/>
+                <w:szCs w:val="24"/>
+                <w:lang w:val="en-US" w:eastAsia="en-US" w:bidi="he-IL"/>
+              </w:rPr>
+            </w:pPr>
+            <w:r>
+              <w:rPr>
+                <w:rFonts w:eastAsia="Calibri" w:cs="Arial"/>
+                <w:kern w:val="2"/>
+                <w:sz w:val="24"/>
+                <w:szCs w:val="24"/>
+                <w:lang w:val="en-US" w:eastAsia="en-US" w:bidi="he-IL"/>
+              </w:rPr>
               <w:t>SERVER</w:t>
             </w:r>
           </w:p>
         </w:tc>
       </w:tr>
       <w:tr>
+        <w:trPr/>
         <w:tc>
           <w:tcPr>
             <w:tcW w:w="2337" w:type="dxa"/>
-          </w:tcPr>
-          <w:p>
-            <w:pPr>
-              <w:jc w:val="center"/>
-            </w:pPr>
-            <w:r>
+            <w:tcBorders/>
+          </w:tcPr>
+          <w:p>
+            <w:pPr>
+              <w:pStyle w:val="Normal"/>
+              <w:widowControl/>
+              <w:spacing w:lineRule="auto" w:line="240" w:before="0" w:after="0"/>
+              <w:jc w:val="center"/>
+              <w:rPr>
+                <w:rFonts w:ascii="Calibri" w:hAnsi="Calibri" w:eastAsia="Calibri" w:cs="Arial"/>
+                <w:kern w:val="2"/>
+                <w:sz w:val="24"/>
+                <w:szCs w:val="24"/>
+                <w:lang w:val="en-US" w:eastAsia="en-US" w:bidi="he-IL"/>
+              </w:rPr>
+            </w:pPr>
+            <w:r>
+              <w:rPr>
+                <w:rFonts w:eastAsia="Calibri" w:cs="Arial"/>
+                <w:kern w:val="2"/>
+                <w:sz w:val="24"/>
+                <w:szCs w:val="24"/>
+                <w:lang w:val="en-US" w:eastAsia="en-US" w:bidi="he-IL"/>
+              </w:rPr>
               <w:t>SIGN</w:t>
             </w:r>
           </w:p>
@@ -457,12 +756,30 @@
         <w:tc>
           <w:tcPr>
             <w:tcW w:w="2337" w:type="dxa"/>
-          </w:tcPr>
-          <w:p>
-            <w:pPr>
-              <w:jc w:val="center"/>
-            </w:pPr>
-            <w:r>
+            <w:tcBorders/>
+          </w:tcPr>
+          <w:p>
+            <w:pPr>
+              <w:pStyle w:val="Normal"/>
+              <w:widowControl/>
+              <w:spacing w:lineRule="auto" w:line="240" w:before="0" w:after="0"/>
+              <w:jc w:val="center"/>
+              <w:rPr>
+                <w:rFonts w:ascii="Calibri" w:hAnsi="Calibri" w:eastAsia="Calibri" w:cs="Arial"/>
+                <w:kern w:val="2"/>
+                <w:sz w:val="24"/>
+                <w:szCs w:val="24"/>
+                <w:lang w:val="en-US" w:eastAsia="en-US" w:bidi="he-IL"/>
+              </w:rPr>
+            </w:pPr>
+            <w:r>
+              <w:rPr>
+                <w:rFonts w:eastAsia="Calibri" w:cs="Arial"/>
+                <w:kern w:val="2"/>
+                <w:sz w:val="24"/>
+                <w:szCs w:val="24"/>
+                <w:lang w:val="en-US" w:eastAsia="en-US" w:bidi="he-IL"/>
+              </w:rPr>
               <w:t>USER SENDS SIGN UP CREDS</w:t>
             </w:r>
           </w:p>
@@ -470,45 +787,95 @@
         <w:tc>
           <w:tcPr>
             <w:tcW w:w="2338" w:type="dxa"/>
-          </w:tcPr>
-          <w:p>
-            <w:pPr>
-              <w:jc w:val="center"/>
-            </w:pPr>
-            <w:proofErr w:type="gramStart"/>
-            <w:r>
-              <w:t>EMAIL,USER</w:t>
-            </w:r>
-            <w:proofErr w:type="gramEnd"/>
-            <w:r>
-              <w:t>, PASS</w:t>
+            <w:tcBorders/>
+          </w:tcPr>
+          <w:p>
+            <w:pPr>
+              <w:pStyle w:val="Normal"/>
+              <w:widowControl/>
+              <w:spacing w:lineRule="auto" w:line="240" w:before="0" w:after="0"/>
+              <w:jc w:val="center"/>
+              <w:rPr>
+                <w:rFonts w:ascii="Calibri" w:hAnsi="Calibri" w:eastAsia="Calibri" w:cs="Arial"/>
+                <w:kern w:val="2"/>
+                <w:sz w:val="24"/>
+                <w:szCs w:val="24"/>
+                <w:lang w:val="en-US" w:eastAsia="en-US" w:bidi="he-IL"/>
+              </w:rPr>
+            </w:pPr>
+            <w:r>
+              <w:rPr>
+                <w:rFonts w:eastAsia="Calibri" w:cs="Arial"/>
+                <w:kern w:val="2"/>
+                <w:sz w:val="24"/>
+                <w:szCs w:val="24"/>
+                <w:lang w:val="en-US" w:eastAsia="en-US" w:bidi="he-IL"/>
+              </w:rPr>
+              <w:t>EMAIL,USER, PASS</w:t>
             </w:r>
           </w:p>
         </w:tc>
         <w:tc>
           <w:tcPr>
             <w:tcW w:w="2338" w:type="dxa"/>
-          </w:tcPr>
-          <w:p>
-            <w:pPr>
-              <w:jc w:val="center"/>
-            </w:pPr>
-            <w:r>
+            <w:tcBorders/>
+          </w:tcPr>
+          <w:p>
+            <w:pPr>
+              <w:pStyle w:val="Normal"/>
+              <w:widowControl/>
+              <w:spacing w:lineRule="auto" w:line="240" w:before="0" w:after="0"/>
+              <w:jc w:val="center"/>
+              <w:rPr>
+                <w:rFonts w:ascii="Calibri" w:hAnsi="Calibri" w:eastAsia="Calibri" w:cs="Arial"/>
+                <w:kern w:val="2"/>
+                <w:sz w:val="24"/>
+                <w:szCs w:val="24"/>
+                <w:lang w:val="en-US" w:eastAsia="en-US" w:bidi="he-IL"/>
+              </w:rPr>
+            </w:pPr>
+            <w:r>
+              <w:rPr>
+                <w:rFonts w:eastAsia="Calibri" w:cs="Arial"/>
+                <w:kern w:val="2"/>
+                <w:sz w:val="24"/>
+                <w:szCs w:val="24"/>
+                <w:lang w:val="en-US" w:eastAsia="en-US" w:bidi="he-IL"/>
+              </w:rPr>
               <w:t>USER</w:t>
             </w:r>
           </w:p>
         </w:tc>
       </w:tr>
       <w:tr>
+        <w:trPr/>
         <w:tc>
           <w:tcPr>
             <w:tcW w:w="2337" w:type="dxa"/>
-          </w:tcPr>
-          <w:p>
-            <w:pPr>
-              <w:jc w:val="center"/>
-            </w:pPr>
-            <w:r>
+            <w:tcBorders/>
+          </w:tcPr>
+          <w:p>
+            <w:pPr>
+              <w:pStyle w:val="Normal"/>
+              <w:widowControl/>
+              <w:spacing w:lineRule="auto" w:line="240" w:before="0" w:after="0"/>
+              <w:jc w:val="center"/>
+              <w:rPr>
+                <w:rFonts w:ascii="Calibri" w:hAnsi="Calibri" w:eastAsia="Calibri" w:cs="Arial"/>
+                <w:kern w:val="2"/>
+                <w:sz w:val="24"/>
+                <w:szCs w:val="24"/>
+                <w:lang w:val="en-US" w:eastAsia="en-US" w:bidi="he-IL"/>
+              </w:rPr>
+            </w:pPr>
+            <w:r>
+              <w:rPr>
+                <w:rFonts w:eastAsia="Calibri" w:cs="Arial"/>
+                <w:kern w:val="2"/>
+                <w:sz w:val="24"/>
+                <w:szCs w:val="24"/>
+                <w:lang w:val="en-US" w:eastAsia="en-US" w:bidi="he-IL"/>
+              </w:rPr>
               <w:t>SIGR</w:t>
             </w:r>
           </w:p>
@@ -516,12 +883,30 @@
         <w:tc>
           <w:tcPr>
             <w:tcW w:w="2337" w:type="dxa"/>
-          </w:tcPr>
-          <w:p>
-            <w:pPr>
-              <w:jc w:val="center"/>
-            </w:pPr>
-            <w:r>
+            <w:tcBorders/>
+          </w:tcPr>
+          <w:p>
+            <w:pPr>
+              <w:pStyle w:val="Normal"/>
+              <w:widowControl/>
+              <w:spacing w:lineRule="auto" w:line="240" w:before="0" w:after="0"/>
+              <w:jc w:val="center"/>
+              <w:rPr>
+                <w:rFonts w:ascii="Calibri" w:hAnsi="Calibri" w:eastAsia="Calibri" w:cs="Arial"/>
+                <w:kern w:val="2"/>
+                <w:sz w:val="24"/>
+                <w:szCs w:val="24"/>
+                <w:lang w:val="en-US" w:eastAsia="en-US" w:bidi="he-IL"/>
+              </w:rPr>
+            </w:pPr>
+            <w:r>
+              <w:rPr>
+                <w:rFonts w:eastAsia="Calibri" w:cs="Arial"/>
+                <w:kern w:val="2"/>
+                <w:sz w:val="24"/>
+                <w:szCs w:val="24"/>
+                <w:lang w:val="en-US" w:eastAsia="en-US" w:bidi="he-IL"/>
+              </w:rPr>
               <w:t>SERVER APPROVES LOGIN ATTEMPT</w:t>
             </w:r>
           </w:p>
@@ -529,12 +914,30 @@
         <w:tc>
           <w:tcPr>
             <w:tcW w:w="2338" w:type="dxa"/>
-          </w:tcPr>
-          <w:p>
-            <w:pPr>
-              <w:jc w:val="center"/>
-            </w:pPr>
-            <w:r>
+            <w:tcBorders/>
+          </w:tcPr>
+          <w:p>
+            <w:pPr>
+              <w:pStyle w:val="Normal"/>
+              <w:widowControl/>
+              <w:spacing w:lineRule="auto" w:line="240" w:before="0" w:after="0"/>
+              <w:jc w:val="center"/>
+              <w:rPr>
+                <w:rFonts w:ascii="Calibri" w:hAnsi="Calibri" w:eastAsia="Calibri" w:cs="Arial"/>
+                <w:kern w:val="2"/>
+                <w:sz w:val="24"/>
+                <w:szCs w:val="24"/>
+                <w:lang w:val="en-US" w:eastAsia="en-US" w:bidi="he-IL"/>
+              </w:rPr>
+            </w:pPr>
+            <w:r>
+              <w:rPr>
+                <w:rFonts w:eastAsia="Calibri" w:cs="Arial"/>
+                <w:kern w:val="2"/>
+                <w:sz w:val="24"/>
+                <w:szCs w:val="24"/>
+                <w:lang w:val="en-US" w:eastAsia="en-US" w:bidi="he-IL"/>
+              </w:rPr>
               <w:t>none</w:t>
             </w:r>
           </w:p>
@@ -542,27 +945,64 @@
         <w:tc>
           <w:tcPr>
             <w:tcW w:w="2338" w:type="dxa"/>
-          </w:tcPr>
-          <w:p>
-            <w:pPr>
-              <w:jc w:val="center"/>
-            </w:pPr>
-            <w:r>
+            <w:tcBorders/>
+          </w:tcPr>
+          <w:p>
+            <w:pPr>
+              <w:pStyle w:val="Normal"/>
+              <w:widowControl/>
+              <w:spacing w:lineRule="auto" w:line="240" w:before="0" w:after="0"/>
+              <w:jc w:val="center"/>
+              <w:rPr>
+                <w:rFonts w:ascii="Calibri" w:hAnsi="Calibri" w:eastAsia="Calibri" w:cs="Arial"/>
+                <w:kern w:val="2"/>
+                <w:sz w:val="24"/>
+                <w:szCs w:val="24"/>
+                <w:lang w:val="en-US" w:eastAsia="en-US" w:bidi="he-IL"/>
+              </w:rPr>
+            </w:pPr>
+            <w:r>
+              <w:rPr>
+                <w:rFonts w:eastAsia="Calibri" w:cs="Arial"/>
+                <w:kern w:val="2"/>
+                <w:sz w:val="24"/>
+                <w:szCs w:val="24"/>
+                <w:lang w:val="en-US" w:eastAsia="en-US" w:bidi="he-IL"/>
+              </w:rPr>
               <w:t>SERVER</w:t>
             </w:r>
           </w:p>
         </w:tc>
       </w:tr>
       <w:tr>
+        <w:trPr/>
         <w:tc>
           <w:tcPr>
             <w:tcW w:w="2337" w:type="dxa"/>
-          </w:tcPr>
-          <w:p>
-            <w:pPr>
-              <w:jc w:val="center"/>
-            </w:pPr>
-            <w:r>
+            <w:tcBorders/>
+          </w:tcPr>
+          <w:p>
+            <w:pPr>
+              <w:pStyle w:val="Normal"/>
+              <w:widowControl/>
+              <w:spacing w:lineRule="auto" w:line="240" w:before="0" w:after="0"/>
+              <w:jc w:val="center"/>
+              <w:rPr>
+                <w:rFonts w:ascii="Calibri" w:hAnsi="Calibri" w:eastAsia="Calibri" w:cs="Arial"/>
+                <w:kern w:val="2"/>
+                <w:sz w:val="24"/>
+                <w:szCs w:val="24"/>
+                <w:lang w:val="en-US" w:eastAsia="en-US" w:bidi="he-IL"/>
+              </w:rPr>
+            </w:pPr>
+            <w:r>
+              <w:rPr>
+                <w:rFonts w:eastAsia="Calibri" w:cs="Arial"/>
+                <w:kern w:val="2"/>
+                <w:sz w:val="24"/>
+                <w:szCs w:val="24"/>
+                <w:lang w:val="en-US" w:eastAsia="en-US" w:bidi="he-IL"/>
+              </w:rPr>
               <w:t>LOGN</w:t>
             </w:r>
           </w:p>
@@ -570,12 +1010,30 @@
         <w:tc>
           <w:tcPr>
             <w:tcW w:w="2337" w:type="dxa"/>
-          </w:tcPr>
-          <w:p>
-            <w:pPr>
-              <w:jc w:val="center"/>
-            </w:pPr>
-            <w:r>
+            <w:tcBorders/>
+          </w:tcPr>
+          <w:p>
+            <w:pPr>
+              <w:pStyle w:val="Normal"/>
+              <w:widowControl/>
+              <w:spacing w:lineRule="auto" w:line="240" w:before="0" w:after="0"/>
+              <w:jc w:val="center"/>
+              <w:rPr>
+                <w:rFonts w:ascii="Calibri" w:hAnsi="Calibri" w:eastAsia="Calibri" w:cs="Arial"/>
+                <w:kern w:val="2"/>
+                <w:sz w:val="24"/>
+                <w:szCs w:val="24"/>
+                <w:lang w:val="en-US" w:eastAsia="en-US" w:bidi="he-IL"/>
+              </w:rPr>
+            </w:pPr>
+            <w:r>
+              <w:rPr>
+                <w:rFonts w:eastAsia="Calibri" w:cs="Arial"/>
+                <w:kern w:val="2"/>
+                <w:sz w:val="24"/>
+                <w:szCs w:val="24"/>
+                <w:lang w:val="en-US" w:eastAsia="en-US" w:bidi="he-IL"/>
+              </w:rPr>
               <w:t>USER SENDS LOGIN CREDS</w:t>
             </w:r>
           </w:p>
@@ -583,12 +1041,30 @@
         <w:tc>
           <w:tcPr>
             <w:tcW w:w="2338" w:type="dxa"/>
-          </w:tcPr>
-          <w:p>
-            <w:pPr>
-              <w:jc w:val="center"/>
-            </w:pPr>
-            <w:r>
+            <w:tcBorders/>
+          </w:tcPr>
+          <w:p>
+            <w:pPr>
+              <w:pStyle w:val="Normal"/>
+              <w:widowControl/>
+              <w:spacing w:lineRule="auto" w:line="240" w:before="0" w:after="0"/>
+              <w:jc w:val="center"/>
+              <w:rPr>
+                <w:rFonts w:ascii="Calibri" w:hAnsi="Calibri" w:eastAsia="Calibri" w:cs="Arial"/>
+                <w:kern w:val="2"/>
+                <w:sz w:val="24"/>
+                <w:szCs w:val="24"/>
+                <w:lang w:val="en-US" w:eastAsia="en-US" w:bidi="he-IL"/>
+              </w:rPr>
+            </w:pPr>
+            <w:r>
+              <w:rPr>
+                <w:rFonts w:eastAsia="Calibri" w:cs="Arial"/>
+                <w:kern w:val="2"/>
+                <w:sz w:val="24"/>
+                <w:szCs w:val="24"/>
+                <w:lang w:val="en-US" w:eastAsia="en-US" w:bidi="he-IL"/>
+              </w:rPr>
               <w:t>EMAIL, PASS</w:t>
             </w:r>
           </w:p>
@@ -596,27 +1072,64 @@
         <w:tc>
           <w:tcPr>
             <w:tcW w:w="2338" w:type="dxa"/>
-          </w:tcPr>
-          <w:p>
-            <w:pPr>
-              <w:jc w:val="center"/>
-            </w:pPr>
-            <w:r>
+            <w:tcBorders/>
+          </w:tcPr>
+          <w:p>
+            <w:pPr>
+              <w:pStyle w:val="Normal"/>
+              <w:widowControl/>
+              <w:spacing w:lineRule="auto" w:line="240" w:before="0" w:after="0"/>
+              <w:jc w:val="center"/>
+              <w:rPr>
+                <w:rFonts w:ascii="Calibri" w:hAnsi="Calibri" w:eastAsia="Calibri" w:cs="Arial"/>
+                <w:kern w:val="2"/>
+                <w:sz w:val="24"/>
+                <w:szCs w:val="24"/>
+                <w:lang w:val="en-US" w:eastAsia="en-US" w:bidi="he-IL"/>
+              </w:rPr>
+            </w:pPr>
+            <w:r>
+              <w:rPr>
+                <w:rFonts w:eastAsia="Calibri" w:cs="Arial"/>
+                <w:kern w:val="2"/>
+                <w:sz w:val="24"/>
+                <w:szCs w:val="24"/>
+                <w:lang w:val="en-US" w:eastAsia="en-US" w:bidi="he-IL"/>
+              </w:rPr>
               <w:t>USER</w:t>
             </w:r>
           </w:p>
         </w:tc>
       </w:tr>
       <w:tr>
+        <w:trPr/>
         <w:tc>
           <w:tcPr>
             <w:tcW w:w="2337" w:type="dxa"/>
-          </w:tcPr>
-          <w:p>
-            <w:pPr>
-              <w:jc w:val="center"/>
-            </w:pPr>
-            <w:r>
+            <w:tcBorders/>
+          </w:tcPr>
+          <w:p>
+            <w:pPr>
+              <w:pStyle w:val="Normal"/>
+              <w:widowControl/>
+              <w:spacing w:lineRule="auto" w:line="240" w:before="0" w:after="0"/>
+              <w:jc w:val="center"/>
+              <w:rPr>
+                <w:rFonts w:ascii="Calibri" w:hAnsi="Calibri" w:eastAsia="Calibri" w:cs="Arial"/>
+                <w:kern w:val="2"/>
+                <w:sz w:val="24"/>
+                <w:szCs w:val="24"/>
+                <w:lang w:val="en-US" w:eastAsia="en-US" w:bidi="he-IL"/>
+              </w:rPr>
+            </w:pPr>
+            <w:r>
+              <w:rPr>
+                <w:rFonts w:eastAsia="Calibri" w:cs="Arial"/>
+                <w:kern w:val="2"/>
+                <w:sz w:val="24"/>
+                <w:szCs w:val="24"/>
+                <w:lang w:val="en-US" w:eastAsia="en-US" w:bidi="he-IL"/>
+              </w:rPr>
               <w:t>LOGR</w:t>
             </w:r>
           </w:p>
@@ -624,12 +1137,30 @@
         <w:tc>
           <w:tcPr>
             <w:tcW w:w="2337" w:type="dxa"/>
-          </w:tcPr>
-          <w:p>
-            <w:pPr>
-              <w:jc w:val="center"/>
-            </w:pPr>
-            <w:r>
+            <w:tcBorders/>
+          </w:tcPr>
+          <w:p>
+            <w:pPr>
+              <w:pStyle w:val="Normal"/>
+              <w:widowControl/>
+              <w:spacing w:lineRule="auto" w:line="240" w:before="0" w:after="0"/>
+              <w:jc w:val="center"/>
+              <w:rPr>
+                <w:rFonts w:ascii="Calibri" w:hAnsi="Calibri" w:eastAsia="Calibri" w:cs="Arial"/>
+                <w:kern w:val="2"/>
+                <w:sz w:val="24"/>
+                <w:szCs w:val="24"/>
+                <w:lang w:val="en-US" w:eastAsia="en-US" w:bidi="he-IL"/>
+              </w:rPr>
+            </w:pPr>
+            <w:r>
+              <w:rPr>
+                <w:rFonts w:eastAsia="Calibri" w:cs="Arial"/>
+                <w:kern w:val="2"/>
+                <w:sz w:val="24"/>
+                <w:szCs w:val="24"/>
+                <w:lang w:val="en-US" w:eastAsia="en-US" w:bidi="he-IL"/>
+              </w:rPr>
               <w:t>SERVER APPROVES LOGIN ATTEMPT</w:t>
             </w:r>
           </w:p>
@@ -637,12 +1168,30 @@
         <w:tc>
           <w:tcPr>
             <w:tcW w:w="2338" w:type="dxa"/>
-          </w:tcPr>
-          <w:p>
-            <w:pPr>
-              <w:jc w:val="center"/>
-            </w:pPr>
-            <w:r>
+            <w:tcBorders/>
+          </w:tcPr>
+          <w:p>
+            <w:pPr>
+              <w:pStyle w:val="Normal"/>
+              <w:widowControl/>
+              <w:spacing w:lineRule="auto" w:line="240" w:before="0" w:after="0"/>
+              <w:jc w:val="center"/>
+              <w:rPr>
+                <w:rFonts w:ascii="Calibri" w:hAnsi="Calibri" w:eastAsia="Calibri" w:cs="Arial"/>
+                <w:kern w:val="2"/>
+                <w:sz w:val="24"/>
+                <w:szCs w:val="24"/>
+                <w:lang w:val="en-US" w:eastAsia="en-US" w:bidi="he-IL"/>
+              </w:rPr>
+            </w:pPr>
+            <w:r>
+              <w:rPr>
+                <w:rFonts w:eastAsia="Calibri" w:cs="Arial"/>
+                <w:kern w:val="2"/>
+                <w:sz w:val="24"/>
+                <w:szCs w:val="24"/>
+                <w:lang w:val="en-US" w:eastAsia="en-US" w:bidi="he-IL"/>
+              </w:rPr>
               <w:t>none</w:t>
             </w:r>
           </w:p>
@@ -650,27 +1199,64 @@
         <w:tc>
           <w:tcPr>
             <w:tcW w:w="2338" w:type="dxa"/>
-          </w:tcPr>
-          <w:p>
-            <w:pPr>
-              <w:jc w:val="center"/>
-            </w:pPr>
-            <w:r>
+            <w:tcBorders/>
+          </w:tcPr>
+          <w:p>
+            <w:pPr>
+              <w:pStyle w:val="Normal"/>
+              <w:widowControl/>
+              <w:spacing w:lineRule="auto" w:line="240" w:before="0" w:after="0"/>
+              <w:jc w:val="center"/>
+              <w:rPr>
+                <w:rFonts w:ascii="Calibri" w:hAnsi="Calibri" w:eastAsia="Calibri" w:cs="Arial"/>
+                <w:kern w:val="2"/>
+                <w:sz w:val="24"/>
+                <w:szCs w:val="24"/>
+                <w:lang w:val="en-US" w:eastAsia="en-US" w:bidi="he-IL"/>
+              </w:rPr>
+            </w:pPr>
+            <w:r>
+              <w:rPr>
+                <w:rFonts w:eastAsia="Calibri" w:cs="Arial"/>
+                <w:kern w:val="2"/>
+                <w:sz w:val="24"/>
+                <w:szCs w:val="24"/>
+                <w:lang w:val="en-US" w:eastAsia="en-US" w:bidi="he-IL"/>
+              </w:rPr>
               <w:t>SERVER</w:t>
             </w:r>
           </w:p>
         </w:tc>
       </w:tr>
       <w:tr>
+        <w:trPr/>
         <w:tc>
           <w:tcPr>
             <w:tcW w:w="2337" w:type="dxa"/>
-          </w:tcPr>
-          <w:p>
-            <w:pPr>
-              <w:jc w:val="center"/>
-            </w:pPr>
-            <w:r>
+            <w:tcBorders/>
+          </w:tcPr>
+          <w:p>
+            <w:pPr>
+              <w:pStyle w:val="Normal"/>
+              <w:widowControl/>
+              <w:spacing w:lineRule="auto" w:line="240" w:before="0" w:after="0"/>
+              <w:jc w:val="center"/>
+              <w:rPr>
+                <w:rFonts w:ascii="Calibri" w:hAnsi="Calibri" w:eastAsia="Calibri" w:cs="Arial"/>
+                <w:kern w:val="2"/>
+                <w:sz w:val="24"/>
+                <w:szCs w:val="24"/>
+                <w:lang w:val="en-US" w:eastAsia="en-US" w:bidi="he-IL"/>
+              </w:rPr>
+            </w:pPr>
+            <w:r>
+              <w:rPr>
+                <w:rFonts w:eastAsia="Calibri" w:cs="Arial"/>
+                <w:kern w:val="2"/>
+                <w:sz w:val="24"/>
+                <w:szCs w:val="24"/>
+                <w:lang w:val="en-US" w:eastAsia="en-US" w:bidi="he-IL"/>
+              </w:rPr>
               <w:t>FGTP</w:t>
             </w:r>
           </w:p>
@@ -678,12 +1264,30 @@
         <w:tc>
           <w:tcPr>
             <w:tcW w:w="2337" w:type="dxa"/>
-          </w:tcPr>
-          <w:p>
-            <w:pPr>
-              <w:jc w:val="center"/>
-            </w:pPr>
-            <w:r>
+            <w:tcBorders/>
+          </w:tcPr>
+          <w:p>
+            <w:pPr>
+              <w:pStyle w:val="Normal"/>
+              <w:widowControl/>
+              <w:spacing w:lineRule="auto" w:line="240" w:before="0" w:after="0"/>
+              <w:jc w:val="center"/>
+              <w:rPr>
+                <w:rFonts w:ascii="Calibri" w:hAnsi="Calibri" w:eastAsia="Calibri" w:cs="Arial"/>
+                <w:kern w:val="2"/>
+                <w:sz w:val="24"/>
+                <w:szCs w:val="24"/>
+                <w:lang w:val="en-US" w:eastAsia="en-US" w:bidi="he-IL"/>
+              </w:rPr>
+            </w:pPr>
+            <w:r>
+              <w:rPr>
+                <w:rFonts w:eastAsia="Calibri" w:cs="Arial"/>
+                <w:kern w:val="2"/>
+                <w:sz w:val="24"/>
+                <w:szCs w:val="24"/>
+                <w:lang w:val="en-US" w:eastAsia="en-US" w:bidi="he-IL"/>
+              </w:rPr>
               <w:t>USER TELLS SERVER THAT HE FORGOTS PASSWORD</w:t>
             </w:r>
           </w:p>
@@ -691,12 +1295,30 @@
         <w:tc>
           <w:tcPr>
             <w:tcW w:w="2338" w:type="dxa"/>
-          </w:tcPr>
-          <w:p>
-            <w:pPr>
-              <w:jc w:val="center"/>
-            </w:pPr>
-            <w:r>
+            <w:tcBorders/>
+          </w:tcPr>
+          <w:p>
+            <w:pPr>
+              <w:pStyle w:val="Normal"/>
+              <w:widowControl/>
+              <w:spacing w:lineRule="auto" w:line="240" w:before="0" w:after="0"/>
+              <w:jc w:val="center"/>
+              <w:rPr>
+                <w:rFonts w:ascii="Calibri" w:hAnsi="Calibri" w:eastAsia="Calibri" w:cs="Arial"/>
+                <w:kern w:val="2"/>
+                <w:sz w:val="24"/>
+                <w:szCs w:val="24"/>
+                <w:lang w:val="en-US" w:eastAsia="en-US" w:bidi="he-IL"/>
+              </w:rPr>
+            </w:pPr>
+            <w:r>
+              <w:rPr>
+                <w:rFonts w:eastAsia="Calibri" w:cs="Arial"/>
+                <w:kern w:val="2"/>
+                <w:sz w:val="24"/>
+                <w:szCs w:val="24"/>
+                <w:lang w:val="en-US" w:eastAsia="en-US" w:bidi="he-IL"/>
+              </w:rPr>
               <w:t>EMAIL</w:t>
             </w:r>
           </w:p>
@@ -704,28 +1326,64 @@
         <w:tc>
           <w:tcPr>
             <w:tcW w:w="2338" w:type="dxa"/>
-          </w:tcPr>
-          <w:p>
-            <w:pPr>
-              <w:jc w:val="center"/>
-            </w:pPr>
-            <w:r>
+            <w:tcBorders/>
+          </w:tcPr>
+          <w:p>
+            <w:pPr>
+              <w:pStyle w:val="Normal"/>
+              <w:widowControl/>
+              <w:spacing w:lineRule="auto" w:line="240" w:before="0" w:after="0"/>
+              <w:jc w:val="center"/>
+              <w:rPr>
+                <w:rFonts w:ascii="Calibri" w:hAnsi="Calibri" w:eastAsia="Calibri" w:cs="Arial"/>
+                <w:kern w:val="2"/>
+                <w:sz w:val="24"/>
+                <w:szCs w:val="24"/>
+                <w:lang w:val="en-US" w:eastAsia="en-US" w:bidi="he-IL"/>
+              </w:rPr>
+            </w:pPr>
+            <w:r>
+              <w:rPr>
+                <w:rFonts w:eastAsia="Calibri" w:cs="Arial"/>
+                <w:kern w:val="2"/>
+                <w:sz w:val="24"/>
+                <w:szCs w:val="24"/>
+                <w:lang w:val="en-US" w:eastAsia="en-US" w:bidi="he-IL"/>
+              </w:rPr>
               <w:t>USER</w:t>
             </w:r>
           </w:p>
         </w:tc>
       </w:tr>
       <w:tr>
+        <w:trPr/>
         <w:tc>
           <w:tcPr>
             <w:tcW w:w="2337" w:type="dxa"/>
-          </w:tcPr>
-          <w:p>
-            <w:pPr>
-              <w:jc w:val="center"/>
-            </w:pPr>
-            <w:r>
-              <w:lastRenderedPageBreak/>
+            <w:tcBorders/>
+          </w:tcPr>
+          <w:p>
+            <w:pPr>
+              <w:pStyle w:val="Normal"/>
+              <w:widowControl/>
+              <w:spacing w:lineRule="auto" w:line="240" w:before="0" w:after="0"/>
+              <w:jc w:val="center"/>
+              <w:rPr>
+                <w:rFonts w:ascii="Calibri" w:hAnsi="Calibri" w:eastAsia="Calibri" w:cs="Arial"/>
+                <w:kern w:val="2"/>
+                <w:sz w:val="24"/>
+                <w:szCs w:val="24"/>
+                <w:lang w:val="en-US" w:eastAsia="en-US" w:bidi="he-IL"/>
+              </w:rPr>
+            </w:pPr>
+            <w:r>
+              <w:rPr>
+                <w:rFonts w:eastAsia="Calibri" w:cs="Arial"/>
+                <w:kern w:val="2"/>
+                <w:sz w:val="24"/>
+                <w:szCs w:val="24"/>
+                <w:lang w:val="en-US" w:eastAsia="en-US" w:bidi="he-IL"/>
+              </w:rPr>
               <w:t>FGPR</w:t>
             </w:r>
           </w:p>
@@ -733,12 +1391,30 @@
         <w:tc>
           <w:tcPr>
             <w:tcW w:w="2337" w:type="dxa"/>
-          </w:tcPr>
-          <w:p>
-            <w:pPr>
-              <w:jc w:val="center"/>
-            </w:pPr>
-            <w:r>
+            <w:tcBorders/>
+          </w:tcPr>
+          <w:p>
+            <w:pPr>
+              <w:pStyle w:val="Normal"/>
+              <w:widowControl/>
+              <w:spacing w:lineRule="auto" w:line="240" w:before="0" w:after="0"/>
+              <w:jc w:val="center"/>
+              <w:rPr>
+                <w:rFonts w:ascii="Calibri" w:hAnsi="Calibri" w:eastAsia="Calibri" w:cs="Arial"/>
+                <w:kern w:val="2"/>
+                <w:sz w:val="24"/>
+                <w:szCs w:val="24"/>
+                <w:lang w:val="en-US" w:eastAsia="en-US" w:bidi="he-IL"/>
+              </w:rPr>
+            </w:pPr>
+            <w:r>
+              <w:rPr>
+                <w:rFonts w:eastAsia="Calibri" w:cs="Arial"/>
+                <w:kern w:val="2"/>
+                <w:sz w:val="24"/>
+                <w:szCs w:val="24"/>
+                <w:lang w:val="en-US" w:eastAsia="en-US" w:bidi="he-IL"/>
+              </w:rPr>
               <w:t>SERVER TELLS USER THAT AN EMAIL HAS BEEN SENT TO MAKE A NEW PASSWORD.</w:t>
             </w:r>
           </w:p>
@@ -746,12 +1422,30 @@
         <w:tc>
           <w:tcPr>
             <w:tcW w:w="2338" w:type="dxa"/>
-          </w:tcPr>
-          <w:p>
-            <w:pPr>
-              <w:jc w:val="center"/>
-            </w:pPr>
-            <w:r>
+            <w:tcBorders/>
+          </w:tcPr>
+          <w:p>
+            <w:pPr>
+              <w:pStyle w:val="Normal"/>
+              <w:widowControl/>
+              <w:spacing w:lineRule="auto" w:line="240" w:before="0" w:after="0"/>
+              <w:jc w:val="center"/>
+              <w:rPr>
+                <w:rFonts w:ascii="Calibri" w:hAnsi="Calibri" w:eastAsia="Calibri" w:cs="Arial"/>
+                <w:kern w:val="2"/>
+                <w:sz w:val="24"/>
+                <w:szCs w:val="24"/>
+                <w:lang w:val="en-US" w:eastAsia="en-US" w:bidi="he-IL"/>
+              </w:rPr>
+            </w:pPr>
+            <w:r>
+              <w:rPr>
+                <w:rFonts w:eastAsia="Calibri" w:cs="Arial"/>
+                <w:kern w:val="2"/>
+                <w:sz w:val="24"/>
+                <w:szCs w:val="24"/>
+                <w:lang w:val="en-US" w:eastAsia="en-US" w:bidi="he-IL"/>
+              </w:rPr>
               <w:t>none</w:t>
             </w:r>
           </w:p>
@@ -759,27 +1453,64 @@
         <w:tc>
           <w:tcPr>
             <w:tcW w:w="2338" w:type="dxa"/>
-          </w:tcPr>
-          <w:p>
-            <w:pPr>
-              <w:jc w:val="center"/>
-            </w:pPr>
-            <w:r>
+            <w:tcBorders/>
+          </w:tcPr>
+          <w:p>
+            <w:pPr>
+              <w:pStyle w:val="Normal"/>
+              <w:widowControl/>
+              <w:spacing w:lineRule="auto" w:line="240" w:before="0" w:after="0"/>
+              <w:jc w:val="center"/>
+              <w:rPr>
+                <w:rFonts w:ascii="Calibri" w:hAnsi="Calibri" w:eastAsia="Calibri" w:cs="Arial"/>
+                <w:kern w:val="2"/>
+                <w:sz w:val="24"/>
+                <w:szCs w:val="24"/>
+                <w:lang w:val="en-US" w:eastAsia="en-US" w:bidi="he-IL"/>
+              </w:rPr>
+            </w:pPr>
+            <w:r>
+              <w:rPr>
+                <w:rFonts w:eastAsia="Calibri" w:cs="Arial"/>
+                <w:kern w:val="2"/>
+                <w:sz w:val="24"/>
+                <w:szCs w:val="24"/>
+                <w:lang w:val="en-US" w:eastAsia="en-US" w:bidi="he-IL"/>
+              </w:rPr>
               <w:t>SERVER</w:t>
             </w:r>
           </w:p>
         </w:tc>
       </w:tr>
       <w:tr>
+        <w:trPr/>
         <w:tc>
           <w:tcPr>
             <w:tcW w:w="2337" w:type="dxa"/>
-          </w:tcPr>
-          <w:p>
-            <w:pPr>
-              <w:jc w:val="center"/>
-            </w:pPr>
-            <w:r>
+            <w:tcBorders/>
+          </w:tcPr>
+          <w:p>
+            <w:pPr>
+              <w:pStyle w:val="Normal"/>
+              <w:widowControl/>
+              <w:spacing w:lineRule="auto" w:line="240" w:before="0" w:after="0"/>
+              <w:jc w:val="center"/>
+              <w:rPr>
+                <w:rFonts w:ascii="Calibri" w:hAnsi="Calibri" w:eastAsia="Calibri" w:cs="Arial"/>
+                <w:kern w:val="2"/>
+                <w:sz w:val="24"/>
+                <w:szCs w:val="24"/>
+                <w:lang w:val="en-US" w:eastAsia="en-US" w:bidi="he-IL"/>
+              </w:rPr>
+            </w:pPr>
+            <w:r>
+              <w:rPr>
+                <w:rFonts w:eastAsia="Calibri" w:cs="Arial"/>
+                <w:kern w:val="2"/>
+                <w:sz w:val="24"/>
+                <w:szCs w:val="24"/>
+                <w:lang w:val="en-US" w:eastAsia="en-US" w:bidi="he-IL"/>
+              </w:rPr>
               <w:t>FPCD</w:t>
             </w:r>
           </w:p>
@@ -787,12 +1518,30 @@
         <w:tc>
           <w:tcPr>
             <w:tcW w:w="2337" w:type="dxa"/>
-          </w:tcPr>
-          <w:p>
-            <w:pPr>
-              <w:jc w:val="center"/>
-            </w:pPr>
-            <w:r>
+            <w:tcBorders/>
+          </w:tcPr>
+          <w:p>
+            <w:pPr>
+              <w:pStyle w:val="Normal"/>
+              <w:widowControl/>
+              <w:spacing w:lineRule="auto" w:line="240" w:before="0" w:after="0"/>
+              <w:jc w:val="center"/>
+              <w:rPr>
+                <w:rFonts w:ascii="Calibri" w:hAnsi="Calibri" w:eastAsia="Calibri" w:cs="Arial"/>
+                <w:kern w:val="2"/>
+                <w:sz w:val="24"/>
+                <w:szCs w:val="24"/>
+                <w:lang w:val="en-US" w:eastAsia="en-US" w:bidi="he-IL"/>
+              </w:rPr>
+            </w:pPr>
+            <w:r>
+              <w:rPr>
+                <w:rFonts w:eastAsia="Calibri" w:cs="Arial"/>
+                <w:kern w:val="2"/>
+                <w:sz w:val="24"/>
+                <w:szCs w:val="24"/>
+                <w:lang w:val="en-US" w:eastAsia="en-US" w:bidi="he-IL"/>
+              </w:rPr>
               <w:t>USER TELLS SERVER CODE</w:t>
             </w:r>
           </w:p>
@@ -800,12 +1549,30 @@
         <w:tc>
           <w:tcPr>
             <w:tcW w:w="2338" w:type="dxa"/>
-          </w:tcPr>
-          <w:p>
-            <w:pPr>
-              <w:jc w:val="center"/>
-            </w:pPr>
-            <w:r>
+            <w:tcBorders/>
+          </w:tcPr>
+          <w:p>
+            <w:pPr>
+              <w:pStyle w:val="Normal"/>
+              <w:widowControl/>
+              <w:spacing w:lineRule="auto" w:line="240" w:before="0" w:after="0"/>
+              <w:jc w:val="center"/>
+              <w:rPr>
+                <w:rFonts w:ascii="Calibri" w:hAnsi="Calibri" w:eastAsia="Calibri" w:cs="Arial"/>
+                <w:kern w:val="2"/>
+                <w:sz w:val="24"/>
+                <w:szCs w:val="24"/>
+                <w:lang w:val="en-US" w:eastAsia="en-US" w:bidi="he-IL"/>
+              </w:rPr>
+            </w:pPr>
+            <w:r>
+              <w:rPr>
+                <w:rFonts w:eastAsia="Calibri" w:cs="Arial"/>
+                <w:kern w:val="2"/>
+                <w:sz w:val="24"/>
+                <w:szCs w:val="24"/>
+                <w:lang w:val="en-US" w:eastAsia="en-US" w:bidi="he-IL"/>
+              </w:rPr>
               <w:t>CODE</w:t>
             </w:r>
           </w:p>
@@ -813,27 +1580,64 @@
         <w:tc>
           <w:tcPr>
             <w:tcW w:w="2338" w:type="dxa"/>
-          </w:tcPr>
-          <w:p>
-            <w:pPr>
-              <w:jc w:val="center"/>
-            </w:pPr>
-            <w:r>
+            <w:tcBorders/>
+          </w:tcPr>
+          <w:p>
+            <w:pPr>
+              <w:pStyle w:val="Normal"/>
+              <w:widowControl/>
+              <w:spacing w:lineRule="auto" w:line="240" w:before="0" w:after="0"/>
+              <w:jc w:val="center"/>
+              <w:rPr>
+                <w:rFonts w:ascii="Calibri" w:hAnsi="Calibri" w:eastAsia="Calibri" w:cs="Arial"/>
+                <w:kern w:val="2"/>
+                <w:sz w:val="24"/>
+                <w:szCs w:val="24"/>
+                <w:lang w:val="en-US" w:eastAsia="en-US" w:bidi="he-IL"/>
+              </w:rPr>
+            </w:pPr>
+            <w:r>
+              <w:rPr>
+                <w:rFonts w:eastAsia="Calibri" w:cs="Arial"/>
+                <w:kern w:val="2"/>
+                <w:sz w:val="24"/>
+                <w:szCs w:val="24"/>
+                <w:lang w:val="en-US" w:eastAsia="en-US" w:bidi="he-IL"/>
+              </w:rPr>
               <w:t>USER</w:t>
             </w:r>
           </w:p>
         </w:tc>
       </w:tr>
       <w:tr>
+        <w:trPr/>
         <w:tc>
           <w:tcPr>
             <w:tcW w:w="2337" w:type="dxa"/>
-          </w:tcPr>
-          <w:p>
-            <w:pPr>
-              <w:jc w:val="center"/>
-            </w:pPr>
-            <w:r>
+            <w:tcBorders/>
+          </w:tcPr>
+          <w:p>
+            <w:pPr>
+              <w:pStyle w:val="Normal"/>
+              <w:widowControl/>
+              <w:spacing w:lineRule="auto" w:line="240" w:before="0" w:after="0"/>
+              <w:jc w:val="center"/>
+              <w:rPr>
+                <w:rFonts w:ascii="Calibri" w:hAnsi="Calibri" w:eastAsia="Calibri" w:cs="Arial"/>
+                <w:kern w:val="2"/>
+                <w:sz w:val="24"/>
+                <w:szCs w:val="24"/>
+                <w:lang w:val="en-US" w:eastAsia="en-US" w:bidi="he-IL"/>
+              </w:rPr>
+            </w:pPr>
+            <w:r>
+              <w:rPr>
+                <w:rFonts w:eastAsia="Calibri" w:cs="Arial"/>
+                <w:kern w:val="2"/>
+                <w:sz w:val="24"/>
+                <w:szCs w:val="24"/>
+                <w:lang w:val="en-US" w:eastAsia="en-US" w:bidi="he-IL"/>
+              </w:rPr>
               <w:t>FPCR</w:t>
             </w:r>
           </w:p>
@@ -841,12 +1645,30 @@
         <w:tc>
           <w:tcPr>
             <w:tcW w:w="2337" w:type="dxa"/>
-          </w:tcPr>
-          <w:p>
-            <w:pPr>
-              <w:jc w:val="center"/>
-            </w:pPr>
-            <w:r>
+            <w:tcBorders/>
+          </w:tcPr>
+          <w:p>
+            <w:pPr>
+              <w:pStyle w:val="Normal"/>
+              <w:widowControl/>
+              <w:spacing w:lineRule="auto" w:line="240" w:before="0" w:after="0"/>
+              <w:jc w:val="center"/>
+              <w:rPr>
+                <w:rFonts w:ascii="Calibri" w:hAnsi="Calibri" w:eastAsia="Calibri" w:cs="Arial"/>
+                <w:kern w:val="2"/>
+                <w:sz w:val="24"/>
+                <w:szCs w:val="24"/>
+                <w:lang w:val="en-US" w:eastAsia="en-US" w:bidi="he-IL"/>
+              </w:rPr>
+            </w:pPr>
+            <w:r>
+              <w:rPr>
+                <w:rFonts w:eastAsia="Calibri" w:cs="Arial"/>
+                <w:kern w:val="2"/>
+                <w:sz w:val="24"/>
+                <w:szCs w:val="24"/>
+                <w:lang w:val="en-US" w:eastAsia="en-US" w:bidi="he-IL"/>
+              </w:rPr>
               <w:t>SERVER CONFIRMS CODE (OTHERWISE ERROR)</w:t>
             </w:r>
           </w:p>
@@ -854,12 +1676,30 @@
         <w:tc>
           <w:tcPr>
             <w:tcW w:w="2338" w:type="dxa"/>
-          </w:tcPr>
-          <w:p>
-            <w:pPr>
-              <w:jc w:val="center"/>
-            </w:pPr>
-            <w:r>
+            <w:tcBorders/>
+          </w:tcPr>
+          <w:p>
+            <w:pPr>
+              <w:pStyle w:val="Normal"/>
+              <w:widowControl/>
+              <w:spacing w:lineRule="auto" w:line="240" w:before="0" w:after="0"/>
+              <w:jc w:val="center"/>
+              <w:rPr>
+                <w:rFonts w:ascii="Calibri" w:hAnsi="Calibri" w:eastAsia="Calibri" w:cs="Arial"/>
+                <w:kern w:val="2"/>
+                <w:sz w:val="24"/>
+                <w:szCs w:val="24"/>
+                <w:lang w:val="en-US" w:eastAsia="en-US" w:bidi="he-IL"/>
+              </w:rPr>
+            </w:pPr>
+            <w:r>
+              <w:rPr>
+                <w:rFonts w:eastAsia="Calibri" w:cs="Arial"/>
+                <w:kern w:val="2"/>
+                <w:sz w:val="24"/>
+                <w:szCs w:val="24"/>
+                <w:lang w:val="en-US" w:eastAsia="en-US" w:bidi="he-IL"/>
+              </w:rPr>
               <w:t>none</w:t>
             </w:r>
           </w:p>
@@ -867,27 +1707,64 @@
         <w:tc>
           <w:tcPr>
             <w:tcW w:w="2338" w:type="dxa"/>
-          </w:tcPr>
-          <w:p>
-            <w:pPr>
-              <w:jc w:val="center"/>
-            </w:pPr>
-            <w:r>
+            <w:tcBorders/>
+          </w:tcPr>
+          <w:p>
+            <w:pPr>
+              <w:pStyle w:val="Normal"/>
+              <w:widowControl/>
+              <w:spacing w:lineRule="auto" w:line="240" w:before="0" w:after="0"/>
+              <w:jc w:val="center"/>
+              <w:rPr>
+                <w:rFonts w:ascii="Calibri" w:hAnsi="Calibri" w:eastAsia="Calibri" w:cs="Arial"/>
+                <w:kern w:val="2"/>
+                <w:sz w:val="24"/>
+                <w:szCs w:val="24"/>
+                <w:lang w:val="en-US" w:eastAsia="en-US" w:bidi="he-IL"/>
+              </w:rPr>
+            </w:pPr>
+            <w:r>
+              <w:rPr>
+                <w:rFonts w:eastAsia="Calibri" w:cs="Arial"/>
+                <w:kern w:val="2"/>
+                <w:sz w:val="24"/>
+                <w:szCs w:val="24"/>
+                <w:lang w:val="en-US" w:eastAsia="en-US" w:bidi="he-IL"/>
+              </w:rPr>
               <w:t>SERVER</w:t>
             </w:r>
           </w:p>
         </w:tc>
       </w:tr>
       <w:tr>
+        <w:trPr/>
         <w:tc>
           <w:tcPr>
             <w:tcW w:w="2337" w:type="dxa"/>
-          </w:tcPr>
-          <w:p>
-            <w:pPr>
-              <w:jc w:val="center"/>
-            </w:pPr>
-            <w:r>
+            <w:tcBorders/>
+          </w:tcPr>
+          <w:p>
+            <w:pPr>
+              <w:pStyle w:val="Normal"/>
+              <w:widowControl/>
+              <w:spacing w:lineRule="auto" w:line="240" w:before="0" w:after="0"/>
+              <w:jc w:val="center"/>
+              <w:rPr>
+                <w:rFonts w:ascii="Calibri" w:hAnsi="Calibri" w:eastAsia="Calibri" w:cs="Arial"/>
+                <w:kern w:val="2"/>
+                <w:sz w:val="24"/>
+                <w:szCs w:val="24"/>
+                <w:lang w:val="en-US" w:eastAsia="en-US" w:bidi="he-IL"/>
+              </w:rPr>
+            </w:pPr>
+            <w:r>
+              <w:rPr>
+                <w:rFonts w:eastAsia="Calibri" w:cs="Arial"/>
+                <w:kern w:val="2"/>
+                <w:sz w:val="24"/>
+                <w:szCs w:val="24"/>
+                <w:lang w:val="en-US" w:eastAsia="en-US" w:bidi="he-IL"/>
+              </w:rPr>
               <w:t>NEWP</w:t>
             </w:r>
           </w:p>
@@ -895,12 +1772,30 @@
         <w:tc>
           <w:tcPr>
             <w:tcW w:w="2337" w:type="dxa"/>
-          </w:tcPr>
-          <w:p>
-            <w:pPr>
-              <w:jc w:val="center"/>
-            </w:pPr>
-            <w:r>
+            <w:tcBorders/>
+          </w:tcPr>
+          <w:p>
+            <w:pPr>
+              <w:pStyle w:val="Normal"/>
+              <w:widowControl/>
+              <w:spacing w:lineRule="auto" w:line="240" w:before="0" w:after="0"/>
+              <w:jc w:val="center"/>
+              <w:rPr>
+                <w:rFonts w:ascii="Calibri" w:hAnsi="Calibri" w:eastAsia="Calibri" w:cs="Arial"/>
+                <w:kern w:val="2"/>
+                <w:sz w:val="24"/>
+                <w:szCs w:val="24"/>
+                <w:lang w:val="en-US" w:eastAsia="en-US" w:bidi="he-IL"/>
+              </w:rPr>
+            </w:pPr>
+            <w:r>
+              <w:rPr>
+                <w:rFonts w:eastAsia="Calibri" w:cs="Arial"/>
+                <w:kern w:val="2"/>
+                <w:sz w:val="24"/>
+                <w:szCs w:val="24"/>
+                <w:lang w:val="en-US" w:eastAsia="en-US" w:bidi="he-IL"/>
+              </w:rPr>
               <w:t>USER SENDS SERVER NEW PASSWORD</w:t>
             </w:r>
           </w:p>
@@ -908,12 +1803,30 @@
         <w:tc>
           <w:tcPr>
             <w:tcW w:w="2338" w:type="dxa"/>
-          </w:tcPr>
-          <w:p>
-            <w:pPr>
-              <w:jc w:val="center"/>
-            </w:pPr>
-            <w:r>
+            <w:tcBorders/>
+          </w:tcPr>
+          <w:p>
+            <w:pPr>
+              <w:pStyle w:val="Normal"/>
+              <w:widowControl/>
+              <w:spacing w:lineRule="auto" w:line="240" w:before="0" w:after="0"/>
+              <w:jc w:val="center"/>
+              <w:rPr>
+                <w:rFonts w:ascii="Calibri" w:hAnsi="Calibri" w:eastAsia="Calibri" w:cs="Arial"/>
+                <w:kern w:val="2"/>
+                <w:sz w:val="24"/>
+                <w:szCs w:val="24"/>
+                <w:lang w:val="en-US" w:eastAsia="en-US" w:bidi="he-IL"/>
+              </w:rPr>
+            </w:pPr>
+            <w:r>
+              <w:rPr>
+                <w:rFonts w:eastAsia="Calibri" w:cs="Arial"/>
+                <w:kern w:val="2"/>
+                <w:sz w:val="24"/>
+                <w:szCs w:val="24"/>
+                <w:lang w:val="en-US" w:eastAsia="en-US" w:bidi="he-IL"/>
+              </w:rPr>
               <w:t>NEW PASSWORD</w:t>
             </w:r>
           </w:p>
@@ -921,27 +1834,64 @@
         <w:tc>
           <w:tcPr>
             <w:tcW w:w="2338" w:type="dxa"/>
-          </w:tcPr>
-          <w:p>
-            <w:pPr>
-              <w:jc w:val="center"/>
-            </w:pPr>
-            <w:r>
+            <w:tcBorders/>
+          </w:tcPr>
+          <w:p>
+            <w:pPr>
+              <w:pStyle w:val="Normal"/>
+              <w:widowControl/>
+              <w:spacing w:lineRule="auto" w:line="240" w:before="0" w:after="0"/>
+              <w:jc w:val="center"/>
+              <w:rPr>
+                <w:rFonts w:ascii="Calibri" w:hAnsi="Calibri" w:eastAsia="Calibri" w:cs="Arial"/>
+                <w:kern w:val="2"/>
+                <w:sz w:val="24"/>
+                <w:szCs w:val="24"/>
+                <w:lang w:val="en-US" w:eastAsia="en-US" w:bidi="he-IL"/>
+              </w:rPr>
+            </w:pPr>
+            <w:r>
+              <w:rPr>
+                <w:rFonts w:eastAsia="Calibri" w:cs="Arial"/>
+                <w:kern w:val="2"/>
+                <w:sz w:val="24"/>
+                <w:szCs w:val="24"/>
+                <w:lang w:val="en-US" w:eastAsia="en-US" w:bidi="he-IL"/>
+              </w:rPr>
               <w:t>USER</w:t>
             </w:r>
           </w:p>
         </w:tc>
       </w:tr>
       <w:tr>
+        <w:trPr/>
         <w:tc>
           <w:tcPr>
             <w:tcW w:w="2337" w:type="dxa"/>
-          </w:tcPr>
-          <w:p>
-            <w:pPr>
-              <w:jc w:val="center"/>
-            </w:pPr>
-            <w:r>
+            <w:tcBorders/>
+          </w:tcPr>
+          <w:p>
+            <w:pPr>
+              <w:pStyle w:val="Normal"/>
+              <w:widowControl/>
+              <w:spacing w:lineRule="auto" w:line="240" w:before="0" w:after="0"/>
+              <w:jc w:val="center"/>
+              <w:rPr>
+                <w:rFonts w:ascii="Calibri" w:hAnsi="Calibri" w:eastAsia="Calibri" w:cs="Arial"/>
+                <w:kern w:val="2"/>
+                <w:sz w:val="24"/>
+                <w:szCs w:val="24"/>
+                <w:lang w:val="en-US" w:eastAsia="en-US" w:bidi="he-IL"/>
+              </w:rPr>
+            </w:pPr>
+            <w:r>
+              <w:rPr>
+                <w:rFonts w:eastAsia="Calibri" w:cs="Arial"/>
+                <w:kern w:val="2"/>
+                <w:sz w:val="24"/>
+                <w:szCs w:val="24"/>
+                <w:lang w:val="en-US" w:eastAsia="en-US" w:bidi="he-IL"/>
+              </w:rPr>
               <w:t>NEWR</w:t>
             </w:r>
           </w:p>
@@ -949,12 +1899,30 @@
         <w:tc>
           <w:tcPr>
             <w:tcW w:w="2337" w:type="dxa"/>
-          </w:tcPr>
-          <w:p>
-            <w:pPr>
-              <w:jc w:val="center"/>
-            </w:pPr>
-            <w:r>
+            <w:tcBorders/>
+          </w:tcPr>
+          <w:p>
+            <w:pPr>
+              <w:pStyle w:val="Normal"/>
+              <w:widowControl/>
+              <w:spacing w:lineRule="auto" w:line="240" w:before="0" w:after="0"/>
+              <w:jc w:val="center"/>
+              <w:rPr>
+                <w:rFonts w:ascii="Calibri" w:hAnsi="Calibri" w:eastAsia="Calibri" w:cs="Arial"/>
+                <w:kern w:val="2"/>
+                <w:sz w:val="24"/>
+                <w:szCs w:val="24"/>
+                <w:lang w:val="en-US" w:eastAsia="en-US" w:bidi="he-IL"/>
+              </w:rPr>
+            </w:pPr>
+            <w:r>
+              <w:rPr>
+                <w:rFonts w:eastAsia="Calibri" w:cs="Arial"/>
+                <w:kern w:val="2"/>
+                <w:sz w:val="24"/>
+                <w:szCs w:val="24"/>
+                <w:lang w:val="en-US" w:eastAsia="en-US" w:bidi="he-IL"/>
+              </w:rPr>
               <w:t>SERVER CONFIRMS PASSWORD CHANGE</w:t>
             </w:r>
           </w:p>
@@ -962,12 +1930,30 @@
         <w:tc>
           <w:tcPr>
             <w:tcW w:w="2338" w:type="dxa"/>
-          </w:tcPr>
-          <w:p>
-            <w:pPr>
-              <w:jc w:val="center"/>
-            </w:pPr>
-            <w:r>
+            <w:tcBorders/>
+          </w:tcPr>
+          <w:p>
+            <w:pPr>
+              <w:pStyle w:val="Normal"/>
+              <w:widowControl/>
+              <w:spacing w:lineRule="auto" w:line="240" w:before="0" w:after="0"/>
+              <w:jc w:val="center"/>
+              <w:rPr>
+                <w:rFonts w:ascii="Calibri" w:hAnsi="Calibri" w:eastAsia="Calibri" w:cs="Arial"/>
+                <w:kern w:val="2"/>
+                <w:sz w:val="24"/>
+                <w:szCs w:val="24"/>
+                <w:lang w:val="en-US" w:eastAsia="en-US" w:bidi="he-IL"/>
+              </w:rPr>
+            </w:pPr>
+            <w:r>
+              <w:rPr>
+                <w:rFonts w:eastAsia="Calibri" w:cs="Arial"/>
+                <w:kern w:val="2"/>
+                <w:sz w:val="24"/>
+                <w:szCs w:val="24"/>
+                <w:lang w:val="en-US" w:eastAsia="en-US" w:bidi="he-IL"/>
+              </w:rPr>
               <w:t>none</w:t>
             </w:r>
           </w:p>
@@ -975,27 +1961,64 @@
         <w:tc>
           <w:tcPr>
             <w:tcW w:w="2338" w:type="dxa"/>
-          </w:tcPr>
-          <w:p>
-            <w:pPr>
-              <w:jc w:val="center"/>
-            </w:pPr>
-            <w:r>
+            <w:tcBorders/>
+          </w:tcPr>
+          <w:p>
+            <w:pPr>
+              <w:pStyle w:val="Normal"/>
+              <w:widowControl/>
+              <w:spacing w:lineRule="auto" w:line="240" w:before="0" w:after="0"/>
+              <w:jc w:val="center"/>
+              <w:rPr>
+                <w:rFonts w:ascii="Calibri" w:hAnsi="Calibri" w:eastAsia="Calibri" w:cs="Arial"/>
+                <w:kern w:val="2"/>
+                <w:sz w:val="24"/>
+                <w:szCs w:val="24"/>
+                <w:lang w:val="en-US" w:eastAsia="en-US" w:bidi="he-IL"/>
+              </w:rPr>
+            </w:pPr>
+            <w:r>
+              <w:rPr>
+                <w:rFonts w:eastAsia="Calibri" w:cs="Arial"/>
+                <w:kern w:val="2"/>
+                <w:sz w:val="24"/>
+                <w:szCs w:val="24"/>
+                <w:lang w:val="en-US" w:eastAsia="en-US" w:bidi="he-IL"/>
+              </w:rPr>
               <w:t>SERVER</w:t>
             </w:r>
           </w:p>
         </w:tc>
       </w:tr>
       <w:tr>
+        <w:trPr/>
         <w:tc>
           <w:tcPr>
             <w:tcW w:w="2337" w:type="dxa"/>
-          </w:tcPr>
-          <w:p>
-            <w:pPr>
-              <w:jc w:val="center"/>
-            </w:pPr>
-            <w:r>
+            <w:tcBorders/>
+          </w:tcPr>
+          <w:p>
+            <w:pPr>
+              <w:pStyle w:val="Normal"/>
+              <w:widowControl/>
+              <w:spacing w:lineRule="auto" w:line="240" w:before="0" w:after="0"/>
+              <w:jc w:val="center"/>
+              <w:rPr>
+                <w:rFonts w:ascii="Calibri" w:hAnsi="Calibri" w:eastAsia="Calibri" w:cs="Arial"/>
+                <w:kern w:val="2"/>
+                <w:sz w:val="24"/>
+                <w:szCs w:val="24"/>
+                <w:lang w:val="en-US" w:eastAsia="en-US" w:bidi="he-IL"/>
+              </w:rPr>
+            </w:pPr>
+            <w:r>
+              <w:rPr>
+                <w:rFonts w:eastAsia="Calibri" w:cs="Arial"/>
+                <w:kern w:val="2"/>
+                <w:sz w:val="24"/>
+                <w:szCs w:val="24"/>
+                <w:lang w:val="en-US" w:eastAsia="en-US" w:bidi="he-IL"/>
+              </w:rPr>
               <w:t>EROR</w:t>
             </w:r>
           </w:p>
@@ -1003,12 +2026,30 @@
         <w:tc>
           <w:tcPr>
             <w:tcW w:w="2337" w:type="dxa"/>
-          </w:tcPr>
-          <w:p>
-            <w:pPr>
-              <w:jc w:val="center"/>
-            </w:pPr>
-            <w:r>
+            <w:tcBorders/>
+          </w:tcPr>
+          <w:p>
+            <w:pPr>
+              <w:pStyle w:val="Normal"/>
+              <w:widowControl/>
+              <w:spacing w:lineRule="auto" w:line="240" w:before="0" w:after="0"/>
+              <w:jc w:val="center"/>
+              <w:rPr>
+                <w:rFonts w:ascii="Calibri" w:hAnsi="Calibri" w:eastAsia="Calibri" w:cs="Arial"/>
+                <w:kern w:val="2"/>
+                <w:sz w:val="24"/>
+                <w:szCs w:val="24"/>
+                <w:lang w:val="en-US" w:eastAsia="en-US" w:bidi="he-IL"/>
+              </w:rPr>
+            </w:pPr>
+            <w:r>
+              <w:rPr>
+                <w:rFonts w:eastAsia="Calibri" w:cs="Arial"/>
+                <w:kern w:val="2"/>
+                <w:sz w:val="24"/>
+                <w:szCs w:val="24"/>
+                <w:lang w:val="en-US" w:eastAsia="en-US" w:bidi="he-IL"/>
+              </w:rPr>
               <w:t>GENERAL ERROR MESSAGE</w:t>
             </w:r>
           </w:p>
@@ -1016,12 +2057,30 @@
         <w:tc>
           <w:tcPr>
             <w:tcW w:w="2338" w:type="dxa"/>
-          </w:tcPr>
-          <w:p>
-            <w:pPr>
-              <w:jc w:val="center"/>
-            </w:pPr>
-            <w:r>
+            <w:tcBorders/>
+          </w:tcPr>
+          <w:p>
+            <w:pPr>
+              <w:pStyle w:val="Normal"/>
+              <w:widowControl/>
+              <w:spacing w:lineRule="auto" w:line="240" w:before="0" w:after="0"/>
+              <w:jc w:val="center"/>
+              <w:rPr>
+                <w:rFonts w:ascii="Calibri" w:hAnsi="Calibri" w:eastAsia="Calibri" w:cs="Arial"/>
+                <w:kern w:val="2"/>
+                <w:sz w:val="24"/>
+                <w:szCs w:val="24"/>
+                <w:lang w:val="en-US" w:eastAsia="en-US" w:bidi="he-IL"/>
+              </w:rPr>
+            </w:pPr>
+            <w:r>
+              <w:rPr>
+                <w:rFonts w:eastAsia="Calibri" w:cs="Arial"/>
+                <w:kern w:val="2"/>
+                <w:sz w:val="24"/>
+                <w:szCs w:val="24"/>
+                <w:lang w:val="en-US" w:eastAsia="en-US" w:bidi="he-IL"/>
+              </w:rPr>
               <w:t>ERROR CODE</w:t>
             </w:r>
           </w:p>
@@ -1029,27 +2088,64 @@
         <w:tc>
           <w:tcPr>
             <w:tcW w:w="2338" w:type="dxa"/>
-          </w:tcPr>
-          <w:p>
-            <w:pPr>
-              <w:jc w:val="center"/>
-            </w:pPr>
-            <w:r>
+            <w:tcBorders/>
+          </w:tcPr>
+          <w:p>
+            <w:pPr>
+              <w:pStyle w:val="Normal"/>
+              <w:widowControl/>
+              <w:spacing w:lineRule="auto" w:line="240" w:before="0" w:after="0"/>
+              <w:jc w:val="center"/>
+              <w:rPr>
+                <w:rFonts w:ascii="Calibri" w:hAnsi="Calibri" w:eastAsia="Calibri" w:cs="Arial"/>
+                <w:kern w:val="2"/>
+                <w:sz w:val="24"/>
+                <w:szCs w:val="24"/>
+                <w:lang w:val="en-US" w:eastAsia="en-US" w:bidi="he-IL"/>
+              </w:rPr>
+            </w:pPr>
+            <w:r>
+              <w:rPr>
+                <w:rFonts w:eastAsia="Calibri" w:cs="Arial"/>
+                <w:kern w:val="2"/>
+                <w:sz w:val="24"/>
+                <w:szCs w:val="24"/>
+                <w:lang w:val="en-US" w:eastAsia="en-US" w:bidi="he-IL"/>
+              </w:rPr>
               <w:t>BOTH</w:t>
             </w:r>
           </w:p>
         </w:tc>
       </w:tr>
       <w:tr>
+        <w:trPr/>
         <w:tc>
           <w:tcPr>
             <w:tcW w:w="2337" w:type="dxa"/>
-          </w:tcPr>
-          <w:p>
-            <w:pPr>
-              <w:jc w:val="center"/>
-            </w:pPr>
-            <w:r>
+            <w:tcBorders/>
+          </w:tcPr>
+          <w:p>
+            <w:pPr>
+              <w:pStyle w:val="Normal"/>
+              <w:widowControl/>
+              <w:spacing w:lineRule="auto" w:line="240" w:before="0" w:after="0"/>
+              <w:jc w:val="center"/>
+              <w:rPr>
+                <w:rFonts w:ascii="Calibri" w:hAnsi="Calibri" w:eastAsia="Calibri" w:cs="Arial"/>
+                <w:kern w:val="2"/>
+                <w:sz w:val="24"/>
+                <w:szCs w:val="24"/>
+                <w:lang w:val="en-US" w:eastAsia="en-US" w:bidi="he-IL"/>
+              </w:rPr>
+            </w:pPr>
+            <w:r>
+              <w:rPr>
+                <w:rFonts w:eastAsia="Calibri" w:cs="Arial"/>
+                <w:kern w:val="2"/>
+                <w:sz w:val="24"/>
+                <w:szCs w:val="24"/>
+                <w:lang w:val="en-US" w:eastAsia="en-US" w:bidi="he-IL"/>
+              </w:rPr>
               <w:t>MESG</w:t>
             </w:r>
           </w:p>
@@ -1057,12 +2153,30 @@
         <w:tc>
           <w:tcPr>
             <w:tcW w:w="2337" w:type="dxa"/>
-          </w:tcPr>
-          <w:p>
-            <w:pPr>
-              <w:jc w:val="center"/>
-            </w:pPr>
-            <w:r>
+            <w:tcBorders/>
+          </w:tcPr>
+          <w:p>
+            <w:pPr>
+              <w:pStyle w:val="Normal"/>
+              <w:widowControl/>
+              <w:spacing w:lineRule="auto" w:line="240" w:before="0" w:after="0"/>
+              <w:jc w:val="center"/>
+              <w:rPr>
+                <w:rFonts w:ascii="Calibri" w:hAnsi="Calibri" w:eastAsia="Calibri" w:cs="Arial"/>
+                <w:kern w:val="2"/>
+                <w:sz w:val="24"/>
+                <w:szCs w:val="24"/>
+                <w:lang w:val="en-US" w:eastAsia="en-US" w:bidi="he-IL"/>
+              </w:rPr>
+            </w:pPr>
+            <w:r>
+              <w:rPr>
+                <w:rFonts w:eastAsia="Calibri" w:cs="Arial"/>
+                <w:kern w:val="2"/>
+                <w:sz w:val="24"/>
+                <w:szCs w:val="24"/>
+                <w:lang w:val="en-US" w:eastAsia="en-US" w:bidi="he-IL"/>
+              </w:rPr>
               <w:t>AFTER LOGGED IN – CAN SEND MESSAGE TO OTHER USER.</w:t>
             </w:r>
           </w:p>
@@ -1070,12 +2184,30 @@
         <w:tc>
           <w:tcPr>
             <w:tcW w:w="2338" w:type="dxa"/>
-          </w:tcPr>
-          <w:p>
-            <w:pPr>
-              <w:jc w:val="center"/>
-            </w:pPr>
-            <w:r>
+            <w:tcBorders/>
+          </w:tcPr>
+          <w:p>
+            <w:pPr>
+              <w:pStyle w:val="Normal"/>
+              <w:widowControl/>
+              <w:spacing w:lineRule="auto" w:line="240" w:before="0" w:after="0"/>
+              <w:jc w:val="center"/>
+              <w:rPr>
+                <w:rFonts w:ascii="Calibri" w:hAnsi="Calibri" w:eastAsia="Calibri" w:cs="Arial"/>
+                <w:kern w:val="2"/>
+                <w:sz w:val="24"/>
+                <w:szCs w:val="24"/>
+                <w:lang w:val="en-US" w:eastAsia="en-US" w:bidi="he-IL"/>
+              </w:rPr>
+            </w:pPr>
+            <w:r>
+              <w:rPr>
+                <w:rFonts w:eastAsia="Calibri" w:cs="Arial"/>
+                <w:kern w:val="2"/>
+                <w:sz w:val="24"/>
+                <w:szCs w:val="24"/>
+                <w:lang w:val="en-US" w:eastAsia="en-US" w:bidi="he-IL"/>
+              </w:rPr>
               <w:t>FROM USER, TO USER, CONTENT</w:t>
             </w:r>
           </w:p>
@@ -1083,27 +2215,64 @@
         <w:tc>
           <w:tcPr>
             <w:tcW w:w="2338" w:type="dxa"/>
-          </w:tcPr>
-          <w:p>
-            <w:pPr>
-              <w:jc w:val="center"/>
-            </w:pPr>
-            <w:r>
+            <w:tcBorders/>
+          </w:tcPr>
+          <w:p>
+            <w:pPr>
+              <w:pStyle w:val="Normal"/>
+              <w:widowControl/>
+              <w:spacing w:lineRule="auto" w:line="240" w:before="0" w:after="0"/>
+              <w:jc w:val="center"/>
+              <w:rPr>
+                <w:rFonts w:ascii="Calibri" w:hAnsi="Calibri" w:eastAsia="Calibri" w:cs="Arial"/>
+                <w:kern w:val="2"/>
+                <w:sz w:val="24"/>
+                <w:szCs w:val="24"/>
+                <w:lang w:val="en-US" w:eastAsia="en-US" w:bidi="he-IL"/>
+              </w:rPr>
+            </w:pPr>
+            <w:r>
+              <w:rPr>
+                <w:rFonts w:eastAsia="Calibri" w:cs="Arial"/>
+                <w:kern w:val="2"/>
+                <w:sz w:val="24"/>
+                <w:szCs w:val="24"/>
+                <w:lang w:val="en-US" w:eastAsia="en-US" w:bidi="he-IL"/>
+              </w:rPr>
               <w:t>USER</w:t>
             </w:r>
           </w:p>
         </w:tc>
       </w:tr>
       <w:tr>
+        <w:trPr/>
         <w:tc>
           <w:tcPr>
             <w:tcW w:w="2337" w:type="dxa"/>
-          </w:tcPr>
-          <w:p>
-            <w:pPr>
-              <w:jc w:val="center"/>
-            </w:pPr>
-            <w:r>
+            <w:tcBorders/>
+          </w:tcPr>
+          <w:p>
+            <w:pPr>
+              <w:pStyle w:val="Normal"/>
+              <w:widowControl/>
+              <w:spacing w:lineRule="auto" w:line="240" w:before="0" w:after="0"/>
+              <w:jc w:val="center"/>
+              <w:rPr>
+                <w:rFonts w:ascii="Calibri" w:hAnsi="Calibri" w:eastAsia="Calibri" w:cs="Arial"/>
+                <w:kern w:val="2"/>
+                <w:sz w:val="24"/>
+                <w:szCs w:val="24"/>
+                <w:lang w:val="en-US" w:eastAsia="en-US" w:bidi="he-IL"/>
+              </w:rPr>
+            </w:pPr>
+            <w:r>
+              <w:rPr>
+                <w:rFonts w:eastAsia="Calibri" w:cs="Arial"/>
+                <w:kern w:val="2"/>
+                <w:sz w:val="24"/>
+                <w:szCs w:val="24"/>
+                <w:lang w:val="en-US" w:eastAsia="en-US" w:bidi="he-IL"/>
+              </w:rPr>
               <w:t>MESS</w:t>
             </w:r>
           </w:p>
@@ -1111,12 +2280,30 @@
         <w:tc>
           <w:tcPr>
             <w:tcW w:w="2337" w:type="dxa"/>
-          </w:tcPr>
-          <w:p>
-            <w:pPr>
-              <w:jc w:val="center"/>
-            </w:pPr>
-            <w:r>
+            <w:tcBorders/>
+          </w:tcPr>
+          <w:p>
+            <w:pPr>
+              <w:pStyle w:val="Normal"/>
+              <w:widowControl/>
+              <w:spacing w:lineRule="auto" w:line="240" w:before="0" w:after="0"/>
+              <w:jc w:val="center"/>
+              <w:rPr>
+                <w:rFonts w:ascii="Calibri" w:hAnsi="Calibri" w:eastAsia="Calibri" w:cs="Arial"/>
+                <w:kern w:val="2"/>
+                <w:sz w:val="24"/>
+                <w:szCs w:val="24"/>
+                <w:lang w:val="en-US" w:eastAsia="en-US" w:bidi="he-IL"/>
+              </w:rPr>
+            </w:pPr>
+            <w:r>
+              <w:rPr>
+                <w:rFonts w:eastAsia="Calibri" w:cs="Arial"/>
+                <w:kern w:val="2"/>
+                <w:sz w:val="24"/>
+                <w:szCs w:val="24"/>
+                <w:lang w:val="en-US" w:eastAsia="en-US" w:bidi="he-IL"/>
+              </w:rPr>
               <w:t>MESSAGE FROM ANOTHER USER. PASSES THROUGH SERVER FIRST, THIS IS SENT FROM SERVER</w:t>
             </w:r>
           </w:p>
@@ -1124,69 +2311,136 @@
         <w:tc>
           <w:tcPr>
             <w:tcW w:w="2338" w:type="dxa"/>
-          </w:tcPr>
-          <w:p>
-            <w:pPr>
-              <w:jc w:val="center"/>
-            </w:pPr>
-            <w:r>
-              <w:t xml:space="preserve">FROM </w:t>
-            </w:r>
-            <w:proofErr w:type="gramStart"/>
-            <w:r>
-              <w:t>USER,  CONTENT</w:t>
-            </w:r>
-            <w:proofErr w:type="gramEnd"/>
+            <w:tcBorders/>
+          </w:tcPr>
+          <w:p>
+            <w:pPr>
+              <w:pStyle w:val="Normal"/>
+              <w:widowControl/>
+              <w:spacing w:lineRule="auto" w:line="240" w:before="0" w:after="0"/>
+              <w:jc w:val="center"/>
+              <w:rPr>
+                <w:rFonts w:ascii="Calibri" w:hAnsi="Calibri" w:eastAsia="Calibri" w:cs="Arial"/>
+                <w:kern w:val="2"/>
+                <w:sz w:val="24"/>
+                <w:szCs w:val="24"/>
+                <w:lang w:val="en-US" w:eastAsia="en-US" w:bidi="he-IL"/>
+              </w:rPr>
+            </w:pPr>
+            <w:r>
+              <w:rPr>
+                <w:rFonts w:eastAsia="Calibri" w:cs="Arial"/>
+                <w:kern w:val="2"/>
+                <w:sz w:val="24"/>
+                <w:szCs w:val="24"/>
+                <w:lang w:val="en-US" w:eastAsia="en-US" w:bidi="he-IL"/>
+              </w:rPr>
+              <w:t>FROM USER,  CONTENT</w:t>
+            </w:r>
           </w:p>
         </w:tc>
         <w:tc>
           <w:tcPr>
             <w:tcW w:w="2338" w:type="dxa"/>
-          </w:tcPr>
-          <w:p>
-            <w:pPr>
-              <w:jc w:val="center"/>
-            </w:pPr>
-            <w:r>
+            <w:tcBorders/>
+          </w:tcPr>
+          <w:p>
+            <w:pPr>
+              <w:pStyle w:val="Normal"/>
+              <w:widowControl/>
+              <w:spacing w:lineRule="auto" w:line="240" w:before="0" w:after="0"/>
+              <w:jc w:val="center"/>
+              <w:rPr>
+                <w:rFonts w:ascii="Calibri" w:hAnsi="Calibri" w:eastAsia="Calibri" w:cs="Arial"/>
+                <w:kern w:val="2"/>
+                <w:sz w:val="24"/>
+                <w:szCs w:val="24"/>
+                <w:lang w:val="en-US" w:eastAsia="en-US" w:bidi="he-IL"/>
+              </w:rPr>
+            </w:pPr>
+            <w:r>
+              <w:rPr>
+                <w:rFonts w:eastAsia="Calibri" w:cs="Arial"/>
+                <w:kern w:val="2"/>
+                <w:sz w:val="24"/>
+                <w:szCs w:val="24"/>
+                <w:lang w:val="en-US" w:eastAsia="en-US" w:bidi="he-IL"/>
+              </w:rPr>
               <w:t>SERVER</w:t>
             </w:r>
           </w:p>
         </w:tc>
       </w:tr>
     </w:tbl>
-    <w:p/>
     <w:p>
       <w:pPr>
-        <w:jc w:val="center"/>
+        <w:pStyle w:val="Normal"/>
+        <w:rPr/>
       </w:pPr>
       <w:r>
-        <w:t>ERROR CODE</w:t>
+        <w:rPr/>
       </w:r>
+    </w:p>
+    <w:p>
+      <w:pPr>
+        <w:pStyle w:val="Normal"/>
+        <w:jc w:val="center"/>
+        <w:rPr/>
+      </w:pPr>
       <w:r>
-        <w:t xml:space="preserve"> TABLE</w:t>
-      </w:r>
-      <w:r>
-        <w:t>:</w:t>
+        <w:rPr/>
+        <w:t>ERROR CODE TABLE:</w:t>
       </w:r>
     </w:p>
     <w:tbl>
       <w:tblPr>
         <w:tblStyle w:val="TableGrid"/>
-        <w:tblW w:w="0" w:type="auto"/>
-        <w:tblLook w:val="04A0" w:firstRow="1" w:lastRow="0" w:firstColumn="1" w:lastColumn="0" w:noHBand="0" w:noVBand="1"/>
+        <w:tblW w:w="6233" w:type="dxa"/>
+        <w:jc w:val="start"/>
+        <w:tblInd w:w="0" w:type="dxa"/>
+        <w:tblLayout w:type="fixed"/>
+        <w:tblCellMar>
+          <w:top w:w="0" w:type="dxa"/>
+          <w:start w:w="108" w:type="dxa"/>
+          <w:bottom w:w="0" w:type="dxa"/>
+          <w:end w:w="108" w:type="dxa"/>
+        </w:tblCellMar>
+        <w:tblLook w:val="04a0" w:firstRow="1" w:noVBand="1" w:lastRow="0" w:firstColumn="1" w:lastColumn="0" w:noHBand="0"/>
       </w:tblPr>
       <w:tblGrid>
         <w:gridCol w:w="3116"/>
         <w:gridCol w:w="3117"/>
       </w:tblGrid>
       <w:tr>
+        <w:trPr/>
         <w:tc>
           <w:tcPr>
             <w:tcW w:w="3116" w:type="dxa"/>
-            <w:shd w:val="clear" w:color="auto" w:fill="7F7F7F" w:themeFill="text1" w:themeFillTint="80"/>
-          </w:tcPr>
-          <w:p>
-            <w:r>
+            <w:tcBorders/>
+            <w:shd w:color="auto" w:fill="7F7F7F" w:themeFill="text1" w:themeFillTint="80" w:val="clear"/>
+          </w:tcPr>
+          <w:p>
+            <w:pPr>
+              <w:pStyle w:val="Normal"/>
+              <w:widowControl/>
+              <w:spacing w:lineRule="auto" w:line="240" w:before="0" w:after="0"/>
+              <w:jc w:val="start"/>
+              <w:rPr>
+                <w:rFonts w:ascii="Calibri" w:hAnsi="Calibri" w:eastAsia="Calibri" w:cs="Arial"/>
+                <w:kern w:val="2"/>
+                <w:sz w:val="24"/>
+                <w:szCs w:val="24"/>
+                <w:lang w:val="en-US" w:eastAsia="en-US" w:bidi="he-IL"/>
+              </w:rPr>
+            </w:pPr>
+            <w:r>
+              <w:rPr>
+                <w:rFonts w:eastAsia="Calibri" w:cs="Arial"/>
+                <w:kern w:val="2"/>
+                <w:sz w:val="24"/>
+                <w:szCs w:val="24"/>
+                <w:lang w:val="en-US" w:eastAsia="en-US" w:bidi="he-IL"/>
+              </w:rPr>
               <w:t>CODE</w:t>
             </w:r>
           </w:p>
@@ -1194,25 +2448,65 @@
         <w:tc>
           <w:tcPr>
             <w:tcW w:w="3117" w:type="dxa"/>
-            <w:shd w:val="clear" w:color="auto" w:fill="7F7F7F" w:themeFill="text1" w:themeFillTint="80"/>
-          </w:tcPr>
-          <w:p>
-            <w:r>
+            <w:tcBorders/>
+            <w:shd w:color="auto" w:fill="7F7F7F" w:themeFill="text1" w:themeFillTint="80" w:val="clear"/>
+          </w:tcPr>
+          <w:p>
+            <w:pPr>
+              <w:pStyle w:val="Normal"/>
+              <w:widowControl/>
+              <w:spacing w:lineRule="auto" w:line="240" w:before="0" w:after="0"/>
+              <w:jc w:val="start"/>
+              <w:rPr>
+                <w:rFonts w:ascii="Calibri" w:hAnsi="Calibri" w:eastAsia="Calibri" w:cs="Arial"/>
+                <w:kern w:val="2"/>
+                <w:sz w:val="24"/>
+                <w:szCs w:val="24"/>
+                <w:lang w:val="en-US" w:eastAsia="en-US" w:bidi="he-IL"/>
+              </w:rPr>
+            </w:pPr>
+            <w:r>
+              <w:rPr>
+                <w:rFonts w:eastAsia="Calibri" w:cs="Arial"/>
+                <w:kern w:val="2"/>
+                <w:sz w:val="24"/>
+                <w:szCs w:val="24"/>
+                <w:lang w:val="en-US" w:eastAsia="en-US" w:bidi="he-IL"/>
+              </w:rPr>
               <w:t>MEANING</w:t>
             </w:r>
           </w:p>
         </w:tc>
       </w:tr>
       <w:tr>
+        <w:trPr/>
         <w:tc>
           <w:tcPr>
             <w:tcW w:w="3116" w:type="dxa"/>
-          </w:tcPr>
-          <w:p>
-            <w:pPr>
-              <w:jc w:val="center"/>
-            </w:pPr>
-            <w:r>
+            <w:tcBorders/>
+          </w:tcPr>
+          <w:p>
+            <w:pPr>
+              <w:pStyle w:val="Normal"/>
+              <w:widowControl/>
+              <w:spacing w:lineRule="auto" w:line="240" w:before="0" w:after="0"/>
+              <w:jc w:val="center"/>
+              <w:rPr>
+                <w:rFonts w:ascii="Calibri" w:hAnsi="Calibri" w:eastAsia="Calibri" w:cs="Arial"/>
+                <w:kern w:val="2"/>
+                <w:sz w:val="24"/>
+                <w:szCs w:val="24"/>
+                <w:lang w:val="en-US" w:eastAsia="en-US" w:bidi="he-IL"/>
+              </w:rPr>
+            </w:pPr>
+            <w:r>
+              <w:rPr>
+                <w:rFonts w:eastAsia="Calibri" w:cs="Arial"/>
+                <w:kern w:val="2"/>
+                <w:sz w:val="24"/>
+                <w:szCs w:val="24"/>
+                <w:lang w:val="en-US" w:eastAsia="en-US" w:bidi="he-IL"/>
+              </w:rPr>
               <w:t>001</w:t>
             </w:r>
           </w:p>
@@ -1220,27 +2514,64 @@
         <w:tc>
           <w:tcPr>
             <w:tcW w:w="3117" w:type="dxa"/>
-          </w:tcPr>
-          <w:p>
-            <w:pPr>
-              <w:jc w:val="center"/>
-            </w:pPr>
-            <w:r>
+            <w:tcBorders/>
+          </w:tcPr>
+          <w:p>
+            <w:pPr>
+              <w:pStyle w:val="Normal"/>
+              <w:widowControl/>
+              <w:spacing w:lineRule="auto" w:line="240" w:before="0" w:after="0"/>
+              <w:jc w:val="center"/>
+              <w:rPr>
+                <w:rFonts w:ascii="Calibri" w:hAnsi="Calibri" w:eastAsia="Calibri" w:cs="Arial"/>
+                <w:kern w:val="2"/>
+                <w:sz w:val="24"/>
+                <w:szCs w:val="24"/>
+                <w:lang w:val="en-US" w:eastAsia="en-US" w:bidi="he-IL"/>
+              </w:rPr>
+            </w:pPr>
+            <w:r>
+              <w:rPr>
+                <w:rFonts w:eastAsia="Calibri" w:cs="Arial"/>
+                <w:kern w:val="2"/>
+                <w:sz w:val="24"/>
+                <w:szCs w:val="24"/>
+                <w:lang w:val="en-US" w:eastAsia="en-US" w:bidi="he-IL"/>
+              </w:rPr>
               <w:t>GENERAL ERROR</w:t>
             </w:r>
           </w:p>
         </w:tc>
       </w:tr>
       <w:tr>
+        <w:trPr/>
         <w:tc>
           <w:tcPr>
             <w:tcW w:w="3116" w:type="dxa"/>
-          </w:tcPr>
-          <w:p>
-            <w:pPr>
-              <w:jc w:val="center"/>
-            </w:pPr>
-            <w:r>
+            <w:tcBorders/>
+          </w:tcPr>
+          <w:p>
+            <w:pPr>
+              <w:pStyle w:val="Normal"/>
+              <w:widowControl/>
+              <w:spacing w:lineRule="auto" w:line="240" w:before="0" w:after="0"/>
+              <w:jc w:val="center"/>
+              <w:rPr>
+                <w:rFonts w:ascii="Calibri" w:hAnsi="Calibri" w:eastAsia="Calibri" w:cs="Arial"/>
+                <w:kern w:val="2"/>
+                <w:sz w:val="24"/>
+                <w:szCs w:val="24"/>
+                <w:lang w:val="en-US" w:eastAsia="en-US" w:bidi="he-IL"/>
+              </w:rPr>
+            </w:pPr>
+            <w:r>
+              <w:rPr>
+                <w:rFonts w:eastAsia="Calibri" w:cs="Arial"/>
+                <w:kern w:val="2"/>
+                <w:sz w:val="24"/>
+                <w:szCs w:val="24"/>
+                <w:lang w:val="en-US" w:eastAsia="en-US" w:bidi="he-IL"/>
+              </w:rPr>
               <w:t>002</w:t>
             </w:r>
           </w:p>
@@ -1248,27 +2579,64 @@
         <w:tc>
           <w:tcPr>
             <w:tcW w:w="3117" w:type="dxa"/>
-          </w:tcPr>
-          <w:p>
-            <w:pPr>
-              <w:jc w:val="center"/>
-            </w:pPr>
-            <w:r>
+            <w:tcBorders/>
+          </w:tcPr>
+          <w:p>
+            <w:pPr>
+              <w:pStyle w:val="Normal"/>
+              <w:widowControl/>
+              <w:spacing w:lineRule="auto" w:line="240" w:before="0" w:after="0"/>
+              <w:jc w:val="center"/>
+              <w:rPr>
+                <w:rFonts w:ascii="Calibri" w:hAnsi="Calibri" w:eastAsia="Calibri" w:cs="Arial"/>
+                <w:kern w:val="2"/>
+                <w:sz w:val="24"/>
+                <w:szCs w:val="24"/>
+                <w:lang w:val="en-US" w:eastAsia="en-US" w:bidi="he-IL"/>
+              </w:rPr>
+            </w:pPr>
+            <w:r>
+              <w:rPr>
+                <w:rFonts w:eastAsia="Calibri" w:cs="Arial"/>
+                <w:kern w:val="2"/>
+                <w:sz w:val="24"/>
+                <w:szCs w:val="24"/>
+                <w:lang w:val="en-US" w:eastAsia="en-US" w:bidi="he-IL"/>
+              </w:rPr>
               <w:t>INVALID PASSWORD</w:t>
             </w:r>
           </w:p>
         </w:tc>
       </w:tr>
       <w:tr>
+        <w:trPr/>
         <w:tc>
           <w:tcPr>
             <w:tcW w:w="3116" w:type="dxa"/>
-          </w:tcPr>
-          <w:p>
-            <w:pPr>
-              <w:jc w:val="center"/>
-            </w:pPr>
-            <w:r>
+            <w:tcBorders/>
+          </w:tcPr>
+          <w:p>
+            <w:pPr>
+              <w:pStyle w:val="Normal"/>
+              <w:widowControl/>
+              <w:spacing w:lineRule="auto" w:line="240" w:before="0" w:after="0"/>
+              <w:jc w:val="center"/>
+              <w:rPr>
+                <w:rFonts w:ascii="Calibri" w:hAnsi="Calibri" w:eastAsia="Calibri" w:cs="Arial"/>
+                <w:kern w:val="2"/>
+                <w:sz w:val="24"/>
+                <w:szCs w:val="24"/>
+                <w:lang w:val="en-US" w:eastAsia="en-US" w:bidi="he-IL"/>
+              </w:rPr>
+            </w:pPr>
+            <w:r>
+              <w:rPr>
+                <w:rFonts w:eastAsia="Calibri" w:cs="Arial"/>
+                <w:kern w:val="2"/>
+                <w:sz w:val="24"/>
+                <w:szCs w:val="24"/>
+                <w:lang w:val="en-US" w:eastAsia="en-US" w:bidi="he-IL"/>
+              </w:rPr>
               <w:t>003</w:t>
             </w:r>
           </w:p>
@@ -1276,27 +2644,64 @@
         <w:tc>
           <w:tcPr>
             <w:tcW w:w="3117" w:type="dxa"/>
-          </w:tcPr>
-          <w:p>
-            <w:pPr>
-              <w:jc w:val="center"/>
-            </w:pPr>
-            <w:r>
+            <w:tcBorders/>
+          </w:tcPr>
+          <w:p>
+            <w:pPr>
+              <w:pStyle w:val="Normal"/>
+              <w:widowControl/>
+              <w:spacing w:lineRule="auto" w:line="240" w:before="0" w:after="0"/>
+              <w:jc w:val="center"/>
+              <w:rPr>
+                <w:rFonts w:ascii="Calibri" w:hAnsi="Calibri" w:eastAsia="Calibri" w:cs="Arial"/>
+                <w:kern w:val="2"/>
+                <w:sz w:val="24"/>
+                <w:szCs w:val="24"/>
+                <w:lang w:val="en-US" w:eastAsia="en-US" w:bidi="he-IL"/>
+              </w:rPr>
+            </w:pPr>
+            <w:r>
+              <w:rPr>
+                <w:rFonts w:eastAsia="Calibri" w:cs="Arial"/>
+                <w:kern w:val="2"/>
+                <w:sz w:val="24"/>
+                <w:szCs w:val="24"/>
+                <w:lang w:val="en-US" w:eastAsia="en-US" w:bidi="he-IL"/>
+              </w:rPr>
               <w:t>NO SUCH USER EXISTS</w:t>
             </w:r>
           </w:p>
         </w:tc>
       </w:tr>
       <w:tr>
+        <w:trPr/>
         <w:tc>
           <w:tcPr>
             <w:tcW w:w="3116" w:type="dxa"/>
-          </w:tcPr>
-          <w:p>
-            <w:pPr>
-              <w:jc w:val="center"/>
-            </w:pPr>
-            <w:r>
+            <w:tcBorders/>
+          </w:tcPr>
+          <w:p>
+            <w:pPr>
+              <w:pStyle w:val="Normal"/>
+              <w:widowControl/>
+              <w:spacing w:lineRule="auto" w:line="240" w:before="0" w:after="0"/>
+              <w:jc w:val="center"/>
+              <w:rPr>
+                <w:rFonts w:ascii="Calibri" w:hAnsi="Calibri" w:eastAsia="Calibri" w:cs="Arial"/>
+                <w:kern w:val="2"/>
+                <w:sz w:val="24"/>
+                <w:szCs w:val="24"/>
+                <w:lang w:val="en-US" w:eastAsia="en-US" w:bidi="he-IL"/>
+              </w:rPr>
+            </w:pPr>
+            <w:r>
+              <w:rPr>
+                <w:rFonts w:eastAsia="Calibri" w:cs="Arial"/>
+                <w:kern w:val="2"/>
+                <w:sz w:val="24"/>
+                <w:szCs w:val="24"/>
+                <w:lang w:val="en-US" w:eastAsia="en-US" w:bidi="he-IL"/>
+              </w:rPr>
               <w:t>004</w:t>
             </w:r>
           </w:p>
@@ -1304,27 +2709,64 @@
         <w:tc>
           <w:tcPr>
             <w:tcW w:w="3117" w:type="dxa"/>
-          </w:tcPr>
-          <w:p>
-            <w:pPr>
-              <w:jc w:val="center"/>
-            </w:pPr>
-            <w:r>
+            <w:tcBorders/>
+          </w:tcPr>
+          <w:p>
+            <w:pPr>
+              <w:pStyle w:val="Normal"/>
+              <w:widowControl/>
+              <w:spacing w:lineRule="auto" w:line="240" w:before="0" w:after="0"/>
+              <w:jc w:val="center"/>
+              <w:rPr>
+                <w:rFonts w:ascii="Calibri" w:hAnsi="Calibri" w:eastAsia="Calibri" w:cs="Arial"/>
+                <w:kern w:val="2"/>
+                <w:sz w:val="24"/>
+                <w:szCs w:val="24"/>
+                <w:lang w:val="en-US" w:eastAsia="en-US" w:bidi="he-IL"/>
+              </w:rPr>
+            </w:pPr>
+            <w:r>
+              <w:rPr>
+                <w:rFonts w:eastAsia="Calibri" w:cs="Arial"/>
+                <w:kern w:val="2"/>
+                <w:sz w:val="24"/>
+                <w:szCs w:val="24"/>
+                <w:lang w:val="en-US" w:eastAsia="en-US" w:bidi="he-IL"/>
+              </w:rPr>
               <w:t>USERNAME ALREADY EXISTS</w:t>
             </w:r>
           </w:p>
         </w:tc>
       </w:tr>
       <w:tr>
+        <w:trPr/>
         <w:tc>
           <w:tcPr>
             <w:tcW w:w="3116" w:type="dxa"/>
-          </w:tcPr>
-          <w:p>
-            <w:pPr>
-              <w:jc w:val="center"/>
-            </w:pPr>
-            <w:r>
+            <w:tcBorders/>
+          </w:tcPr>
+          <w:p>
+            <w:pPr>
+              <w:pStyle w:val="Normal"/>
+              <w:widowControl/>
+              <w:spacing w:lineRule="auto" w:line="240" w:before="0" w:after="0"/>
+              <w:jc w:val="center"/>
+              <w:rPr>
+                <w:rFonts w:ascii="Calibri" w:hAnsi="Calibri" w:eastAsia="Calibri" w:cs="Arial"/>
+                <w:kern w:val="2"/>
+                <w:sz w:val="24"/>
+                <w:szCs w:val="24"/>
+                <w:lang w:val="en-US" w:eastAsia="en-US" w:bidi="he-IL"/>
+              </w:rPr>
+            </w:pPr>
+            <w:r>
+              <w:rPr>
+                <w:rFonts w:eastAsia="Calibri" w:cs="Arial"/>
+                <w:kern w:val="2"/>
+                <w:sz w:val="24"/>
+                <w:szCs w:val="24"/>
+                <w:lang w:val="en-US" w:eastAsia="en-US" w:bidi="he-IL"/>
+              </w:rPr>
               <w:t>005</w:t>
             </w:r>
           </w:p>
@@ -1332,27 +2774,64 @@
         <w:tc>
           <w:tcPr>
             <w:tcW w:w="3117" w:type="dxa"/>
-          </w:tcPr>
-          <w:p>
-            <w:pPr>
-              <w:jc w:val="center"/>
-            </w:pPr>
-            <w:r>
+            <w:tcBorders/>
+          </w:tcPr>
+          <w:p>
+            <w:pPr>
+              <w:pStyle w:val="Normal"/>
+              <w:widowControl/>
+              <w:spacing w:lineRule="auto" w:line="240" w:before="0" w:after="0"/>
+              <w:jc w:val="center"/>
+              <w:rPr>
+                <w:rFonts w:ascii="Calibri" w:hAnsi="Calibri" w:eastAsia="Calibri" w:cs="Arial"/>
+                <w:kern w:val="2"/>
+                <w:sz w:val="24"/>
+                <w:szCs w:val="24"/>
+                <w:lang w:val="en-US" w:eastAsia="en-US" w:bidi="he-IL"/>
+              </w:rPr>
+            </w:pPr>
+            <w:r>
+              <w:rPr>
+                <w:rFonts w:eastAsia="Calibri" w:cs="Arial"/>
+                <w:kern w:val="2"/>
+                <w:sz w:val="24"/>
+                <w:szCs w:val="24"/>
+                <w:lang w:val="en-US" w:eastAsia="en-US" w:bidi="he-IL"/>
+              </w:rPr>
               <w:t>INVALID MESSAGE SENT</w:t>
             </w:r>
           </w:p>
         </w:tc>
       </w:tr>
       <w:tr>
+        <w:trPr/>
         <w:tc>
           <w:tcPr>
             <w:tcW w:w="3116" w:type="dxa"/>
-          </w:tcPr>
-          <w:p>
-            <w:pPr>
-              <w:jc w:val="center"/>
-            </w:pPr>
-            <w:r>
+            <w:tcBorders/>
+          </w:tcPr>
+          <w:p>
+            <w:pPr>
+              <w:pStyle w:val="Normal"/>
+              <w:widowControl/>
+              <w:spacing w:lineRule="auto" w:line="240" w:before="0" w:after="0"/>
+              <w:jc w:val="center"/>
+              <w:rPr>
+                <w:rFonts w:ascii="Calibri" w:hAnsi="Calibri" w:eastAsia="Calibri" w:cs="Arial"/>
+                <w:kern w:val="2"/>
+                <w:sz w:val="24"/>
+                <w:szCs w:val="24"/>
+                <w:lang w:val="en-US" w:eastAsia="en-US" w:bidi="he-IL"/>
+              </w:rPr>
+            </w:pPr>
+            <w:r>
+              <w:rPr>
+                <w:rFonts w:eastAsia="Calibri" w:cs="Arial"/>
+                <w:kern w:val="2"/>
+                <w:sz w:val="24"/>
+                <w:szCs w:val="24"/>
+                <w:lang w:val="en-US" w:eastAsia="en-US" w:bidi="he-IL"/>
+              </w:rPr>
               <w:t>006</w:t>
             </w:r>
           </w:p>
@@ -1360,27 +2839,64 @@
         <w:tc>
           <w:tcPr>
             <w:tcW w:w="3117" w:type="dxa"/>
-          </w:tcPr>
-          <w:p>
-            <w:pPr>
-              <w:jc w:val="center"/>
-            </w:pPr>
-            <w:r>
+            <w:tcBorders/>
+          </w:tcPr>
+          <w:p>
+            <w:pPr>
+              <w:pStyle w:val="Normal"/>
+              <w:widowControl/>
+              <w:spacing w:lineRule="auto" w:line="240" w:before="0" w:after="0"/>
+              <w:jc w:val="center"/>
+              <w:rPr>
+                <w:rFonts w:ascii="Calibri" w:hAnsi="Calibri" w:eastAsia="Calibri" w:cs="Arial"/>
+                <w:kern w:val="2"/>
+                <w:sz w:val="24"/>
+                <w:szCs w:val="24"/>
+                <w:lang w:val="en-US" w:eastAsia="en-US" w:bidi="he-IL"/>
+              </w:rPr>
+            </w:pPr>
+            <w:r>
+              <w:rPr>
+                <w:rFonts w:eastAsia="Calibri" w:cs="Arial"/>
+                <w:kern w:val="2"/>
+                <w:sz w:val="24"/>
+                <w:szCs w:val="24"/>
+                <w:lang w:val="en-US" w:eastAsia="en-US" w:bidi="he-IL"/>
+              </w:rPr>
               <w:t>NO EMAIL ASSOCIATED WITH THE ACCOUNT</w:t>
             </w:r>
           </w:p>
         </w:tc>
       </w:tr>
       <w:tr>
+        <w:trPr/>
         <w:tc>
           <w:tcPr>
             <w:tcW w:w="3116" w:type="dxa"/>
-          </w:tcPr>
-          <w:p>
-            <w:pPr>
-              <w:jc w:val="center"/>
-            </w:pPr>
-            <w:r>
+            <w:tcBorders/>
+          </w:tcPr>
+          <w:p>
+            <w:pPr>
+              <w:pStyle w:val="Normal"/>
+              <w:widowControl/>
+              <w:spacing w:lineRule="auto" w:line="240" w:before="0" w:after="0"/>
+              <w:jc w:val="center"/>
+              <w:rPr>
+                <w:rFonts w:ascii="Calibri" w:hAnsi="Calibri" w:eastAsia="Calibri" w:cs="Arial"/>
+                <w:kern w:val="2"/>
+                <w:sz w:val="24"/>
+                <w:szCs w:val="24"/>
+                <w:lang w:val="en-US" w:eastAsia="en-US" w:bidi="he-IL"/>
+              </w:rPr>
+            </w:pPr>
+            <w:r>
+              <w:rPr>
+                <w:rFonts w:eastAsia="Calibri" w:cs="Arial"/>
+                <w:kern w:val="2"/>
+                <w:sz w:val="24"/>
+                <w:szCs w:val="24"/>
+                <w:lang w:val="en-US" w:eastAsia="en-US" w:bidi="he-IL"/>
+              </w:rPr>
               <w:t>007</w:t>
             </w:r>
           </w:p>
@@ -1388,27 +2904,64 @@
         <w:tc>
           <w:tcPr>
             <w:tcW w:w="3117" w:type="dxa"/>
-          </w:tcPr>
-          <w:p>
-            <w:pPr>
-              <w:jc w:val="center"/>
-            </w:pPr>
-            <w:r>
+            <w:tcBorders/>
+          </w:tcPr>
+          <w:p>
+            <w:pPr>
+              <w:pStyle w:val="Normal"/>
+              <w:widowControl/>
+              <w:spacing w:lineRule="auto" w:line="240" w:before="0" w:after="0"/>
+              <w:jc w:val="center"/>
+              <w:rPr>
+                <w:rFonts w:ascii="Calibri" w:hAnsi="Calibri" w:eastAsia="Calibri" w:cs="Arial"/>
+                <w:kern w:val="2"/>
+                <w:sz w:val="24"/>
+                <w:szCs w:val="24"/>
+                <w:lang w:val="en-US" w:eastAsia="en-US" w:bidi="he-IL"/>
+              </w:rPr>
+            </w:pPr>
+            <w:r>
+              <w:rPr>
+                <w:rFonts w:eastAsia="Calibri" w:cs="Arial"/>
+                <w:kern w:val="2"/>
+                <w:sz w:val="24"/>
+                <w:szCs w:val="24"/>
+                <w:lang w:val="en-US" w:eastAsia="en-US" w:bidi="he-IL"/>
+              </w:rPr>
               <w:t>LOGIN SEQUENCE ALREADY UNDERWAY</w:t>
             </w:r>
           </w:p>
         </w:tc>
       </w:tr>
       <w:tr>
+        <w:trPr/>
         <w:tc>
           <w:tcPr>
             <w:tcW w:w="3116" w:type="dxa"/>
-          </w:tcPr>
-          <w:p>
-            <w:pPr>
-              <w:jc w:val="center"/>
-            </w:pPr>
-            <w:r>
+            <w:tcBorders/>
+          </w:tcPr>
+          <w:p>
+            <w:pPr>
+              <w:pStyle w:val="Normal"/>
+              <w:widowControl/>
+              <w:spacing w:lineRule="auto" w:line="240" w:before="0" w:after="0"/>
+              <w:jc w:val="center"/>
+              <w:rPr>
+                <w:rFonts w:ascii="Calibri" w:hAnsi="Calibri" w:eastAsia="Calibri" w:cs="Arial"/>
+                <w:kern w:val="2"/>
+                <w:sz w:val="24"/>
+                <w:szCs w:val="24"/>
+                <w:lang w:val="en-US" w:eastAsia="en-US" w:bidi="he-IL"/>
+              </w:rPr>
+            </w:pPr>
+            <w:r>
+              <w:rPr>
+                <w:rFonts w:eastAsia="Calibri" w:cs="Arial"/>
+                <w:kern w:val="2"/>
+                <w:sz w:val="24"/>
+                <w:szCs w:val="24"/>
+                <w:lang w:val="en-US" w:eastAsia="en-US" w:bidi="he-IL"/>
+              </w:rPr>
               <w:t>008</w:t>
             </w:r>
           </w:p>
@@ -1416,27 +2969,64 @@
         <w:tc>
           <w:tcPr>
             <w:tcW w:w="3117" w:type="dxa"/>
-          </w:tcPr>
-          <w:p>
-            <w:pPr>
-              <w:jc w:val="center"/>
-            </w:pPr>
-            <w:r>
+            <w:tcBorders/>
+          </w:tcPr>
+          <w:p>
+            <w:pPr>
+              <w:pStyle w:val="Normal"/>
+              <w:widowControl/>
+              <w:spacing w:lineRule="auto" w:line="240" w:before="0" w:after="0"/>
+              <w:jc w:val="center"/>
+              <w:rPr>
+                <w:rFonts w:ascii="Calibri" w:hAnsi="Calibri" w:eastAsia="Calibri" w:cs="Arial"/>
+                <w:kern w:val="2"/>
+                <w:sz w:val="24"/>
+                <w:szCs w:val="24"/>
+                <w:lang w:val="en-US" w:eastAsia="en-US" w:bidi="he-IL"/>
+              </w:rPr>
+            </w:pPr>
+            <w:r>
+              <w:rPr>
+                <w:rFonts w:eastAsia="Calibri" w:cs="Arial"/>
+                <w:kern w:val="2"/>
+                <w:sz w:val="24"/>
+                <w:szCs w:val="24"/>
+                <w:lang w:val="en-US" w:eastAsia="en-US" w:bidi="he-IL"/>
+              </w:rPr>
               <w:t>INVALID CODE</w:t>
             </w:r>
           </w:p>
         </w:tc>
       </w:tr>
       <w:tr>
+        <w:trPr/>
         <w:tc>
           <w:tcPr>
             <w:tcW w:w="3116" w:type="dxa"/>
-          </w:tcPr>
-          <w:p>
-            <w:pPr>
-              <w:jc w:val="center"/>
-            </w:pPr>
-            <w:r>
+            <w:tcBorders/>
+          </w:tcPr>
+          <w:p>
+            <w:pPr>
+              <w:pStyle w:val="Normal"/>
+              <w:widowControl/>
+              <w:spacing w:lineRule="auto" w:line="240" w:before="0" w:after="0"/>
+              <w:jc w:val="center"/>
+              <w:rPr>
+                <w:rFonts w:ascii="Calibri" w:hAnsi="Calibri" w:eastAsia="Calibri" w:cs="Arial"/>
+                <w:kern w:val="2"/>
+                <w:sz w:val="24"/>
+                <w:szCs w:val="24"/>
+                <w:lang w:val="en-US" w:eastAsia="en-US" w:bidi="he-IL"/>
+              </w:rPr>
+            </w:pPr>
+            <w:r>
+              <w:rPr>
+                <w:rFonts w:eastAsia="Calibri" w:cs="Arial"/>
+                <w:kern w:val="2"/>
+                <w:sz w:val="24"/>
+                <w:szCs w:val="24"/>
+                <w:lang w:val="en-US" w:eastAsia="en-US" w:bidi="he-IL"/>
+              </w:rPr>
               <w:t>009</w:t>
             </w:r>
           </w:p>
@@ -1444,12 +3034,30 @@
         <w:tc>
           <w:tcPr>
             <w:tcW w:w="3117" w:type="dxa"/>
-          </w:tcPr>
-          <w:p>
-            <w:pPr>
-              <w:jc w:val="center"/>
-            </w:pPr>
-            <w:r>
+            <w:tcBorders/>
+          </w:tcPr>
+          <w:p>
+            <w:pPr>
+              <w:pStyle w:val="Normal"/>
+              <w:widowControl/>
+              <w:spacing w:lineRule="auto" w:line="240" w:before="0" w:after="0"/>
+              <w:jc w:val="center"/>
+              <w:rPr>
+                <w:rFonts w:ascii="Calibri" w:hAnsi="Calibri" w:eastAsia="Calibri" w:cs="Arial"/>
+                <w:kern w:val="2"/>
+                <w:sz w:val="24"/>
+                <w:szCs w:val="24"/>
+                <w:lang w:val="en-US" w:eastAsia="en-US" w:bidi="he-IL"/>
+              </w:rPr>
+            </w:pPr>
+            <w:r>
+              <w:rPr>
+                <w:rFonts w:eastAsia="Calibri" w:cs="Arial"/>
+                <w:kern w:val="2"/>
+                <w:sz w:val="24"/>
+                <w:szCs w:val="24"/>
+                <w:lang w:val="en-US" w:eastAsia="en-US" w:bidi="he-IL"/>
+              </w:rPr>
               <w:t>EMAIL NOT ASSOCIATED WITH ACCOUNT</w:t>
             </w:r>
           </w:p>
@@ -1458,25 +3066,1095 @@
     </w:tbl>
     <w:p>
       <w:pPr>
+        <w:pStyle w:val="Normal"/>
         <w:jc w:val="center"/>
+        <w:rPr/>
       </w:pPr>
+      <w:r>
+        <w:rPr/>
+      </w:r>
+    </w:p>
+    <w:p>
+      <w:pPr>
+        <w:pStyle w:val="Normal"/>
+        <w:jc w:val="center"/>
+        <w:rPr/>
+      </w:pPr>
+      <w:r>
+        <w:rPr/>
+        <w:t>GAME HANDLING</w:t>
+      </w:r>
+    </w:p>
+    <w:tbl>
+      <w:tblPr>
+        <w:tblStyle w:val="TableGrid"/>
+        <w:tblW w:w="9350" w:type="dxa"/>
+        <w:jc w:val="start"/>
+        <w:tblInd w:w="0" w:type="dxa"/>
+        <w:tblLayout w:type="fixed"/>
+        <w:tblCellMar>
+          <w:top w:w="0" w:type="dxa"/>
+          <w:start w:w="108" w:type="dxa"/>
+          <w:bottom w:w="0" w:type="dxa"/>
+          <w:end w:w="108" w:type="dxa"/>
+        </w:tblCellMar>
+        <w:tblLook w:val="04a0" w:firstRow="1" w:noVBand="1" w:lastRow="0" w:firstColumn="1" w:lastColumn="0" w:noHBand="0"/>
+      </w:tblPr>
+      <w:tblGrid>
+        <w:gridCol w:w="2337"/>
+        <w:gridCol w:w="2337"/>
+        <w:gridCol w:w="2338"/>
+        <w:gridCol w:w="2338"/>
+      </w:tblGrid>
+      <w:tr>
+        <w:trPr/>
+        <w:tc>
+          <w:tcPr>
+            <w:tcW w:w="2337" w:type="dxa"/>
+            <w:tcBorders/>
+            <w:shd w:color="auto" w:fill="7F7F7F" w:themeFill="text1" w:themeFillTint="80" w:val="clear"/>
+          </w:tcPr>
+          <w:p>
+            <w:pPr>
+              <w:pStyle w:val="Normal"/>
+              <w:widowControl/>
+              <w:spacing w:lineRule="auto" w:line="240" w:before="0" w:after="0"/>
+              <w:jc w:val="center"/>
+              <w:rPr>
+                <w:rFonts w:ascii="Calibri" w:hAnsi="Calibri" w:eastAsia="Calibri" w:cs="Arial"/>
+                <w:kern w:val="2"/>
+                <w:sz w:val="24"/>
+                <w:szCs w:val="24"/>
+                <w:lang w:val="en-US" w:eastAsia="en-US" w:bidi="he-IL"/>
+              </w:rPr>
+            </w:pPr>
+            <w:r>
+              <w:rPr>
+                <w:rFonts w:eastAsia="Calibri" w:cs="Arial"/>
+                <w:kern w:val="2"/>
+                <w:sz w:val="24"/>
+                <w:szCs w:val="24"/>
+                <w:lang w:val="en-US" w:eastAsia="en-US" w:bidi="he-IL"/>
+              </w:rPr>
+              <w:t>MESSAGE CODE</w:t>
+            </w:r>
+          </w:p>
+        </w:tc>
+        <w:tc>
+          <w:tcPr>
+            <w:tcW w:w="2337" w:type="dxa"/>
+            <w:tcBorders/>
+            <w:shd w:color="auto" w:fill="7F7F7F" w:themeFill="text1" w:themeFillTint="80" w:val="clear"/>
+          </w:tcPr>
+          <w:p>
+            <w:pPr>
+              <w:pStyle w:val="Normal"/>
+              <w:widowControl/>
+              <w:spacing w:lineRule="auto" w:line="240" w:before="0" w:after="0"/>
+              <w:jc w:val="center"/>
+              <w:rPr>
+                <w:rFonts w:ascii="Calibri" w:hAnsi="Calibri" w:eastAsia="Calibri" w:cs="Arial"/>
+                <w:kern w:val="2"/>
+                <w:sz w:val="24"/>
+                <w:szCs w:val="24"/>
+                <w:lang w:val="en-US" w:eastAsia="en-US" w:bidi="he-IL"/>
+              </w:rPr>
+            </w:pPr>
+            <w:r>
+              <w:rPr>
+                <w:rFonts w:eastAsia="Calibri" w:cs="Arial"/>
+                <w:kern w:val="2"/>
+                <w:sz w:val="24"/>
+                <w:szCs w:val="24"/>
+                <w:lang w:val="en-US" w:eastAsia="en-US" w:bidi="he-IL"/>
+              </w:rPr>
+              <w:t>PURPOSE</w:t>
+            </w:r>
+          </w:p>
+        </w:tc>
+        <w:tc>
+          <w:tcPr>
+            <w:tcW w:w="2338" w:type="dxa"/>
+            <w:tcBorders/>
+            <w:shd w:color="auto" w:fill="7F7F7F" w:themeFill="text1" w:themeFillTint="80" w:val="clear"/>
+          </w:tcPr>
+          <w:p>
+            <w:pPr>
+              <w:pStyle w:val="Normal"/>
+              <w:widowControl/>
+              <w:spacing w:lineRule="auto" w:line="240" w:before="0" w:after="0"/>
+              <w:jc w:val="center"/>
+              <w:rPr>
+                <w:rFonts w:ascii="Calibri" w:hAnsi="Calibri" w:eastAsia="Calibri" w:cs="Arial"/>
+                <w:kern w:val="2"/>
+                <w:sz w:val="24"/>
+                <w:szCs w:val="24"/>
+                <w:lang w:val="en-US" w:eastAsia="en-US" w:bidi="he-IL"/>
+              </w:rPr>
+            </w:pPr>
+            <w:r>
+              <w:rPr>
+                <w:rFonts w:eastAsia="Calibri" w:cs="Arial"/>
+                <w:kern w:val="2"/>
+                <w:sz w:val="24"/>
+                <w:szCs w:val="24"/>
+                <w:lang w:val="en-US" w:eastAsia="en-US" w:bidi="he-IL"/>
+              </w:rPr>
+              <w:t>FIELDS</w:t>
+            </w:r>
+          </w:p>
+        </w:tc>
+        <w:tc>
+          <w:tcPr>
+            <w:tcW w:w="2338" w:type="dxa"/>
+            <w:tcBorders/>
+            <w:shd w:color="auto" w:fill="7F7F7F" w:themeFill="text1" w:themeFillTint="80" w:val="clear"/>
+          </w:tcPr>
+          <w:p>
+            <w:pPr>
+              <w:pStyle w:val="Normal"/>
+              <w:widowControl/>
+              <w:spacing w:lineRule="auto" w:line="240" w:before="0" w:after="0"/>
+              <w:jc w:val="center"/>
+              <w:rPr>
+                <w:color w:themeColor="text1" w:themeTint="bf" w:val="404040"/>
+              </w:rPr>
+            </w:pPr>
+            <w:r>
+              <w:rPr>
+                <w:rFonts w:eastAsia="Calibri" w:cs="Arial"/>
+                <w:kern w:val="2"/>
+                <w:sz w:val="24"/>
+                <w:szCs w:val="24"/>
+                <w:lang w:val="en-US" w:eastAsia="en-US" w:bidi="he-IL"/>
+              </w:rPr>
+              <w:t>SENDER</w:t>
+            </w:r>
+          </w:p>
+        </w:tc>
+      </w:tr>
+      <w:tr>
+        <w:trPr/>
+        <w:tc>
+          <w:tcPr>
+            <w:tcW w:w="2337" w:type="dxa"/>
+            <w:tcBorders/>
+          </w:tcPr>
+          <w:p>
+            <w:pPr>
+              <w:pStyle w:val="Normal"/>
+              <w:widowControl/>
+              <w:spacing w:lineRule="auto" w:line="240" w:before="0" w:after="0"/>
+              <w:jc w:val="center"/>
+              <w:rPr>
+                <w:rFonts w:ascii="Calibri" w:hAnsi="Calibri" w:eastAsia="Calibri" w:cs="Arial"/>
+                <w:kern w:val="2"/>
+                <w:sz w:val="24"/>
+                <w:szCs w:val="24"/>
+                <w:lang w:val="en-US" w:eastAsia="en-US" w:bidi="he-IL"/>
+              </w:rPr>
+            </w:pPr>
+            <w:r>
+              <w:rPr>
+                <w:rFonts w:eastAsia="Calibri" w:cs="Arial"/>
+                <w:kern w:val="2"/>
+                <w:sz w:val="24"/>
+                <w:szCs w:val="24"/>
+                <w:lang w:val="en-US" w:eastAsia="en-US" w:bidi="he-IL"/>
+              </w:rPr>
+              <w:t>JOIN</w:t>
+            </w:r>
+          </w:p>
+        </w:tc>
+        <w:tc>
+          <w:tcPr>
+            <w:tcW w:w="2337" w:type="dxa"/>
+            <w:tcBorders/>
+          </w:tcPr>
+          <w:p>
+            <w:pPr>
+              <w:pStyle w:val="Normal"/>
+              <w:widowControl/>
+              <w:spacing w:lineRule="auto" w:line="240" w:before="0" w:after="0"/>
+              <w:jc w:val="center"/>
+              <w:rPr>
+                <w:rFonts w:ascii="Calibri" w:hAnsi="Calibri" w:eastAsia="Calibri" w:cs="Arial"/>
+                <w:kern w:val="2"/>
+                <w:sz w:val="24"/>
+                <w:szCs w:val="24"/>
+                <w:lang w:val="en-US" w:eastAsia="en-US" w:bidi="he-IL"/>
+              </w:rPr>
+            </w:pPr>
+            <w:r>
+              <w:rPr>
+                <w:rFonts w:eastAsia="Calibri" w:cs="Arial"/>
+                <w:kern w:val="2"/>
+                <w:sz w:val="24"/>
+                <w:szCs w:val="24"/>
+                <w:lang w:val="en-US" w:eastAsia="en-US" w:bidi="he-IL"/>
+              </w:rPr>
+              <w:t>CLIENT TELLS SERVER HE IS WAITING IN THE QUEUE TO JOIN A MATCH</w:t>
+            </w:r>
+          </w:p>
+        </w:tc>
+        <w:tc>
+          <w:tcPr>
+            <w:tcW w:w="2338" w:type="dxa"/>
+            <w:tcBorders/>
+          </w:tcPr>
+          <w:p>
+            <w:pPr>
+              <w:pStyle w:val="Normal"/>
+              <w:widowControl/>
+              <w:spacing w:lineRule="auto" w:line="240" w:before="0" w:after="0"/>
+              <w:jc w:val="center"/>
+              <w:rPr>
+                <w:rFonts w:ascii="Calibri" w:hAnsi="Calibri" w:eastAsia="Calibri" w:cs="Arial"/>
+                <w:kern w:val="2"/>
+                <w:sz w:val="24"/>
+                <w:szCs w:val="24"/>
+                <w:lang w:val="en-US" w:eastAsia="en-US" w:bidi="he-IL"/>
+              </w:rPr>
+            </w:pPr>
+            <w:r>
+              <w:rPr>
+                <w:rFonts w:eastAsia="Calibri" w:cs="Arial"/>
+                <w:kern w:val="2"/>
+                <w:sz w:val="24"/>
+                <w:szCs w:val="24"/>
+                <w:lang w:val="en-US" w:eastAsia="en-US" w:bidi="he-IL"/>
+              </w:rPr>
+              <w:t>NONE</w:t>
+            </w:r>
+          </w:p>
+        </w:tc>
+        <w:tc>
+          <w:tcPr>
+            <w:tcW w:w="2338" w:type="dxa"/>
+            <w:tcBorders/>
+          </w:tcPr>
+          <w:p>
+            <w:pPr>
+              <w:pStyle w:val="Normal"/>
+              <w:widowControl/>
+              <w:spacing w:lineRule="auto" w:line="240" w:before="0" w:after="0"/>
+              <w:jc w:val="center"/>
+              <w:rPr>
+                <w:rFonts w:ascii="Calibri" w:hAnsi="Calibri" w:eastAsia="Calibri" w:cs="Arial"/>
+                <w:kern w:val="2"/>
+                <w:sz w:val="24"/>
+                <w:szCs w:val="24"/>
+                <w:lang w:val="en-US" w:eastAsia="en-US" w:bidi="he-IL"/>
+              </w:rPr>
+            </w:pPr>
+            <w:r>
+              <w:rPr>
+                <w:rFonts w:eastAsia="Calibri" w:cs="Arial"/>
+                <w:kern w:val="2"/>
+                <w:sz w:val="24"/>
+                <w:szCs w:val="24"/>
+                <w:lang w:val="en-US" w:eastAsia="en-US" w:bidi="he-IL"/>
+              </w:rPr>
+              <w:t>CLIENT</w:t>
+            </w:r>
+          </w:p>
+        </w:tc>
+      </w:tr>
+      <w:tr>
+        <w:trPr/>
+        <w:tc>
+          <w:tcPr>
+            <w:tcW w:w="2337" w:type="dxa"/>
+            <w:tcBorders/>
+          </w:tcPr>
+          <w:p>
+            <w:pPr>
+              <w:pStyle w:val="Normal"/>
+              <w:widowControl/>
+              <w:spacing w:lineRule="auto" w:line="240" w:before="0" w:after="0"/>
+              <w:jc w:val="center"/>
+              <w:rPr>
+                <w:rFonts w:ascii="Calibri" w:hAnsi="Calibri" w:eastAsia="Calibri" w:cs="Arial"/>
+                <w:kern w:val="2"/>
+                <w:sz w:val="24"/>
+                <w:szCs w:val="24"/>
+                <w:lang w:val="en-US" w:eastAsia="en-US" w:bidi="he-IL"/>
+              </w:rPr>
+            </w:pPr>
+            <w:r>
+              <w:rPr>
+                <w:rFonts w:eastAsia="Calibri" w:cs="Arial"/>
+                <w:kern w:val="2"/>
+                <w:sz w:val="24"/>
+                <w:szCs w:val="24"/>
+                <w:lang w:val="en-US" w:eastAsia="en-US" w:bidi="he-IL"/>
+              </w:rPr>
+              <w:t>STRT</w:t>
+            </w:r>
+          </w:p>
+        </w:tc>
+        <w:tc>
+          <w:tcPr>
+            <w:tcW w:w="2337" w:type="dxa"/>
+            <w:tcBorders/>
+          </w:tcPr>
+          <w:p>
+            <w:pPr>
+              <w:pStyle w:val="Normal"/>
+              <w:widowControl/>
+              <w:spacing w:lineRule="auto" w:line="240" w:before="0" w:after="0"/>
+              <w:jc w:val="center"/>
+              <w:rPr>
+                <w:rFonts w:ascii="Calibri" w:hAnsi="Calibri" w:eastAsia="Calibri" w:cs="Arial"/>
+                <w:kern w:val="2"/>
+                <w:sz w:val="24"/>
+                <w:szCs w:val="24"/>
+                <w:lang w:val="en-US" w:eastAsia="en-US" w:bidi="he-IL"/>
+              </w:rPr>
+            </w:pPr>
+            <w:r>
+              <w:rPr>
+                <w:rFonts w:eastAsia="Calibri" w:cs="Arial"/>
+                <w:kern w:val="2"/>
+                <w:sz w:val="24"/>
+                <w:szCs w:val="24"/>
+                <w:lang w:val="en-US" w:eastAsia="en-US" w:bidi="he-IL"/>
+              </w:rPr>
+              <w:t>SERVER TELLS CLIENT THE GAME HAS STARTED, PLUS WHICH SHIP HE IS IN CONTROL OF</w:t>
+            </w:r>
+          </w:p>
+        </w:tc>
+        <w:tc>
+          <w:tcPr>
+            <w:tcW w:w="2338" w:type="dxa"/>
+            <w:tcBorders/>
+          </w:tcPr>
+          <w:p>
+            <w:pPr>
+              <w:pStyle w:val="Normal"/>
+              <w:widowControl/>
+              <w:spacing w:lineRule="auto" w:line="240" w:before="0" w:after="0"/>
+              <w:jc w:val="center"/>
+              <w:rPr>
+                <w:rFonts w:ascii="Calibri" w:hAnsi="Calibri" w:eastAsia="Calibri" w:cs="Arial"/>
+                <w:kern w:val="2"/>
+                <w:sz w:val="24"/>
+                <w:szCs w:val="24"/>
+                <w:lang w:val="en-US" w:eastAsia="en-US" w:bidi="he-IL"/>
+              </w:rPr>
+            </w:pPr>
+            <w:r>
+              <w:rPr>
+                <w:rFonts w:eastAsia="Calibri" w:cs="Arial"/>
+                <w:kern w:val="2"/>
+                <w:sz w:val="24"/>
+                <w:szCs w:val="24"/>
+                <w:lang w:val="en-US" w:eastAsia="en-US" w:bidi="he-IL"/>
+              </w:rPr>
+              <w:t>ROLE</w:t>
+            </w:r>
+          </w:p>
+        </w:tc>
+        <w:tc>
+          <w:tcPr>
+            <w:tcW w:w="2338" w:type="dxa"/>
+            <w:tcBorders/>
+          </w:tcPr>
+          <w:p>
+            <w:pPr>
+              <w:pStyle w:val="Normal"/>
+              <w:widowControl/>
+              <w:spacing w:lineRule="auto" w:line="240" w:before="0" w:after="0"/>
+              <w:jc w:val="center"/>
+              <w:rPr>
+                <w:rFonts w:ascii="Calibri" w:hAnsi="Calibri" w:eastAsia="Calibri" w:cs="Arial"/>
+                <w:kern w:val="2"/>
+                <w:sz w:val="24"/>
+                <w:szCs w:val="24"/>
+                <w:lang w:val="en-US" w:eastAsia="en-US" w:bidi="he-IL"/>
+              </w:rPr>
+            </w:pPr>
+            <w:r>
+              <w:rPr>
+                <w:rFonts w:eastAsia="Calibri" w:cs="Arial"/>
+                <w:kern w:val="2"/>
+                <w:sz w:val="24"/>
+                <w:szCs w:val="24"/>
+                <w:lang w:val="en-US" w:eastAsia="en-US" w:bidi="he-IL"/>
+              </w:rPr>
+              <w:t>SERVER</w:t>
+            </w:r>
+          </w:p>
+        </w:tc>
+      </w:tr>
+      <w:tr>
+        <w:trPr/>
+        <w:tc>
+          <w:tcPr>
+            <w:tcW w:w="2337" w:type="dxa"/>
+            <w:tcBorders/>
+          </w:tcPr>
+          <w:p>
+            <w:pPr>
+              <w:pStyle w:val="Normal"/>
+              <w:widowControl/>
+              <w:spacing w:lineRule="auto" w:line="240" w:before="0" w:after="0"/>
+              <w:jc w:val="center"/>
+              <w:rPr>
+                <w:rFonts w:ascii="Calibri" w:hAnsi="Calibri" w:eastAsia="Calibri" w:cs="Arial"/>
+                <w:kern w:val="2"/>
+                <w:sz w:val="24"/>
+                <w:szCs w:val="24"/>
+                <w:lang w:val="en-US" w:eastAsia="en-US" w:bidi="he-IL"/>
+              </w:rPr>
+            </w:pPr>
+            <w:r>
+              <w:rPr>
+                <w:rFonts w:eastAsia="Calibri" w:cs="Arial"/>
+                <w:kern w:val="2"/>
+                <w:sz w:val="24"/>
+                <w:szCs w:val="24"/>
+                <w:lang w:val="en-US" w:eastAsia="en-US" w:bidi="he-IL"/>
+              </w:rPr>
+              <w:t>INCS</w:t>
+            </w:r>
+          </w:p>
+        </w:tc>
+        <w:tc>
+          <w:tcPr>
+            <w:tcW w:w="2337" w:type="dxa"/>
+            <w:tcBorders/>
+          </w:tcPr>
+          <w:p>
+            <w:pPr>
+              <w:pStyle w:val="Normal"/>
+              <w:widowControl/>
+              <w:spacing w:lineRule="auto" w:line="240" w:before="0" w:after="0"/>
+              <w:jc w:val="center"/>
+              <w:rPr>
+                <w:rFonts w:ascii="Calibri" w:hAnsi="Calibri" w:eastAsia="Calibri" w:cs="Arial"/>
+                <w:kern w:val="2"/>
+                <w:sz w:val="24"/>
+                <w:szCs w:val="24"/>
+                <w:lang w:val="en-US" w:eastAsia="en-US" w:bidi="he-IL"/>
+              </w:rPr>
+            </w:pPr>
+            <w:r>
+              <w:rPr>
+                <w:rFonts w:eastAsia="Calibri" w:cs="Arial"/>
+                <w:kern w:val="2"/>
+                <w:sz w:val="24"/>
+                <w:szCs w:val="24"/>
+                <w:lang w:val="en-US" w:eastAsia="en-US" w:bidi="he-IL"/>
+              </w:rPr>
+              <w:t>CLIENT ASKS TO INCREASE SHIP SPEED</w:t>
+            </w:r>
+          </w:p>
+        </w:tc>
+        <w:tc>
+          <w:tcPr>
+            <w:tcW w:w="2338" w:type="dxa"/>
+            <w:tcBorders/>
+          </w:tcPr>
+          <w:p>
+            <w:pPr>
+              <w:pStyle w:val="Normal"/>
+              <w:widowControl/>
+              <w:spacing w:lineRule="auto" w:line="240" w:before="0" w:after="0"/>
+              <w:jc w:val="center"/>
+              <w:rPr>
+                <w:rFonts w:ascii="Calibri" w:hAnsi="Calibri" w:eastAsia="Calibri" w:cs="Arial"/>
+                <w:kern w:val="2"/>
+                <w:sz w:val="24"/>
+                <w:szCs w:val="24"/>
+                <w:lang w:val="en-US" w:eastAsia="en-US" w:bidi="he-IL"/>
+              </w:rPr>
+            </w:pPr>
+            <w:r>
+              <w:rPr>
+                <w:rFonts w:eastAsia="Calibri" w:cs="Arial"/>
+                <w:kern w:val="2"/>
+                <w:sz w:val="24"/>
+                <w:szCs w:val="24"/>
+                <w:lang w:val="en-US" w:eastAsia="en-US" w:bidi="he-IL"/>
+              </w:rPr>
+              <w:t>NONE</w:t>
+            </w:r>
+          </w:p>
+        </w:tc>
+        <w:tc>
+          <w:tcPr>
+            <w:tcW w:w="2338" w:type="dxa"/>
+            <w:tcBorders/>
+          </w:tcPr>
+          <w:p>
+            <w:pPr>
+              <w:pStyle w:val="Normal"/>
+              <w:widowControl/>
+              <w:spacing w:lineRule="auto" w:line="240" w:before="0" w:after="0"/>
+              <w:jc w:val="center"/>
+              <w:rPr>
+                <w:rFonts w:ascii="Calibri" w:hAnsi="Calibri" w:eastAsia="Calibri" w:cs="Arial"/>
+                <w:kern w:val="2"/>
+                <w:sz w:val="24"/>
+                <w:szCs w:val="24"/>
+                <w:lang w:val="en-US" w:eastAsia="en-US" w:bidi="he-IL"/>
+              </w:rPr>
+            </w:pPr>
+            <w:r>
+              <w:rPr>
+                <w:rFonts w:eastAsia="Calibri" w:cs="Arial"/>
+                <w:kern w:val="2"/>
+                <w:sz w:val="24"/>
+                <w:szCs w:val="24"/>
+                <w:lang w:val="en-US" w:eastAsia="en-US" w:bidi="he-IL"/>
+              </w:rPr>
+              <w:t>CLIENT</w:t>
+            </w:r>
+          </w:p>
+        </w:tc>
+      </w:tr>
+      <w:tr>
+        <w:trPr/>
+        <w:tc>
+          <w:tcPr>
+            <w:tcW w:w="2337" w:type="dxa"/>
+            <w:tcBorders/>
+          </w:tcPr>
+          <w:p>
+            <w:pPr>
+              <w:pStyle w:val="Normal"/>
+              <w:widowControl/>
+              <w:spacing w:lineRule="auto" w:line="240" w:before="0" w:after="0"/>
+              <w:jc w:val="center"/>
+              <w:rPr>
+                <w:rFonts w:ascii="Calibri" w:hAnsi="Calibri" w:eastAsia="Calibri" w:cs="Arial"/>
+                <w:kern w:val="2"/>
+                <w:sz w:val="24"/>
+                <w:szCs w:val="24"/>
+                <w:lang w:val="en-US" w:eastAsia="en-US" w:bidi="he-IL"/>
+              </w:rPr>
+            </w:pPr>
+            <w:r>
+              <w:rPr>
+                <w:rFonts w:eastAsia="Calibri" w:cs="Arial"/>
+                <w:kern w:val="2"/>
+                <w:sz w:val="24"/>
+                <w:szCs w:val="24"/>
+                <w:lang w:val="en-US" w:eastAsia="en-US" w:bidi="he-IL"/>
+              </w:rPr>
+              <w:t>PORT</w:t>
+            </w:r>
+          </w:p>
+        </w:tc>
+        <w:tc>
+          <w:tcPr>
+            <w:tcW w:w="2337" w:type="dxa"/>
+            <w:tcBorders/>
+          </w:tcPr>
+          <w:p>
+            <w:pPr>
+              <w:pStyle w:val="Normal"/>
+              <w:widowControl/>
+              <w:spacing w:lineRule="auto" w:line="240" w:before="0" w:after="0"/>
+              <w:jc w:val="center"/>
+              <w:rPr>
+                <w:rFonts w:ascii="Calibri" w:hAnsi="Calibri" w:eastAsia="Calibri" w:cs="Arial"/>
+                <w:kern w:val="2"/>
+                <w:sz w:val="24"/>
+                <w:szCs w:val="24"/>
+                <w:lang w:val="en-US" w:eastAsia="en-US" w:bidi="he-IL"/>
+              </w:rPr>
+            </w:pPr>
+            <w:r>
+              <w:rPr>
+                <w:rFonts w:eastAsia="Calibri" w:cs="Arial"/>
+                <w:kern w:val="2"/>
+                <w:sz w:val="24"/>
+                <w:szCs w:val="24"/>
+                <w:lang w:val="en-US" w:eastAsia="en-US" w:bidi="he-IL"/>
+              </w:rPr>
+              <w:t>CLIENT ASKS TO TURN SHIP TO PORT</w:t>
+            </w:r>
+          </w:p>
+        </w:tc>
+        <w:tc>
+          <w:tcPr>
+            <w:tcW w:w="2338" w:type="dxa"/>
+            <w:tcBorders/>
+          </w:tcPr>
+          <w:p>
+            <w:pPr>
+              <w:pStyle w:val="Normal"/>
+              <w:widowControl/>
+              <w:spacing w:lineRule="auto" w:line="240" w:before="0" w:after="0"/>
+              <w:jc w:val="center"/>
+              <w:rPr>
+                <w:rFonts w:ascii="Calibri" w:hAnsi="Calibri" w:eastAsia="Calibri" w:cs="Arial"/>
+                <w:kern w:val="2"/>
+                <w:sz w:val="24"/>
+                <w:szCs w:val="24"/>
+                <w:lang w:val="en-US" w:eastAsia="en-US" w:bidi="he-IL"/>
+              </w:rPr>
+            </w:pPr>
+            <w:r>
+              <w:rPr>
+                <w:rFonts w:eastAsia="Calibri" w:cs="Arial"/>
+                <w:kern w:val="2"/>
+                <w:sz w:val="24"/>
+                <w:szCs w:val="24"/>
+                <w:lang w:val="en-US" w:eastAsia="en-US" w:bidi="he-IL"/>
+              </w:rPr>
+              <w:t>NONE</w:t>
+            </w:r>
+          </w:p>
+        </w:tc>
+        <w:tc>
+          <w:tcPr>
+            <w:tcW w:w="2338" w:type="dxa"/>
+            <w:tcBorders/>
+          </w:tcPr>
+          <w:p>
+            <w:pPr>
+              <w:pStyle w:val="Normal"/>
+              <w:widowControl/>
+              <w:spacing w:lineRule="auto" w:line="240" w:before="0" w:after="0"/>
+              <w:jc w:val="center"/>
+              <w:rPr>
+                <w:rFonts w:ascii="Calibri" w:hAnsi="Calibri" w:eastAsia="Calibri" w:cs="Arial"/>
+                <w:kern w:val="2"/>
+                <w:sz w:val="24"/>
+                <w:szCs w:val="24"/>
+                <w:lang w:val="en-US" w:eastAsia="en-US" w:bidi="he-IL"/>
+              </w:rPr>
+            </w:pPr>
+            <w:r>
+              <w:rPr>
+                <w:rFonts w:eastAsia="Calibri" w:cs="Arial"/>
+                <w:kern w:val="2"/>
+                <w:sz w:val="24"/>
+                <w:szCs w:val="24"/>
+                <w:lang w:val="en-US" w:eastAsia="en-US" w:bidi="he-IL"/>
+              </w:rPr>
+              <w:t>CLIENT</w:t>
+            </w:r>
+          </w:p>
+        </w:tc>
+      </w:tr>
+      <w:tr>
+        <w:trPr/>
+        <w:tc>
+          <w:tcPr>
+            <w:tcW w:w="2337" w:type="dxa"/>
+            <w:tcBorders/>
+          </w:tcPr>
+          <w:p>
+            <w:pPr>
+              <w:pStyle w:val="Normal"/>
+              <w:widowControl/>
+              <w:spacing w:lineRule="auto" w:line="240" w:before="0" w:after="0"/>
+              <w:jc w:val="center"/>
+              <w:rPr>
+                <w:rFonts w:ascii="Calibri" w:hAnsi="Calibri" w:eastAsia="Calibri" w:cs="Arial"/>
+                <w:kern w:val="2"/>
+                <w:sz w:val="24"/>
+                <w:szCs w:val="24"/>
+                <w:lang w:val="en-US" w:eastAsia="en-US" w:bidi="he-IL"/>
+              </w:rPr>
+            </w:pPr>
+            <w:r>
+              <w:rPr>
+                <w:rFonts w:eastAsia="Calibri" w:cs="Arial"/>
+                <w:kern w:val="2"/>
+                <w:sz w:val="24"/>
+                <w:szCs w:val="24"/>
+                <w:lang w:val="en-US" w:eastAsia="en-US" w:bidi="he-IL"/>
+              </w:rPr>
+              <w:t>STRB</w:t>
+            </w:r>
+          </w:p>
+        </w:tc>
+        <w:tc>
+          <w:tcPr>
+            <w:tcW w:w="2337" w:type="dxa"/>
+            <w:tcBorders/>
+          </w:tcPr>
+          <w:p>
+            <w:pPr>
+              <w:pStyle w:val="Normal"/>
+              <w:widowControl/>
+              <w:spacing w:lineRule="auto" w:line="240" w:before="0" w:after="0"/>
+              <w:jc w:val="center"/>
+              <w:rPr>
+                <w:rFonts w:ascii="Calibri" w:hAnsi="Calibri" w:eastAsia="Calibri" w:cs="Arial"/>
+                <w:kern w:val="2"/>
+                <w:sz w:val="24"/>
+                <w:szCs w:val="24"/>
+                <w:lang w:val="en-US" w:eastAsia="en-US" w:bidi="he-IL"/>
+              </w:rPr>
+            </w:pPr>
+            <w:r>
+              <w:rPr>
+                <w:rFonts w:eastAsia="Calibri" w:cs="Arial"/>
+                <w:kern w:val="2"/>
+                <w:sz w:val="24"/>
+                <w:szCs w:val="24"/>
+                <w:lang w:val="en-US" w:eastAsia="en-US" w:bidi="he-IL"/>
+              </w:rPr>
+              <w:t>CLIENT ASKS TO TURN SHIP TO STARBOARD</w:t>
+            </w:r>
+          </w:p>
+        </w:tc>
+        <w:tc>
+          <w:tcPr>
+            <w:tcW w:w="2338" w:type="dxa"/>
+            <w:tcBorders/>
+          </w:tcPr>
+          <w:p>
+            <w:pPr>
+              <w:pStyle w:val="Normal"/>
+              <w:widowControl/>
+              <w:spacing w:lineRule="auto" w:line="240" w:before="0" w:after="0"/>
+              <w:jc w:val="center"/>
+              <w:rPr>
+                <w:rFonts w:ascii="Calibri" w:hAnsi="Calibri" w:eastAsia="Calibri" w:cs="Arial"/>
+                <w:kern w:val="2"/>
+                <w:sz w:val="24"/>
+                <w:szCs w:val="24"/>
+                <w:lang w:val="en-US" w:eastAsia="en-US" w:bidi="he-IL"/>
+              </w:rPr>
+            </w:pPr>
+            <w:r>
+              <w:rPr>
+                <w:rFonts w:eastAsia="Calibri" w:cs="Arial"/>
+                <w:kern w:val="2"/>
+                <w:sz w:val="24"/>
+                <w:szCs w:val="24"/>
+                <w:lang w:val="en-US" w:eastAsia="en-US" w:bidi="he-IL"/>
+              </w:rPr>
+              <w:t>NONE</w:t>
+            </w:r>
+          </w:p>
+        </w:tc>
+        <w:tc>
+          <w:tcPr>
+            <w:tcW w:w="2338" w:type="dxa"/>
+            <w:tcBorders/>
+          </w:tcPr>
+          <w:p>
+            <w:pPr>
+              <w:pStyle w:val="Normal"/>
+              <w:widowControl/>
+              <w:spacing w:lineRule="auto" w:line="240" w:before="0" w:after="0"/>
+              <w:jc w:val="center"/>
+              <w:rPr>
+                <w:rFonts w:ascii="Calibri" w:hAnsi="Calibri" w:eastAsia="Calibri" w:cs="Arial"/>
+                <w:kern w:val="2"/>
+                <w:sz w:val="24"/>
+                <w:szCs w:val="24"/>
+                <w:lang w:val="en-US" w:eastAsia="en-US" w:bidi="he-IL"/>
+              </w:rPr>
+            </w:pPr>
+            <w:r>
+              <w:rPr>
+                <w:rFonts w:eastAsia="Calibri" w:cs="Arial"/>
+                <w:kern w:val="2"/>
+                <w:sz w:val="24"/>
+                <w:szCs w:val="24"/>
+                <w:lang w:val="en-US" w:eastAsia="en-US" w:bidi="he-IL"/>
+              </w:rPr>
+              <w:t>CLIENT</w:t>
+            </w:r>
+          </w:p>
+        </w:tc>
+      </w:tr>
+      <w:tr>
+        <w:trPr/>
+        <w:tc>
+          <w:tcPr>
+            <w:tcW w:w="2337" w:type="dxa"/>
+            <w:tcBorders/>
+          </w:tcPr>
+          <w:p>
+            <w:pPr>
+              <w:pStyle w:val="Normal"/>
+              <w:widowControl/>
+              <w:spacing w:lineRule="auto" w:line="240" w:before="0" w:after="0"/>
+              <w:jc w:val="center"/>
+              <w:rPr>
+                <w:rFonts w:ascii="Calibri" w:hAnsi="Calibri" w:eastAsia="Calibri" w:cs="Arial"/>
+                <w:kern w:val="2"/>
+                <w:sz w:val="24"/>
+                <w:szCs w:val="24"/>
+                <w:lang w:val="en-US" w:eastAsia="en-US" w:bidi="he-IL"/>
+              </w:rPr>
+            </w:pPr>
+            <w:r>
+              <w:rPr>
+                <w:rFonts w:eastAsia="Calibri" w:cs="Arial"/>
+                <w:kern w:val="2"/>
+                <w:sz w:val="24"/>
+                <w:szCs w:val="24"/>
+                <w:lang w:val="en-US" w:eastAsia="en-US" w:bidi="he-IL"/>
+              </w:rPr>
+              <w:t>DECS</w:t>
+            </w:r>
+          </w:p>
+        </w:tc>
+        <w:tc>
+          <w:tcPr>
+            <w:tcW w:w="2337" w:type="dxa"/>
+            <w:tcBorders/>
+          </w:tcPr>
+          <w:p>
+            <w:pPr>
+              <w:pStyle w:val="Normal"/>
+              <w:widowControl/>
+              <w:spacing w:lineRule="auto" w:line="240" w:before="0" w:after="0"/>
+              <w:jc w:val="center"/>
+              <w:rPr>
+                <w:rFonts w:ascii="Calibri" w:hAnsi="Calibri" w:eastAsia="Calibri" w:cs="Arial"/>
+                <w:kern w:val="2"/>
+                <w:sz w:val="24"/>
+                <w:szCs w:val="24"/>
+                <w:lang w:val="en-US" w:eastAsia="en-US" w:bidi="he-IL"/>
+              </w:rPr>
+            </w:pPr>
+            <w:r>
+              <w:rPr>
+                <w:rFonts w:eastAsia="Calibri" w:cs="Arial"/>
+                <w:kern w:val="2"/>
+                <w:sz w:val="24"/>
+                <w:szCs w:val="24"/>
+                <w:lang w:val="en-US" w:eastAsia="en-US" w:bidi="he-IL"/>
+              </w:rPr>
+              <w:t>CLIENT ASKS TO DECREASE SHIP SPEED</w:t>
+            </w:r>
+          </w:p>
+        </w:tc>
+        <w:tc>
+          <w:tcPr>
+            <w:tcW w:w="2338" w:type="dxa"/>
+            <w:tcBorders/>
+          </w:tcPr>
+          <w:p>
+            <w:pPr>
+              <w:pStyle w:val="Normal"/>
+              <w:widowControl/>
+              <w:spacing w:lineRule="auto" w:line="240" w:before="0" w:after="0"/>
+              <w:jc w:val="center"/>
+              <w:rPr>
+                <w:rFonts w:ascii="Calibri" w:hAnsi="Calibri" w:eastAsia="Calibri" w:cs="Arial"/>
+                <w:kern w:val="2"/>
+                <w:sz w:val="24"/>
+                <w:szCs w:val="24"/>
+                <w:lang w:val="en-US" w:eastAsia="en-US" w:bidi="he-IL"/>
+              </w:rPr>
+            </w:pPr>
+            <w:r>
+              <w:rPr>
+                <w:rFonts w:eastAsia="Calibri" w:cs="Arial"/>
+                <w:kern w:val="2"/>
+                <w:sz w:val="24"/>
+                <w:szCs w:val="24"/>
+                <w:lang w:val="en-US" w:eastAsia="en-US" w:bidi="he-IL"/>
+              </w:rPr>
+              <w:t>NONE</w:t>
+            </w:r>
+          </w:p>
+        </w:tc>
+        <w:tc>
+          <w:tcPr>
+            <w:tcW w:w="2338" w:type="dxa"/>
+            <w:tcBorders/>
+          </w:tcPr>
+          <w:p>
+            <w:pPr>
+              <w:pStyle w:val="Normal"/>
+              <w:widowControl/>
+              <w:spacing w:lineRule="auto" w:line="240" w:before="0" w:after="0"/>
+              <w:jc w:val="center"/>
+              <w:rPr>
+                <w:rFonts w:ascii="Calibri" w:hAnsi="Calibri" w:eastAsia="Calibri" w:cs="Arial"/>
+                <w:kern w:val="2"/>
+                <w:sz w:val="24"/>
+                <w:szCs w:val="24"/>
+                <w:lang w:val="en-US" w:eastAsia="en-US" w:bidi="he-IL"/>
+              </w:rPr>
+            </w:pPr>
+            <w:r>
+              <w:rPr>
+                <w:rFonts w:eastAsia="Calibri" w:cs="Arial"/>
+                <w:kern w:val="2"/>
+                <w:sz w:val="24"/>
+                <w:szCs w:val="24"/>
+                <w:lang w:val="en-US" w:eastAsia="en-US" w:bidi="he-IL"/>
+              </w:rPr>
+              <w:t>CLIENT</w:t>
+            </w:r>
+          </w:p>
+        </w:tc>
+      </w:tr>
+      <w:tr>
+        <w:trPr>
+          <w:trHeight w:val="570" w:hRule="atLeast"/>
+        </w:trPr>
+        <w:tc>
+          <w:tcPr>
+            <w:tcW w:w="2337" w:type="dxa"/>
+            <w:tcBorders/>
+          </w:tcPr>
+          <w:p>
+            <w:pPr>
+              <w:pStyle w:val="Normal"/>
+              <w:widowControl/>
+              <w:spacing w:lineRule="auto" w:line="240" w:before="0" w:after="0"/>
+              <w:jc w:val="center"/>
+              <w:rPr>
+                <w:rFonts w:ascii="Calibri" w:hAnsi="Calibri" w:eastAsia="Calibri" w:cs="Arial"/>
+                <w:kern w:val="2"/>
+                <w:sz w:val="24"/>
+                <w:szCs w:val="24"/>
+                <w:lang w:val="en-US" w:eastAsia="en-US" w:bidi="he-IL"/>
+              </w:rPr>
+            </w:pPr>
+            <w:r>
+              <w:rPr>
+                <w:rFonts w:eastAsia="Calibri" w:cs="Arial"/>
+                <w:kern w:val="2"/>
+                <w:sz w:val="24"/>
+                <w:szCs w:val="24"/>
+                <w:lang w:val="en-US" w:eastAsia="en-US" w:bidi="he-IL"/>
+              </w:rPr>
+              <w:t>GSTT</w:t>
+            </w:r>
+          </w:p>
+        </w:tc>
+        <w:tc>
+          <w:tcPr>
+            <w:tcW w:w="2337" w:type="dxa"/>
+            <w:tcBorders/>
+          </w:tcPr>
+          <w:p>
+            <w:pPr>
+              <w:pStyle w:val="Normal"/>
+              <w:widowControl/>
+              <w:spacing w:lineRule="auto" w:line="240" w:before="0" w:after="0"/>
+              <w:jc w:val="center"/>
+              <w:rPr>
+                <w:rFonts w:ascii="Calibri" w:hAnsi="Calibri" w:eastAsia="Calibri" w:cs="Arial"/>
+                <w:kern w:val="2"/>
+                <w:sz w:val="24"/>
+                <w:szCs w:val="24"/>
+                <w:lang w:val="en-US" w:eastAsia="en-US" w:bidi="he-IL"/>
+              </w:rPr>
+            </w:pPr>
+            <w:r>
+              <w:rPr>
+                <w:rFonts w:eastAsia="Calibri" w:cs="Arial"/>
+                <w:kern w:val="2"/>
+                <w:sz w:val="24"/>
+                <w:szCs w:val="24"/>
+                <w:lang w:val="en-US" w:eastAsia="en-US" w:bidi="he-IL"/>
+              </w:rPr>
+              <w:t>SERVER SENDS CLIENT THE UPDATED GAME STATE AS A PICKLED OBJECT, TAKING INTO ACCOUNT BOTH SIDE REQUESTS</w:t>
+            </w:r>
+          </w:p>
+        </w:tc>
+        <w:tc>
+          <w:tcPr>
+            <w:tcW w:w="2338" w:type="dxa"/>
+            <w:tcBorders/>
+          </w:tcPr>
+          <w:p>
+            <w:pPr>
+              <w:pStyle w:val="Normal"/>
+              <w:widowControl/>
+              <w:spacing w:lineRule="auto" w:line="240" w:before="0" w:after="0"/>
+              <w:jc w:val="center"/>
+              <w:rPr>
+                <w:rFonts w:ascii="Calibri" w:hAnsi="Calibri" w:eastAsia="Calibri" w:cs="Arial"/>
+                <w:kern w:val="2"/>
+                <w:sz w:val="24"/>
+                <w:szCs w:val="24"/>
+                <w:lang w:val="en-US" w:eastAsia="en-US" w:bidi="he-IL"/>
+              </w:rPr>
+            </w:pPr>
+            <w:r>
+              <w:rPr>
+                <w:rFonts w:eastAsia="Calibri" w:cs="Arial"/>
+                <w:kern w:val="2"/>
+                <w:sz w:val="24"/>
+                <w:szCs w:val="24"/>
+                <w:lang w:val="en-US" w:eastAsia="en-US" w:bidi="he-IL"/>
+              </w:rPr>
+              <w:t>OBJECT</w:t>
+            </w:r>
+          </w:p>
+        </w:tc>
+        <w:tc>
+          <w:tcPr>
+            <w:tcW w:w="2338" w:type="dxa"/>
+            <w:tcBorders/>
+          </w:tcPr>
+          <w:p>
+            <w:pPr>
+              <w:pStyle w:val="Normal"/>
+              <w:widowControl/>
+              <w:spacing w:lineRule="auto" w:line="240" w:before="0" w:after="0"/>
+              <w:jc w:val="center"/>
+              <w:rPr>
+                <w:rFonts w:ascii="Calibri" w:hAnsi="Calibri" w:eastAsia="Calibri" w:cs="Arial"/>
+                <w:kern w:val="2"/>
+                <w:sz w:val="24"/>
+                <w:szCs w:val="24"/>
+                <w:lang w:val="en-US" w:eastAsia="en-US" w:bidi="he-IL"/>
+              </w:rPr>
+            </w:pPr>
+            <w:r>
+              <w:rPr>
+                <w:rFonts w:eastAsia="Calibri" w:cs="Arial"/>
+                <w:kern w:val="2"/>
+                <w:sz w:val="24"/>
+                <w:szCs w:val="24"/>
+                <w:lang w:val="en-US" w:eastAsia="en-US" w:bidi="he-IL"/>
+              </w:rPr>
+              <w:t>SERVER</w:t>
+            </w:r>
+          </w:p>
+        </w:tc>
+      </w:tr>
+    </w:tbl>
+    <w:p>
+      <w:pPr>
+        <w:pStyle w:val="Normal"/>
+        <w:spacing w:before="0" w:after="160"/>
+        <w:jc w:val="center"/>
+        <w:rPr/>
+      </w:pPr>
+      <w:r>
+        <w:rPr/>
+      </w:r>
     </w:p>
     <w:sectPr>
+      <w:type w:val="nextPage"/>
       <w:pgSz w:w="12240" w:h="15840"/>
-      <w:pgMar w:top="1440" w:right="1440" w:bottom="1440" w:left="1440" w:header="720" w:footer="720" w:gutter="0"/>
-      <w:cols w:space="720"/>
-      <w:docGrid w:linePitch="360"/>
+      <w:pgMar w:left="1440" w:right="1440" w:gutter="0" w:header="0" w:top="1440" w:footer="0" w:bottom="1440"/>
+      <w:pgNumType w:fmt="decimal"/>
+      <w:formProt w:val="false"/>
+      <w:textDirection w:val="lrTb"/>
+      <w:docGrid w:type="default" w:linePitch="360" w:charSpace="0"/>
     </w:sectPr>
   </w:body>
 </w:document>
 </file>
 
 <file path=word/styles.xml><?xml version="1.0" encoding="utf-8"?>
-<w:styles xmlns:mc="http://schemas.openxmlformats.org/markup-compatibility/2006" xmlns:r="http://schemas.openxmlformats.org/officeDocument/2006/relationships" xmlns:w="http://schemas.openxmlformats.org/wordprocessingml/2006/main" xmlns:w14="http://schemas.microsoft.com/office/word/2010/wordml" xmlns:w15="http://schemas.microsoft.com/office/word/2012/wordml" xmlns:w16cex="http://schemas.microsoft.com/office/word/2018/wordml/cex" xmlns:w16cid="http://schemas.microsoft.com/office/word/2016/wordml/cid" xmlns:w16="http://schemas.microsoft.com/office/word/2018/wordml" xmlns:w16du="http://schemas.microsoft.com/office/word/2023/wordml/word16du" xmlns:w16sdtdh="http://schemas.microsoft.com/office/word/2020/wordml/sdtdatahash" xmlns:w16sdtfl="http://schemas.microsoft.com/office/word/2024/wordml/sdtformatlock" xmlns:w16se="http://schemas.microsoft.com/office/word/2015/wordml/symex" mc:Ignorable="w14 w15 w16se w16cid w16 w16cex w16sdtdh w16sdtfl w16du">
+<w:styles xmlns:w="http://schemas.openxmlformats.org/wordprocessingml/2006/main" xmlns:w14="http://schemas.microsoft.com/office/word/2010/wordml" xmlns:mc="http://schemas.openxmlformats.org/markup-compatibility/2006" mc:Ignorable="w14">
   <w:docDefaults>
     <w:rPrDefault>
       <w:rPr>
-        <w:rFonts w:asciiTheme="minorHAnsi" w:eastAsiaTheme="minorHAnsi" w:hAnsiTheme="minorHAnsi" w:cstheme="minorBidi"/>
+        <w:rFonts w:ascii="Calibri" w:hAnsi="Calibri" w:eastAsia="Calibri" w:cs="Arial" w:asciiTheme="minorHAnsi" w:cstheme="minorBidi" w:eastAsiaTheme="minorHAnsi" w:hAnsiTheme="minorHAnsi"/>
         <w:kern w:val="2"/>
         <w:sz w:val="24"/>
         <w:szCs w:val="24"/>
@@ -1486,21 +4164,21 @@
     </w:rPrDefault>
     <w:pPrDefault>
       <w:pPr>
-        <w:spacing w:after="160" w:line="278" w:lineRule="auto"/>
+        <w:suppressAutoHyphens w:val="true"/>
       </w:pPr>
     </w:pPrDefault>
   </w:docDefaults>
   <w:latentStyles w:defLockedState="0" w:defUIPriority="99" w:defSemiHidden="0" w:defUnhideWhenUsed="0" w:defQFormat="0" w:count="376">
     <w:lsdException w:name="Normal" w:uiPriority="0" w:qFormat="1"/>
     <w:lsdException w:name="heading 1" w:uiPriority="9" w:qFormat="1"/>
-    <w:lsdException w:name="heading 2" w:semiHidden="1" w:uiPriority="9" w:unhideWhenUsed="1" w:qFormat="1"/>
-    <w:lsdException w:name="heading 3" w:semiHidden="1" w:uiPriority="9" w:unhideWhenUsed="1" w:qFormat="1"/>
-    <w:lsdException w:name="heading 4" w:semiHidden="1" w:uiPriority="9" w:unhideWhenUsed="1" w:qFormat="1"/>
-    <w:lsdException w:name="heading 5" w:semiHidden="1" w:uiPriority="9" w:unhideWhenUsed="1" w:qFormat="1"/>
-    <w:lsdException w:name="heading 6" w:semiHidden="1" w:uiPriority="9" w:unhideWhenUsed="1" w:qFormat="1"/>
-    <w:lsdException w:name="heading 7" w:semiHidden="1" w:uiPriority="9" w:unhideWhenUsed="1" w:qFormat="1"/>
-    <w:lsdException w:name="heading 8" w:semiHidden="1" w:uiPriority="9" w:unhideWhenUsed="1" w:qFormat="1"/>
-    <w:lsdException w:name="heading 9" w:semiHidden="1" w:uiPriority="9" w:unhideWhenUsed="1" w:qFormat="1"/>
+    <w:lsdException w:name="heading 2" w:uiPriority="9" w:semiHidden="1" w:unhideWhenUsed="1" w:qFormat="1"/>
+    <w:lsdException w:name="heading 3" w:uiPriority="9" w:semiHidden="1" w:unhideWhenUsed="1" w:qFormat="1"/>
+    <w:lsdException w:name="heading 4" w:uiPriority="9" w:semiHidden="1" w:unhideWhenUsed="1" w:qFormat="1"/>
+    <w:lsdException w:name="heading 5" w:uiPriority="9" w:semiHidden="1" w:unhideWhenUsed="1" w:qFormat="1"/>
+    <w:lsdException w:name="heading 6" w:uiPriority="9" w:semiHidden="1" w:unhideWhenUsed="1" w:qFormat="1"/>
+    <w:lsdException w:name="heading 7" w:uiPriority="9" w:semiHidden="1" w:unhideWhenUsed="1" w:qFormat="1"/>
+    <w:lsdException w:name="heading 8" w:uiPriority="9" w:semiHidden="1" w:unhideWhenUsed="1" w:qFormat="1"/>
+    <w:lsdException w:name="heading 9" w:uiPriority="9" w:semiHidden="1" w:unhideWhenUsed="1" w:qFormat="1"/>
     <w:lsdException w:name="index 1" w:semiHidden="1" w:unhideWhenUsed="1"/>
     <w:lsdException w:name="index 2" w:semiHidden="1" w:unhideWhenUsed="1"/>
     <w:lsdException w:name="index 3" w:semiHidden="1" w:unhideWhenUsed="1"/>
@@ -1510,22 +4188,22 @@
     <w:lsdException w:name="index 7" w:semiHidden="1" w:unhideWhenUsed="1"/>
     <w:lsdException w:name="index 8" w:semiHidden="1" w:unhideWhenUsed="1"/>
     <w:lsdException w:name="index 9" w:semiHidden="1" w:unhideWhenUsed="1"/>
-    <w:lsdException w:name="toc 1" w:semiHidden="1" w:uiPriority="39" w:unhideWhenUsed="1"/>
-    <w:lsdException w:name="toc 2" w:semiHidden="1" w:uiPriority="39" w:unhideWhenUsed="1"/>
-    <w:lsdException w:name="toc 3" w:semiHidden="1" w:uiPriority="39" w:unhideWhenUsed="1"/>
-    <w:lsdException w:name="toc 4" w:semiHidden="1" w:uiPriority="39" w:unhideWhenUsed="1"/>
-    <w:lsdException w:name="toc 5" w:semiHidden="1" w:uiPriority="39" w:unhideWhenUsed="1"/>
-    <w:lsdException w:name="toc 6" w:semiHidden="1" w:uiPriority="39" w:unhideWhenUsed="1"/>
-    <w:lsdException w:name="toc 7" w:semiHidden="1" w:uiPriority="39" w:unhideWhenUsed="1"/>
-    <w:lsdException w:name="toc 8" w:semiHidden="1" w:uiPriority="39" w:unhideWhenUsed="1"/>
-    <w:lsdException w:name="toc 9" w:semiHidden="1" w:uiPriority="39" w:unhideWhenUsed="1"/>
+    <w:lsdException w:name="toc 1" w:uiPriority="39" w:semiHidden="1" w:unhideWhenUsed="1"/>
+    <w:lsdException w:name="toc 2" w:uiPriority="39" w:semiHidden="1" w:unhideWhenUsed="1"/>
+    <w:lsdException w:name="toc 3" w:uiPriority="39" w:semiHidden="1" w:unhideWhenUsed="1"/>
+    <w:lsdException w:name="toc 4" w:uiPriority="39" w:semiHidden="1" w:unhideWhenUsed="1"/>
+    <w:lsdException w:name="toc 5" w:uiPriority="39" w:semiHidden="1" w:unhideWhenUsed="1"/>
+    <w:lsdException w:name="toc 6" w:uiPriority="39" w:semiHidden="1" w:unhideWhenUsed="1"/>
+    <w:lsdException w:name="toc 7" w:uiPriority="39" w:semiHidden="1" w:unhideWhenUsed="1"/>
+    <w:lsdException w:name="toc 8" w:uiPriority="39" w:semiHidden="1" w:unhideWhenUsed="1"/>
+    <w:lsdException w:name="toc 9" w:uiPriority="39" w:semiHidden="1" w:unhideWhenUsed="1"/>
     <w:lsdException w:name="Normal Indent" w:semiHidden="1" w:unhideWhenUsed="1"/>
     <w:lsdException w:name="footnote text" w:semiHidden="1" w:unhideWhenUsed="1"/>
     <w:lsdException w:name="annotation text" w:semiHidden="1" w:unhideWhenUsed="1"/>
     <w:lsdException w:name="header" w:semiHidden="1" w:unhideWhenUsed="1"/>
     <w:lsdException w:name="footer" w:semiHidden="1" w:unhideWhenUsed="1"/>
     <w:lsdException w:name="index heading" w:semiHidden="1" w:unhideWhenUsed="1"/>
-    <w:lsdException w:name="caption" w:semiHidden="1" w:uiPriority="35" w:unhideWhenUsed="1" w:qFormat="1"/>
+    <w:lsdException w:name="caption" w:uiPriority="35" w:semiHidden="1" w:unhideWhenUsed="1" w:qFormat="1"/>
     <w:lsdException w:name="table of figures" w:semiHidden="1" w:unhideWhenUsed="1"/>
     <w:lsdException w:name="envelope address" w:semiHidden="1" w:unhideWhenUsed="1"/>
     <w:lsdException w:name="envelope return" w:semiHidden="1" w:unhideWhenUsed="1"/>
@@ -1556,7 +4234,7 @@
     <w:lsdException w:name="Title" w:uiPriority="10" w:qFormat="1"/>
     <w:lsdException w:name="Closing" w:semiHidden="1" w:unhideWhenUsed="1"/>
     <w:lsdException w:name="Signature" w:semiHidden="1" w:unhideWhenUsed="1"/>
-    <w:lsdException w:name="Default Paragraph Font" w:semiHidden="1" w:uiPriority="1" w:unhideWhenUsed="1"/>
+    <w:lsdException w:name="Default Paragraph Font" w:uiPriority="1" w:semiHidden="1" w:unhideWhenUsed="1"/>
     <w:lsdException w:name="Body Text" w:semiHidden="1" w:unhideWhenUsed="1"/>
     <w:lsdException w:name="Body Text Indent" w:semiHidden="1" w:unhideWhenUsed="1"/>
     <w:lsdException w:name="List Continue" w:semiHidden="1" w:unhideWhenUsed="1"/>
@@ -1756,8 +4434,8 @@
     <w:lsdException w:name="Subtle Reference" w:uiPriority="31" w:qFormat="1"/>
     <w:lsdException w:name="Intense Reference" w:uiPriority="32" w:qFormat="1"/>
     <w:lsdException w:name="Book Title" w:uiPriority="33" w:qFormat="1"/>
-    <w:lsdException w:name="Bibliography" w:semiHidden="1" w:uiPriority="37" w:unhideWhenUsed="1"/>
-    <w:lsdException w:name="TOC Heading" w:semiHidden="1" w:uiPriority="39" w:unhideWhenUsed="1" w:qFormat="1"/>
+    <w:lsdException w:name="Bibliography" w:uiPriority="37" w:semiHidden="1" w:unhideWhenUsed="1"/>
+    <w:lsdException w:name="TOC Heading" w:uiPriority="39" w:semiHidden="1" w:unhideWhenUsed="1" w:qFormat="1"/>
     <w:lsdException w:name="Plain Table 1" w:uiPriority="41"/>
     <w:lsdException w:name="Plain Table 2" w:uiPriority="42"/>
     <w:lsdException w:name="Plain Table 3" w:uiPriority="43"/>
@@ -1868,9 +4546,24 @@
     <w:lsdException w:name="Unresolved Mention" w:semiHidden="1" w:unhideWhenUsed="1"/>
     <w:lsdException w:name="Smart Link" w:semiHidden="1" w:unhideWhenUsed="1"/>
   </w:latentStyles>
-  <w:style w:type="paragraph" w:default="1" w:styleId="Normal">
+  <w:style w:type="paragraph" w:styleId="Normal" w:default="1">
     <w:name w:val="Normal"/>
     <w:qFormat/>
+    <w:pPr>
+      <w:widowControl/>
+      <w:bidi w:val="0"/>
+      <w:spacing w:lineRule="auto" w:line="278" w:before="0" w:after="160"/>
+      <w:jc w:val="start"/>
+    </w:pPr>
+    <w:rPr>
+      <w:rFonts w:ascii="Calibri" w:hAnsi="Calibri" w:eastAsia="Calibri" w:cs="Arial" w:asciiTheme="minorHAnsi" w:cstheme="minorBidi" w:eastAsiaTheme="minorHAnsi" w:hAnsiTheme="minorHAnsi"/>
+      <w:color w:val="auto"/>
+      <w:kern w:val="2"/>
+      <w:sz w:val="24"/>
+      <w:szCs w:val="24"/>
+      <w:lang w:val="en-US" w:eastAsia="en-US" w:bidi="he-IL"/>
+      <w14:ligatures w14:val="standardContextual"/>
+    </w:rPr>
   </w:style>
   <w:style w:type="paragraph" w:styleId="Heading1">
     <w:name w:val="heading 1"/>
@@ -1879,16 +4572,16 @@
     <w:link w:val="Heading1Char"/>
     <w:uiPriority w:val="9"/>
     <w:qFormat/>
-    <w:rsid w:val="00621DE1"/>
+    <w:rsid w:val="00621de1"/>
     <w:pPr>
-      <w:keepNext/>
+      <w:keepNext w:val="true"/>
       <w:keepLines/>
       <w:spacing w:before="360" w:after="80"/>
       <w:outlineLvl w:val="0"/>
     </w:pPr>
     <w:rPr>
-      <w:rFonts w:asciiTheme="majorHAnsi" w:eastAsiaTheme="majorEastAsia" w:hAnsiTheme="majorHAnsi" w:cstheme="majorBidi"/>
-      <w:color w:val="2F5496" w:themeColor="accent1" w:themeShade="BF"/>
+      <w:rFonts w:ascii="Calibri Light" w:hAnsi="Calibri Light" w:eastAsia="" w:cs="Times New Roman" w:asciiTheme="majorHAnsi" w:cstheme="majorBidi" w:eastAsiaTheme="majorEastAsia" w:hAnsiTheme="majorHAnsi"/>
+      <w:color w:themeColor="accent1" w:themeShade="bf" w:val="2F5496"/>
       <w:sz w:val="40"/>
       <w:szCs w:val="40"/>
     </w:rPr>
@@ -1902,16 +4595,16 @@
     <w:semiHidden/>
     <w:unhideWhenUsed/>
     <w:qFormat/>
-    <w:rsid w:val="00621DE1"/>
+    <w:rsid w:val="00621de1"/>
     <w:pPr>
-      <w:keepNext/>
+      <w:keepNext w:val="true"/>
       <w:keepLines/>
       <w:spacing w:before="160" w:after="80"/>
       <w:outlineLvl w:val="1"/>
     </w:pPr>
     <w:rPr>
-      <w:rFonts w:asciiTheme="majorHAnsi" w:eastAsiaTheme="majorEastAsia" w:hAnsiTheme="majorHAnsi" w:cstheme="majorBidi"/>
-      <w:color w:val="2F5496" w:themeColor="accent1" w:themeShade="BF"/>
+      <w:rFonts w:ascii="Calibri Light" w:hAnsi="Calibri Light" w:eastAsia="" w:cs="Times New Roman" w:asciiTheme="majorHAnsi" w:cstheme="majorBidi" w:eastAsiaTheme="majorEastAsia" w:hAnsiTheme="majorHAnsi"/>
+      <w:color w:themeColor="accent1" w:themeShade="bf" w:val="2F5496"/>
       <w:sz w:val="32"/>
       <w:szCs w:val="32"/>
     </w:rPr>
@@ -1925,16 +4618,16 @@
     <w:semiHidden/>
     <w:unhideWhenUsed/>
     <w:qFormat/>
-    <w:rsid w:val="00621DE1"/>
+    <w:rsid w:val="00621de1"/>
     <w:pPr>
-      <w:keepNext/>
+      <w:keepNext w:val="true"/>
       <w:keepLines/>
       <w:spacing w:before="160" w:after="80"/>
       <w:outlineLvl w:val="2"/>
     </w:pPr>
     <w:rPr>
-      <w:rFonts w:eastAsiaTheme="majorEastAsia" w:cstheme="majorBidi"/>
-      <w:color w:val="2F5496" w:themeColor="accent1" w:themeShade="BF"/>
+      <w:rFonts w:eastAsia="" w:cs="Times New Roman" w:cstheme="majorBidi" w:eastAsiaTheme="majorEastAsia"/>
+      <w:color w:themeColor="accent1" w:themeShade="bf" w:val="2F5496"/>
       <w:sz w:val="28"/>
       <w:szCs w:val="28"/>
     </w:rPr>
@@ -1948,18 +4641,18 @@
     <w:semiHidden/>
     <w:unhideWhenUsed/>
     <w:qFormat/>
-    <w:rsid w:val="00621DE1"/>
+    <w:rsid w:val="00621de1"/>
     <w:pPr>
-      <w:keepNext/>
+      <w:keepNext w:val="true"/>
       <w:keepLines/>
       <w:spacing w:before="80" w:after="40"/>
       <w:outlineLvl w:val="3"/>
     </w:pPr>
     <w:rPr>
-      <w:rFonts w:eastAsiaTheme="majorEastAsia" w:cstheme="majorBidi"/>
+      <w:rFonts w:eastAsia="" w:cs="Times New Roman" w:cstheme="majorBidi" w:eastAsiaTheme="majorEastAsia"/>
       <w:i/>
       <w:iCs/>
-      <w:color w:val="2F5496" w:themeColor="accent1" w:themeShade="BF"/>
+      <w:color w:themeColor="accent1" w:themeShade="bf" w:val="2F5496"/>
     </w:rPr>
   </w:style>
   <w:style w:type="paragraph" w:styleId="Heading5">
@@ -1971,16 +4664,16 @@
     <w:semiHidden/>
     <w:unhideWhenUsed/>
     <w:qFormat/>
-    <w:rsid w:val="00621DE1"/>
+    <w:rsid w:val="00621de1"/>
     <w:pPr>
-      <w:keepNext/>
+      <w:keepNext w:val="true"/>
       <w:keepLines/>
       <w:spacing w:before="80" w:after="40"/>
       <w:outlineLvl w:val="4"/>
     </w:pPr>
     <w:rPr>
-      <w:rFonts w:eastAsiaTheme="majorEastAsia" w:cstheme="majorBidi"/>
-      <w:color w:val="2F5496" w:themeColor="accent1" w:themeShade="BF"/>
+      <w:rFonts w:eastAsia="" w:cs="Times New Roman" w:cstheme="majorBidi" w:eastAsiaTheme="majorEastAsia"/>
+      <w:color w:themeColor="accent1" w:themeShade="bf" w:val="2F5496"/>
     </w:rPr>
   </w:style>
   <w:style w:type="paragraph" w:styleId="Heading6">
@@ -1992,18 +4685,18 @@
     <w:semiHidden/>
     <w:unhideWhenUsed/>
     <w:qFormat/>
-    <w:rsid w:val="00621DE1"/>
+    <w:rsid w:val="00621de1"/>
     <w:pPr>
-      <w:keepNext/>
+      <w:keepNext w:val="true"/>
       <w:keepLines/>
       <w:spacing w:before="40" w:after="0"/>
       <w:outlineLvl w:val="5"/>
     </w:pPr>
     <w:rPr>
-      <w:rFonts w:eastAsiaTheme="majorEastAsia" w:cstheme="majorBidi"/>
+      <w:rFonts w:eastAsia="" w:cs="Times New Roman" w:cstheme="majorBidi" w:eastAsiaTheme="majorEastAsia"/>
       <w:i/>
       <w:iCs/>
-      <w:color w:val="595959" w:themeColor="text1" w:themeTint="A6"/>
+      <w:color w:themeColor="text1" w:themeTint="a6" w:val="595959"/>
     </w:rPr>
   </w:style>
   <w:style w:type="paragraph" w:styleId="Heading7">
@@ -2015,16 +4708,16 @@
     <w:semiHidden/>
     <w:unhideWhenUsed/>
     <w:qFormat/>
-    <w:rsid w:val="00621DE1"/>
+    <w:rsid w:val="00621de1"/>
     <w:pPr>
-      <w:keepNext/>
+      <w:keepNext w:val="true"/>
       <w:keepLines/>
       <w:spacing w:before="40" w:after="0"/>
       <w:outlineLvl w:val="6"/>
     </w:pPr>
     <w:rPr>
-      <w:rFonts w:eastAsiaTheme="majorEastAsia" w:cstheme="majorBidi"/>
-      <w:color w:val="595959" w:themeColor="text1" w:themeTint="A6"/>
+      <w:rFonts w:eastAsia="" w:cs="Times New Roman" w:cstheme="majorBidi" w:eastAsiaTheme="majorEastAsia"/>
+      <w:color w:themeColor="text1" w:themeTint="a6" w:val="595959"/>
     </w:rPr>
   </w:style>
   <w:style w:type="paragraph" w:styleId="Heading8">
@@ -2036,18 +4729,18 @@
     <w:semiHidden/>
     <w:unhideWhenUsed/>
     <w:qFormat/>
-    <w:rsid w:val="00621DE1"/>
+    <w:rsid w:val="00621de1"/>
     <w:pPr>
-      <w:keepNext/>
+      <w:keepNext w:val="true"/>
       <w:keepLines/>
-      <w:spacing w:after="0"/>
+      <w:spacing w:before="0" w:after="0"/>
       <w:outlineLvl w:val="7"/>
     </w:pPr>
     <w:rPr>
-      <w:rFonts w:eastAsiaTheme="majorEastAsia" w:cstheme="majorBidi"/>
+      <w:rFonts w:eastAsia="" w:cs="Times New Roman" w:cstheme="majorBidi" w:eastAsiaTheme="majorEastAsia"/>
       <w:i/>
       <w:iCs/>
-      <w:color w:val="272727" w:themeColor="text1" w:themeTint="D8"/>
+      <w:color w:themeColor="text1" w:themeTint="d8" w:val="272727"/>
     </w:rPr>
   </w:style>
   <w:style w:type="paragraph" w:styleId="Heading9">
@@ -2059,162 +4752,292 @@
     <w:semiHidden/>
     <w:unhideWhenUsed/>
     <w:qFormat/>
-    <w:rsid w:val="00621DE1"/>
+    <w:rsid w:val="00621de1"/>
     <w:pPr>
-      <w:keepNext/>
+      <w:keepNext w:val="true"/>
       <w:keepLines/>
-      <w:spacing w:after="0"/>
+      <w:spacing w:before="0" w:after="0"/>
       <w:outlineLvl w:val="8"/>
     </w:pPr>
     <w:rPr>
-      <w:rFonts w:eastAsiaTheme="majorEastAsia" w:cstheme="majorBidi"/>
-      <w:color w:val="272727" w:themeColor="text1" w:themeTint="D8"/>
+      <w:rFonts w:eastAsia="" w:cs="Times New Roman" w:cstheme="majorBidi" w:eastAsiaTheme="majorEastAsia"/>
+      <w:color w:themeColor="text1" w:themeTint="d8" w:val="272727"/>
     </w:rPr>
   </w:style>
-  <w:style w:type="character" w:default="1" w:styleId="DefaultParagraphFont">
+  <w:style w:type="character" w:styleId="DefaultParagraphFont" w:default="1">
     <w:name w:val="Default Paragraph Font"/>
     <w:uiPriority w:val="1"/>
     <w:semiHidden/>
     <w:unhideWhenUsed/>
+    <w:qFormat/>
+    <w:rPr/>
   </w:style>
-  <w:style w:type="table" w:default="1" w:styleId="TableNormal">
-    <w:name w:val="Normal Table"/>
-    <w:uiPriority w:val="99"/>
-    <w:semiHidden/>
-    <w:unhideWhenUsed/>
-    <w:tblPr>
-      <w:tblInd w:w="0" w:type="dxa"/>
-      <w:tblCellMar>
-        <w:top w:w="0" w:type="dxa"/>
-        <w:left w:w="108" w:type="dxa"/>
-        <w:bottom w:w="0" w:type="dxa"/>
-        <w:right w:w="108" w:type="dxa"/>
-      </w:tblCellMar>
-    </w:tblPr>
-  </w:style>
-  <w:style w:type="numbering" w:default="1" w:styleId="NoList">
-    <w:name w:val="No List"/>
-    <w:uiPriority w:val="99"/>
-    <w:semiHidden/>
-    <w:unhideWhenUsed/>
-  </w:style>
-  <w:style w:type="character" w:customStyle="1" w:styleId="Heading1Char">
+  <w:style w:type="character" w:styleId="Heading1Char" w:customStyle="1">
     <w:name w:val="Heading 1 Char"/>
     <w:basedOn w:val="DefaultParagraphFont"/>
     <w:link w:val="Heading1"/>
     <w:uiPriority w:val="9"/>
-    <w:rsid w:val="00621DE1"/>
+    <w:qFormat/>
+    <w:rsid w:val="00621de1"/>
     <w:rPr>
-      <w:rFonts w:asciiTheme="majorHAnsi" w:eastAsiaTheme="majorEastAsia" w:hAnsiTheme="majorHAnsi" w:cstheme="majorBidi"/>
-      <w:color w:val="2F5496" w:themeColor="accent1" w:themeShade="BF"/>
+      <w:rFonts w:ascii="Calibri Light" w:hAnsi="Calibri Light" w:eastAsia="" w:cs="Times New Roman" w:asciiTheme="majorHAnsi" w:cstheme="majorBidi" w:eastAsiaTheme="majorEastAsia" w:hAnsiTheme="majorHAnsi"/>
+      <w:color w:themeColor="accent1" w:themeShade="bf" w:val="2F5496"/>
       <w:sz w:val="40"/>
       <w:szCs w:val="40"/>
     </w:rPr>
   </w:style>
-  <w:style w:type="character" w:customStyle="1" w:styleId="Heading2Char">
+  <w:style w:type="character" w:styleId="Heading2Char" w:customStyle="1">
     <w:name w:val="Heading 2 Char"/>
     <w:basedOn w:val="DefaultParagraphFont"/>
     <w:link w:val="Heading2"/>
     <w:uiPriority w:val="9"/>
     <w:semiHidden/>
-    <w:rsid w:val="00621DE1"/>
+    <w:qFormat/>
+    <w:rsid w:val="00621de1"/>
     <w:rPr>
-      <w:rFonts w:asciiTheme="majorHAnsi" w:eastAsiaTheme="majorEastAsia" w:hAnsiTheme="majorHAnsi" w:cstheme="majorBidi"/>
-      <w:color w:val="2F5496" w:themeColor="accent1" w:themeShade="BF"/>
+      <w:rFonts w:ascii="Calibri Light" w:hAnsi="Calibri Light" w:eastAsia="" w:cs="Times New Roman" w:asciiTheme="majorHAnsi" w:cstheme="majorBidi" w:eastAsiaTheme="majorEastAsia" w:hAnsiTheme="majorHAnsi"/>
+      <w:color w:themeColor="accent1" w:themeShade="bf" w:val="2F5496"/>
       <w:sz w:val="32"/>
       <w:szCs w:val="32"/>
     </w:rPr>
   </w:style>
-  <w:style w:type="character" w:customStyle="1" w:styleId="Heading3Char">
+  <w:style w:type="character" w:styleId="Heading3Char" w:customStyle="1">
     <w:name w:val="Heading 3 Char"/>
     <w:basedOn w:val="DefaultParagraphFont"/>
     <w:link w:val="Heading3"/>
     <w:uiPriority w:val="9"/>
     <w:semiHidden/>
-    <w:rsid w:val="00621DE1"/>
+    <w:qFormat/>
+    <w:rsid w:val="00621de1"/>
     <w:rPr>
-      <w:rFonts w:eastAsiaTheme="majorEastAsia" w:cstheme="majorBidi"/>
-      <w:color w:val="2F5496" w:themeColor="accent1" w:themeShade="BF"/>
+      <w:rFonts w:eastAsia="" w:cs="Times New Roman" w:cstheme="majorBidi" w:eastAsiaTheme="majorEastAsia"/>
+      <w:color w:themeColor="accent1" w:themeShade="bf" w:val="2F5496"/>
       <w:sz w:val="28"/>
       <w:szCs w:val="28"/>
     </w:rPr>
   </w:style>
-  <w:style w:type="character" w:customStyle="1" w:styleId="Heading4Char">
+  <w:style w:type="character" w:styleId="Heading4Char" w:customStyle="1">
     <w:name w:val="Heading 4 Char"/>
     <w:basedOn w:val="DefaultParagraphFont"/>
     <w:link w:val="Heading4"/>
     <w:uiPriority w:val="9"/>
     <w:semiHidden/>
-    <w:rsid w:val="00621DE1"/>
+    <w:qFormat/>
+    <w:rsid w:val="00621de1"/>
     <w:rPr>
-      <w:rFonts w:eastAsiaTheme="majorEastAsia" w:cstheme="majorBidi"/>
+      <w:rFonts w:eastAsia="" w:cs="Times New Roman" w:cstheme="majorBidi" w:eastAsiaTheme="majorEastAsia"/>
       <w:i/>
       <w:iCs/>
-      <w:color w:val="2F5496" w:themeColor="accent1" w:themeShade="BF"/>
+      <w:color w:themeColor="accent1" w:themeShade="bf" w:val="2F5496"/>
     </w:rPr>
   </w:style>
-  <w:style w:type="character" w:customStyle="1" w:styleId="Heading5Char">
+  <w:style w:type="character" w:styleId="Heading5Char" w:customStyle="1">
     <w:name w:val="Heading 5 Char"/>
     <w:basedOn w:val="DefaultParagraphFont"/>
     <w:link w:val="Heading5"/>
     <w:uiPriority w:val="9"/>
     <w:semiHidden/>
-    <w:rsid w:val="00621DE1"/>
+    <w:qFormat/>
+    <w:rsid w:val="00621de1"/>
     <w:rPr>
-      <w:rFonts w:eastAsiaTheme="majorEastAsia" w:cstheme="majorBidi"/>
-      <w:color w:val="2F5496" w:themeColor="accent1" w:themeShade="BF"/>
+      <w:rFonts w:eastAsia="" w:cs="Times New Roman" w:cstheme="majorBidi" w:eastAsiaTheme="majorEastAsia"/>
+      <w:color w:themeColor="accent1" w:themeShade="bf" w:val="2F5496"/>
     </w:rPr>
   </w:style>
-  <w:style w:type="character" w:customStyle="1" w:styleId="Heading6Char">
+  <w:style w:type="character" w:styleId="Heading6Char" w:customStyle="1">
     <w:name w:val="Heading 6 Char"/>
     <w:basedOn w:val="DefaultParagraphFont"/>
     <w:link w:val="Heading6"/>
     <w:uiPriority w:val="9"/>
     <w:semiHidden/>
-    <w:rsid w:val="00621DE1"/>
+    <w:qFormat/>
+    <w:rsid w:val="00621de1"/>
     <w:rPr>
-      <w:rFonts w:eastAsiaTheme="majorEastAsia" w:cstheme="majorBidi"/>
+      <w:rFonts w:eastAsia="" w:cs="Times New Roman" w:cstheme="majorBidi" w:eastAsiaTheme="majorEastAsia"/>
       <w:i/>
       <w:iCs/>
-      <w:color w:val="595959" w:themeColor="text1" w:themeTint="A6"/>
+      <w:color w:themeColor="text1" w:themeTint="a6" w:val="595959"/>
     </w:rPr>
   </w:style>
-  <w:style w:type="character" w:customStyle="1" w:styleId="Heading7Char">
+  <w:style w:type="character" w:styleId="Heading7Char" w:customStyle="1">
     <w:name w:val="Heading 7 Char"/>
     <w:basedOn w:val="DefaultParagraphFont"/>
     <w:link w:val="Heading7"/>
     <w:uiPriority w:val="9"/>
     <w:semiHidden/>
-    <w:rsid w:val="00621DE1"/>
+    <w:qFormat/>
+    <w:rsid w:val="00621de1"/>
     <w:rPr>
-      <w:rFonts w:eastAsiaTheme="majorEastAsia" w:cstheme="majorBidi"/>
-      <w:color w:val="595959" w:themeColor="text1" w:themeTint="A6"/>
+      <w:rFonts w:eastAsia="" w:cs="Times New Roman" w:cstheme="majorBidi" w:eastAsiaTheme="majorEastAsia"/>
+      <w:color w:themeColor="text1" w:themeTint="a6" w:val="595959"/>
     </w:rPr>
   </w:style>
-  <w:style w:type="character" w:customStyle="1" w:styleId="Heading8Char">
+  <w:style w:type="character" w:styleId="Heading8Char" w:customStyle="1">
     <w:name w:val="Heading 8 Char"/>
     <w:basedOn w:val="DefaultParagraphFont"/>
     <w:link w:val="Heading8"/>
     <w:uiPriority w:val="9"/>
     <w:semiHidden/>
-    <w:rsid w:val="00621DE1"/>
+    <w:qFormat/>
+    <w:rsid w:val="00621de1"/>
     <w:rPr>
-      <w:rFonts w:eastAsiaTheme="majorEastAsia" w:cstheme="majorBidi"/>
+      <w:rFonts w:eastAsia="" w:cs="Times New Roman" w:cstheme="majorBidi" w:eastAsiaTheme="majorEastAsia"/>
       <w:i/>
       <w:iCs/>
-      <w:color w:val="272727" w:themeColor="text1" w:themeTint="D8"/>
+      <w:color w:themeColor="text1" w:themeTint="d8" w:val="272727"/>
     </w:rPr>
   </w:style>
-  <w:style w:type="character" w:customStyle="1" w:styleId="Heading9Char">
+  <w:style w:type="character" w:styleId="Heading9Char" w:customStyle="1">
     <w:name w:val="Heading 9 Char"/>
     <w:basedOn w:val="DefaultParagraphFont"/>
     <w:link w:val="Heading9"/>
     <w:uiPriority w:val="9"/>
     <w:semiHidden/>
-    <w:rsid w:val="00621DE1"/>
+    <w:qFormat/>
+    <w:rsid w:val="00621de1"/>
     <w:rPr>
-      <w:rFonts w:eastAsiaTheme="majorEastAsia" w:cstheme="majorBidi"/>
-      <w:color w:val="272727" w:themeColor="text1" w:themeTint="D8"/>
+      <w:rFonts w:eastAsia="" w:cs="Times New Roman" w:cstheme="majorBidi" w:eastAsiaTheme="majorEastAsia"/>
+      <w:color w:themeColor="text1" w:themeTint="d8" w:val="272727"/>
+    </w:rPr>
+  </w:style>
+  <w:style w:type="character" w:styleId="TitleChar" w:customStyle="1">
+    <w:name w:val="Title Char"/>
+    <w:basedOn w:val="DefaultParagraphFont"/>
+    <w:link w:val="Title"/>
+    <w:uiPriority w:val="10"/>
+    <w:qFormat/>
+    <w:rsid w:val="00621de1"/>
+    <w:rPr>
+      <w:rFonts w:ascii="Calibri Light" w:hAnsi="Calibri Light" w:eastAsia="" w:cs="Times New Roman" w:asciiTheme="majorHAnsi" w:cstheme="majorBidi" w:eastAsiaTheme="majorEastAsia" w:hAnsiTheme="majorHAnsi"/>
+      <w:spacing w:val="-10"/>
+      <w:kern w:val="2"/>
+      <w:sz w:val="56"/>
+      <w:szCs w:val="56"/>
+    </w:rPr>
+  </w:style>
+  <w:style w:type="character" w:styleId="SubtitleChar" w:customStyle="1">
+    <w:name w:val="Subtitle Char"/>
+    <w:basedOn w:val="DefaultParagraphFont"/>
+    <w:link w:val="Subtitle"/>
+    <w:uiPriority w:val="11"/>
+    <w:qFormat/>
+    <w:rsid w:val="00621de1"/>
+    <w:rPr>
+      <w:rFonts w:eastAsia="" w:cs="Times New Roman" w:cstheme="majorBidi" w:eastAsiaTheme="majorEastAsia"/>
+      <w:color w:themeColor="text1" w:themeTint="a6" w:val="595959"/>
+      <w:spacing w:val="15"/>
+      <w:sz w:val="28"/>
+      <w:szCs w:val="28"/>
+    </w:rPr>
+  </w:style>
+  <w:style w:type="character" w:styleId="QuoteChar" w:customStyle="1">
+    <w:name w:val="Quote Char"/>
+    <w:basedOn w:val="DefaultParagraphFont"/>
+    <w:link w:val="Quote"/>
+    <w:uiPriority w:val="29"/>
+    <w:qFormat/>
+    <w:rsid w:val="00621de1"/>
+    <w:rPr>
+      <w:i/>
+      <w:iCs/>
+      <w:color w:themeColor="text1" w:themeTint="bf" w:val="404040"/>
+    </w:rPr>
+  </w:style>
+  <w:style w:type="character" w:styleId="IntenseEmphasis">
+    <w:name w:val="Intense Emphasis"/>
+    <w:basedOn w:val="DefaultParagraphFont"/>
+    <w:uiPriority w:val="21"/>
+    <w:qFormat/>
+    <w:rsid w:val="00621de1"/>
+    <w:rPr>
+      <w:i/>
+      <w:iCs/>
+      <w:color w:themeColor="accent1" w:themeShade="bf" w:val="2F5496"/>
+    </w:rPr>
+  </w:style>
+  <w:style w:type="character" w:styleId="IntenseQuoteChar" w:customStyle="1">
+    <w:name w:val="Intense Quote Char"/>
+    <w:basedOn w:val="DefaultParagraphFont"/>
+    <w:link w:val="IntenseQuote"/>
+    <w:uiPriority w:val="30"/>
+    <w:qFormat/>
+    <w:rsid w:val="00621de1"/>
+    <w:rPr>
+      <w:i/>
+      <w:iCs/>
+      <w:color w:themeColor="accent1" w:themeShade="bf" w:val="2F5496"/>
+    </w:rPr>
+  </w:style>
+  <w:style w:type="character" w:styleId="IntenseReference">
+    <w:name w:val="Intense Reference"/>
+    <w:basedOn w:val="DefaultParagraphFont"/>
+    <w:uiPriority w:val="32"/>
+    <w:qFormat/>
+    <w:rsid w:val="00621de1"/>
+    <w:rPr>
+      <w:b/>
+      <w:bCs/>
+      <w:smallCaps/>
+      <w:color w:themeColor="accent1" w:themeShade="bf" w:val="2F5496"/>
+      <w:spacing w:val="5"/>
+    </w:rPr>
+  </w:style>
+  <w:style w:type="paragraph" w:styleId="Heading">
+    <w:name w:val="Heading"/>
+    <w:basedOn w:val="Normal"/>
+    <w:next w:val="BodyText"/>
+    <w:qFormat/>
+    <w:pPr>
+      <w:keepNext w:val="true"/>
+      <w:spacing w:before="240" w:after="120"/>
+    </w:pPr>
+    <w:rPr>
+      <w:rFonts w:ascii="Liberation Sans" w:hAnsi="Liberation Sans" w:eastAsia="Microsoft YaHei" w:cs="Lucida Sans"/>
+      <w:sz w:val="28"/>
+      <w:szCs w:val="28"/>
+    </w:rPr>
+  </w:style>
+  <w:style w:type="paragraph" w:styleId="BodyText">
+    <w:name w:val="Body Text"/>
+    <w:basedOn w:val="Normal"/>
+    <w:pPr>
+      <w:spacing w:lineRule="auto" w:line="276" w:before="0" w:after="140"/>
+    </w:pPr>
+    <w:rPr/>
+  </w:style>
+  <w:style w:type="paragraph" w:styleId="List">
+    <w:name w:val="List"/>
+    <w:basedOn w:val="BodyText"/>
+    <w:pPr/>
+    <w:rPr>
+      <w:rFonts w:cs="Lucida Sans"/>
+    </w:rPr>
+  </w:style>
+  <w:style w:type="paragraph" w:styleId="Caption">
+    <w:name w:val="caption"/>
+    <w:basedOn w:val="Normal"/>
+    <w:qFormat/>
+    <w:pPr>
+      <w:suppressLineNumbers/>
+      <w:spacing w:before="120" w:after="120"/>
+    </w:pPr>
+    <w:rPr>
+      <w:rFonts w:cs="Lucida Sans"/>
+      <w:i/>
+      <w:iCs/>
+      <w:sz w:val="24"/>
+      <w:szCs w:val="24"/>
+    </w:rPr>
+  </w:style>
+  <w:style w:type="paragraph" w:styleId="Index">
+    <w:name w:val="Index"/>
+    <w:basedOn w:val="Normal"/>
+    <w:qFormat/>
+    <w:pPr>
+      <w:suppressLineNumbers/>
+    </w:pPr>
+    <w:rPr>
+      <w:rFonts w:cs="Lucida Sans"/>
     </w:rPr>
   </w:style>
   <w:style w:type="paragraph" w:styleId="Title">
@@ -2224,29 +5047,15 @@
     <w:link w:val="TitleChar"/>
     <w:uiPriority w:val="10"/>
     <w:qFormat/>
-    <w:rsid w:val="00621DE1"/>
+    <w:rsid w:val="00621de1"/>
     <w:pPr>
-      <w:spacing w:after="80" w:line="240" w:lineRule="auto"/>
+      <w:spacing w:lineRule="auto" w:line="240" w:before="0" w:after="80"/>
       <w:contextualSpacing/>
     </w:pPr>
     <w:rPr>
-      <w:rFonts w:asciiTheme="majorHAnsi" w:eastAsiaTheme="majorEastAsia" w:hAnsiTheme="majorHAnsi" w:cstheme="majorBidi"/>
+      <w:rFonts w:ascii="Calibri Light" w:hAnsi="Calibri Light" w:eastAsia="" w:cs="Times New Roman" w:asciiTheme="majorHAnsi" w:cstheme="majorBidi" w:eastAsiaTheme="majorEastAsia" w:hAnsiTheme="majorHAnsi"/>
       <w:spacing w:val="-10"/>
-      <w:kern w:val="28"/>
-      <w:sz w:val="56"/>
-      <w:szCs w:val="56"/>
-    </w:rPr>
-  </w:style>
-  <w:style w:type="character" w:customStyle="1" w:styleId="TitleChar">
-    <w:name w:val="Title Char"/>
-    <w:basedOn w:val="DefaultParagraphFont"/>
-    <w:link w:val="Title"/>
-    <w:uiPriority w:val="10"/>
-    <w:rsid w:val="00621DE1"/>
-    <w:rPr>
-      <w:rFonts w:asciiTheme="majorHAnsi" w:eastAsiaTheme="majorEastAsia" w:hAnsiTheme="majorHAnsi" w:cstheme="majorBidi"/>
-      <w:spacing w:val="-10"/>
-      <w:kern w:val="28"/>
+      <w:kern w:val="2"/>
       <w:sz w:val="56"/>
       <w:szCs w:val="56"/>
     </w:rPr>
@@ -2258,29 +5067,11 @@
     <w:link w:val="SubtitleChar"/>
     <w:uiPriority w:val="11"/>
     <w:qFormat/>
-    <w:rsid w:val="00621DE1"/>
-    <w:pPr>
-      <w:numPr>
-        <w:ilvl w:val="1"/>
-      </w:numPr>
-    </w:pPr>
+    <w:rsid w:val="00621de1"/>
+    <w:pPr/>
     <w:rPr>
-      <w:rFonts w:eastAsiaTheme="majorEastAsia" w:cstheme="majorBidi"/>
-      <w:color w:val="595959" w:themeColor="text1" w:themeTint="A6"/>
-      <w:spacing w:val="15"/>
-      <w:sz w:val="28"/>
-      <w:szCs w:val="28"/>
-    </w:rPr>
-  </w:style>
-  <w:style w:type="character" w:customStyle="1" w:styleId="SubtitleChar">
-    <w:name w:val="Subtitle Char"/>
-    <w:basedOn w:val="DefaultParagraphFont"/>
-    <w:link w:val="Subtitle"/>
-    <w:uiPriority w:val="11"/>
-    <w:rsid w:val="00621DE1"/>
-    <w:rPr>
-      <w:rFonts w:eastAsiaTheme="majorEastAsia" w:cstheme="majorBidi"/>
-      <w:color w:val="595959" w:themeColor="text1" w:themeTint="A6"/>
+      <w:rFonts w:eastAsia="" w:cs="Times New Roman" w:cstheme="majorBidi" w:eastAsiaTheme="majorEastAsia"/>
+      <w:color w:themeColor="text1" w:themeTint="a6" w:val="595959"/>
       <w:spacing w:val="15"/>
       <w:sz w:val="28"/>
       <w:szCs w:val="28"/>
@@ -2293,27 +5084,15 @@
     <w:link w:val="QuoteChar"/>
     <w:uiPriority w:val="29"/>
     <w:qFormat/>
-    <w:rsid w:val="00621DE1"/>
+    <w:rsid w:val="00621de1"/>
     <w:pPr>
-      <w:spacing w:before="160"/>
+      <w:spacing w:before="160" w:after="160"/>
       <w:jc w:val="center"/>
     </w:pPr>
     <w:rPr>
       <w:i/>
       <w:iCs/>
-      <w:color w:val="404040" w:themeColor="text1" w:themeTint="BF"/>
-    </w:rPr>
-  </w:style>
-  <w:style w:type="character" w:customStyle="1" w:styleId="QuoteChar">
-    <w:name w:val="Quote Char"/>
-    <w:basedOn w:val="DefaultParagraphFont"/>
-    <w:link w:val="Quote"/>
-    <w:uiPriority w:val="29"/>
-    <w:rsid w:val="00621DE1"/>
-    <w:rPr>
-      <w:i/>
-      <w:iCs/>
-      <w:color w:val="404040" w:themeColor="text1" w:themeTint="BF"/>
+      <w:color w:themeColor="text1" w:themeTint="bf" w:val="404040"/>
     </w:rPr>
   </w:style>
   <w:style w:type="paragraph" w:styleId="ListParagraph">
@@ -2321,23 +5100,13 @@
     <w:basedOn w:val="Normal"/>
     <w:uiPriority w:val="34"/>
     <w:qFormat/>
-    <w:rsid w:val="00621DE1"/>
+    <w:rsid w:val="00621de1"/>
     <w:pPr>
-      <w:ind w:left="720"/>
+      <w:spacing w:before="0" w:after="160"/>
+      <w:ind w:start="720"/>
       <w:contextualSpacing/>
     </w:pPr>
-  </w:style>
-  <w:style w:type="character" w:styleId="IntenseEmphasis">
-    <w:name w:val="Intense Emphasis"/>
-    <w:basedOn w:val="DefaultParagraphFont"/>
-    <w:uiPriority w:val="21"/>
-    <w:qFormat/>
-    <w:rsid w:val="00621DE1"/>
-    <w:rPr>
-      <w:i/>
-      <w:iCs/>
-      <w:color w:val="2F5496" w:themeColor="accent1" w:themeShade="BF"/>
-    </w:rPr>
+    <w:rPr/>
   </w:style>
   <w:style w:type="paragraph" w:styleId="IntenseQuote">
     <w:name w:val="Intense Quote"/>
@@ -2346,47 +5115,65 @@
     <w:link w:val="IntenseQuoteChar"/>
     <w:uiPriority w:val="30"/>
     <w:qFormat/>
-    <w:rsid w:val="00621DE1"/>
+    <w:rsid w:val="00621de1"/>
     <w:pPr>
       <w:pBdr>
-        <w:top w:val="single" w:sz="4" w:space="10" w:color="2F5496" w:themeColor="accent1" w:themeShade="BF"/>
-        <w:bottom w:val="single" w:sz="4" w:space="10" w:color="2F5496" w:themeColor="accent1" w:themeShade="BF"/>
+        <w:top w:val="single" w:sz="4" w:space="10" w:color="2F5496" w:themeColor="accent1" w:themeShade="bf"/>
+        <w:bottom w:val="single" w:sz="4" w:space="10" w:color="2F5496" w:themeColor="accent1" w:themeShade="bf"/>
       </w:pBdr>
       <w:spacing w:before="360" w:after="360"/>
-      <w:ind w:left="864" w:right="864"/>
+      <w:ind w:start="864" w:end="864"/>
       <w:jc w:val="center"/>
     </w:pPr>
     <w:rPr>
       <w:i/>
       <w:iCs/>
-      <w:color w:val="2F5496" w:themeColor="accent1" w:themeShade="BF"/>
+      <w:color w:themeColor="accent1" w:themeShade="bf" w:val="2F5496"/>
     </w:rPr>
   </w:style>
-  <w:style w:type="character" w:customStyle="1" w:styleId="IntenseQuoteChar">
-    <w:name w:val="Intense Quote Char"/>
-    <w:basedOn w:val="DefaultParagraphFont"/>
-    <w:link w:val="IntenseQuote"/>
-    <w:uiPriority w:val="30"/>
-    <w:rsid w:val="00621DE1"/>
-    <w:rPr>
-      <w:i/>
-      <w:iCs/>
-      <w:color w:val="2F5496" w:themeColor="accent1" w:themeShade="BF"/>
-    </w:rPr>
+  <w:style w:type="paragraph" w:styleId="TableContents">
+    <w:name w:val="Table Contents"/>
+    <w:basedOn w:val="Normal"/>
+    <w:qFormat/>
+    <w:pPr>
+      <w:widowControl w:val="false"/>
+      <w:suppressLineNumbers/>
+    </w:pPr>
+    <w:rPr/>
   </w:style>
-  <w:style w:type="character" w:styleId="IntenseReference">
-    <w:name w:val="Intense Reference"/>
-    <w:basedOn w:val="DefaultParagraphFont"/>
-    <w:uiPriority w:val="32"/>
+  <w:style w:type="paragraph" w:styleId="TableHeading">
+    <w:name w:val="Table Heading"/>
+    <w:basedOn w:val="TableContents"/>
     <w:qFormat/>
-    <w:rsid w:val="00621DE1"/>
+    <w:pPr>
+      <w:suppressLineNumbers/>
+      <w:jc w:val="center"/>
+    </w:pPr>
     <w:rPr>
       <w:b/>
       <w:bCs/>
-      <w:smallCaps/>
-      <w:color w:val="2F5496" w:themeColor="accent1" w:themeShade="BF"/>
-      <w:spacing w:val="5"/>
     </w:rPr>
+  </w:style>
+  <w:style w:type="numbering" w:styleId="NoList" w:default="1">
+    <w:name w:val="No List"/>
+    <w:uiPriority w:val="99"/>
+    <w:semiHidden/>
+    <w:unhideWhenUsed/>
+    <w:qFormat/>
+  </w:style>
+  <w:style w:type="table" w:default="1" w:styleId="TableNormal">
+    <w:name w:val="Normal Table"/>
+    <w:uiPriority w:val="99"/>
+    <w:semiHidden/>
+    <w:unhideWhenUsed/>
+    <w:tblPr>
+      <w:tblCellMar>
+        <w:top w:w="0" w:type="dxa"/>
+        <w:left w:w="108" w:type="dxa"/>
+        <w:bottom w:w="0" w:type="dxa"/>
+        <w:right w:w="108" w:type="dxa"/>
+      </w:tblCellMar>
+    </w:tblPr>
   </w:style>
   <w:style w:type="table" w:styleId="TableGrid">
     <w:name w:val="Table Grid"/>
@@ -2398,12 +5185,12 @@
     </w:pPr>
     <w:tblPr>
       <w:tblBorders>
-        <w:top w:val="single" w:sz="4" w:space="0" w:color="auto"/>
-        <w:left w:val="single" w:sz="4" w:space="0" w:color="auto"/>
-        <w:bottom w:val="single" w:sz="4" w:space="0" w:color="auto"/>
-        <w:right w:val="single" w:sz="4" w:space="0" w:color="auto"/>
-        <w:insideH w:val="single" w:sz="4" w:space="0" w:color="auto"/>
-        <w:insideV w:val="single" w:sz="4" w:space="0" w:color="auto"/>
+        <w:top w:val="single" w:color="auto" w:sz="4" w:space="0"/>
+        <w:left w:val="single" w:color="auto" w:sz="4" w:space="0"/>
+        <w:bottom w:val="single" w:color="auto" w:sz="4" w:space="0"/>
+        <w:right w:val="single" w:color="auto" w:sz="4" w:space="0"/>
+        <w:insideH w:val="single" w:color="auto" w:sz="4" w:space="0"/>
+        <w:insideV w:val="single" w:color="auto" w:sz="4" w:space="0"/>
       </w:tblBorders>
     </w:tblPr>
   </w:style>
@@ -2411,14 +5198,14 @@
 </file>
 
 <file path=word/theme/theme1.xml><?xml version="1.0" encoding="utf-8"?>
-<a:theme xmlns:a="http://schemas.openxmlformats.org/drawingml/2006/main" name="ערכת נושא Office">
+<a:theme xmlns:a="http://schemas.openxmlformats.org/drawingml/2006/main" xmlns:r="http://schemas.openxmlformats.org/officeDocument/2006/relationships" name="ערכת נושא Office">
   <a:themeElements>
     <a:clrScheme name="Office">
       <a:dk1>
-        <a:sysClr val="windowText" lastClr="000000"/>
+        <a:srgbClr val="000000"/>
       </a:dk1>
       <a:lt1>
-        <a:sysClr val="window" lastClr="FFFFFF"/>
+        <a:srgbClr val="FFFFFF"/>
       </a:lt1>
       <a:dk2>
         <a:srgbClr val="44546A"/>
@@ -2453,153 +5240,55 @@
     </a:clrScheme>
     <a:fontScheme name="Office">
       <a:majorFont>
-        <a:latin typeface="Calibri Light" panose="020F0302020204030204"/>
+        <a:latin typeface="Calibri Light" panose="020F0302020204030204" pitchFamily="0" charset="1"/>
         <a:ea typeface=""/>
         <a:cs typeface=""/>
-        <a:font script="Jpan" typeface="游ゴシック Light"/>
-        <a:font script="Hang" typeface="맑은 고딕"/>
-        <a:font script="Hans" typeface="等线 Light"/>
-        <a:font script="Hant" typeface="新細明體"/>
-        <a:font script="Arab" typeface="Times New Roman"/>
-        <a:font script="Hebr" typeface="Times New Roman"/>
-        <a:font script="Thai" typeface="Angsana New"/>
-        <a:font script="Ethi" typeface="Nyala"/>
-        <a:font script="Beng" typeface="Vrinda"/>
-        <a:font script="Gujr" typeface="Shruti"/>
-        <a:font script="Khmr" typeface="MoolBoran"/>
-        <a:font script="Knda" typeface="Tunga"/>
-        <a:font script="Guru" typeface="Raavi"/>
-        <a:font script="Cans" typeface="Euphemia"/>
-        <a:font script="Cher" typeface="Plantagenet Cherokee"/>
-        <a:font script="Yiii" typeface="Microsoft Yi Baiti"/>
-        <a:font script="Tibt" typeface="Microsoft Himalaya"/>
-        <a:font script="Thaa" typeface="MV Boli"/>
-        <a:font script="Deva" typeface="Mangal"/>
-        <a:font script="Telu" typeface="Gautami"/>
-        <a:font script="Taml" typeface="Latha"/>
-        <a:font script="Syrc" typeface="Estrangelo Edessa"/>
-        <a:font script="Orya" typeface="Kalinga"/>
-        <a:font script="Mlym" typeface="Kartika"/>
-        <a:font script="Laoo" typeface="DokChampa"/>
-        <a:font script="Sinh" typeface="Iskoola Pota"/>
-        <a:font script="Mong" typeface="Mongolian Baiti"/>
-        <a:font script="Viet" typeface="Times New Roman"/>
-        <a:font script="Uigh" typeface="Microsoft Uighur"/>
-        <a:font script="Geor" typeface="Sylfaen"/>
-        <a:font script="Armn" typeface="Arial"/>
-        <a:font script="Bugi" typeface="Leelawadee UI"/>
-        <a:font script="Bopo" typeface="Microsoft JhengHei"/>
-        <a:font script="Java" typeface="Javanese Text"/>
-        <a:font script="Lisu" typeface="Segoe UI"/>
-        <a:font script="Mymr" typeface="Myanmar Text"/>
-        <a:font script="Nkoo" typeface="Ebrima"/>
-        <a:font script="Olck" typeface="Nirmala UI"/>
-        <a:font script="Osma" typeface="Ebrima"/>
-        <a:font script="Phag" typeface="Phagspa"/>
-        <a:font script="Syrn" typeface="Estrangelo Edessa"/>
-        <a:font script="Syrj" typeface="Estrangelo Edessa"/>
-        <a:font script="Syre" typeface="Estrangelo Edessa"/>
-        <a:font script="Sora" typeface="Nirmala UI"/>
-        <a:font script="Tale" typeface="Microsoft Tai Le"/>
-        <a:font script="Talu" typeface="Microsoft New Tai Lue"/>
-        <a:font script="Tfng" typeface="Ebrima"/>
       </a:majorFont>
       <a:minorFont>
-        <a:latin typeface="Calibri" panose="020F0502020204030204"/>
+        <a:latin typeface="Calibri" panose="020F0502020204030204" pitchFamily="0" charset="1"/>
         <a:ea typeface=""/>
         <a:cs typeface=""/>
-        <a:font script="Jpan" typeface="游明朝"/>
-        <a:font script="Hang" typeface="맑은 고딕"/>
-        <a:font script="Hans" typeface="等线"/>
-        <a:font script="Hant" typeface="新細明體"/>
-        <a:font script="Arab" typeface="Arial"/>
-        <a:font script="Hebr" typeface="Arial"/>
-        <a:font script="Thai" typeface="Cordia New"/>
-        <a:font script="Ethi" typeface="Nyala"/>
-        <a:font script="Beng" typeface="Vrinda"/>
-        <a:font script="Gujr" typeface="Shruti"/>
-        <a:font script="Khmr" typeface="DaunPenh"/>
-        <a:font script="Knda" typeface="Tunga"/>
-        <a:font script="Guru" typeface="Raavi"/>
-        <a:font script="Cans" typeface="Euphemia"/>
-        <a:font script="Cher" typeface="Plantagenet Cherokee"/>
-        <a:font script="Yiii" typeface="Microsoft Yi Baiti"/>
-        <a:font script="Tibt" typeface="Microsoft Himalaya"/>
-        <a:font script="Thaa" typeface="MV Boli"/>
-        <a:font script="Deva" typeface="Mangal"/>
-        <a:font script="Telu" typeface="Gautami"/>
-        <a:font script="Taml" typeface="Latha"/>
-        <a:font script="Syrc" typeface="Estrangelo Edessa"/>
-        <a:font script="Orya" typeface="Kalinga"/>
-        <a:font script="Mlym" typeface="Kartika"/>
-        <a:font script="Laoo" typeface="DokChampa"/>
-        <a:font script="Sinh" typeface="Iskoola Pota"/>
-        <a:font script="Mong" typeface="Mongolian Baiti"/>
-        <a:font script="Viet" typeface="Arial"/>
-        <a:font script="Uigh" typeface="Microsoft Uighur"/>
-        <a:font script="Geor" typeface="Sylfaen"/>
-        <a:font script="Armn" typeface="Arial"/>
-        <a:font script="Bugi" typeface="Leelawadee UI"/>
-        <a:font script="Bopo" typeface="Microsoft JhengHei"/>
-        <a:font script="Java" typeface="Javanese Text"/>
-        <a:font script="Lisu" typeface="Segoe UI"/>
-        <a:font script="Mymr" typeface="Myanmar Text"/>
-        <a:font script="Nkoo" typeface="Ebrima"/>
-        <a:font script="Olck" typeface="Nirmala UI"/>
-        <a:font script="Osma" typeface="Ebrima"/>
-        <a:font script="Phag" typeface="Phagspa"/>
-        <a:font script="Syrn" typeface="Estrangelo Edessa"/>
-        <a:font script="Syrj" typeface="Estrangelo Edessa"/>
-        <a:font script="Syre" typeface="Estrangelo Edessa"/>
-        <a:font script="Sora" typeface="Nirmala UI"/>
-        <a:font script="Tale" typeface="Microsoft Tai Le"/>
-        <a:font script="Talu" typeface="Microsoft New Tai Lue"/>
-        <a:font script="Tfng" typeface="Ebrima"/>
       </a:minorFont>
     </a:fontScheme>
-    <a:fmtScheme name="Office">
+    <a:fmtScheme>
       <a:fillStyleLst>
         <a:solidFill>
           <a:schemeClr val="phClr"/>
         </a:solidFill>
-        <a:gradFill rotWithShape="1">
+        <a:gradFill>
           <a:gsLst>
             <a:gs pos="0">
               <a:schemeClr val="phClr">
                 <a:lumMod val="110000"/>
-                <a:satMod val="105000"/>
                 <a:tint val="67000"/>
               </a:schemeClr>
             </a:gs>
             <a:gs pos="50000">
               <a:schemeClr val="phClr">
                 <a:lumMod val="105000"/>
-                <a:satMod val="103000"/>
                 <a:tint val="73000"/>
               </a:schemeClr>
             </a:gs>
             <a:gs pos="100000">
               <a:schemeClr val="phClr">
                 <a:lumMod val="105000"/>
-                <a:satMod val="109000"/>
                 <a:tint val="81000"/>
               </a:schemeClr>
             </a:gs>
           </a:gsLst>
           <a:lin ang="5400000" scaled="0"/>
+          <a:tileRect l="0" t="0" r="0" b="0"/>
         </a:gradFill>
-        <a:gradFill rotWithShape="1">
+        <a:gradFill>
           <a:gsLst>
             <a:gs pos="0">
               <a:schemeClr val="phClr">
-                <a:satMod val="103000"/>
                 <a:lumMod val="102000"/>
                 <a:tint val="94000"/>
               </a:schemeClr>
             </a:gs>
             <a:gs pos="50000">
               <a:schemeClr val="phClr">
-                <a:satMod val="110000"/>
                 <a:lumMod val="100000"/>
                 <a:shade val="100000"/>
               </a:schemeClr>
@@ -2607,33 +5296,24 @@
             <a:gs pos="100000">
               <a:schemeClr val="phClr">
                 <a:lumMod val="99000"/>
-                <a:satMod val="120000"/>
                 <a:shade val="78000"/>
               </a:schemeClr>
             </a:gs>
           </a:gsLst>
           <a:lin ang="5400000" scaled="0"/>
+          <a:tileRect l="0" t="0" r="0" b="0"/>
         </a:gradFill>
       </a:fillStyleLst>
       <a:lnStyleLst>
         <a:ln w="6350" cap="flat" cmpd="sng" algn="ctr">
-          <a:solidFill>
-            <a:schemeClr val="phClr"/>
-          </a:solidFill>
           <a:prstDash val="solid"/>
           <a:miter lim="800000"/>
         </a:ln>
         <a:ln w="12700" cap="flat" cmpd="sng" algn="ctr">
-          <a:solidFill>
-            <a:schemeClr val="phClr"/>
-          </a:solidFill>
           <a:prstDash val="solid"/>
           <a:miter lim="800000"/>
         </a:ln>
         <a:ln w="19050" cap="flat" cmpd="sng" algn="ctr">
-          <a:solidFill>
-            <a:schemeClr val="phClr"/>
-          </a:solidFill>
           <a:prstDash val="solid"/>
           <a:miter lim="800000"/>
         </a:ln>
@@ -2646,13 +5326,7 @@
           <a:effectLst/>
         </a:effectStyle>
         <a:effectStyle>
-          <a:effectLst>
-            <a:outerShdw blurRad="57150" dist="19050" dir="5400000" algn="ctr" rotWithShape="0">
-              <a:srgbClr val="000000">
-                <a:alpha val="63000"/>
-              </a:srgbClr>
-            </a:outerShdw>
-          </a:effectLst>
+          <a:effectLst/>
         </a:effectStyle>
       </a:effectStyleLst>
       <a:bgFillStyleLst>
@@ -2662,15 +5336,13 @@
         <a:solidFill>
           <a:schemeClr val="phClr">
             <a:tint val="95000"/>
-            <a:satMod val="170000"/>
           </a:schemeClr>
         </a:solidFill>
-        <a:gradFill rotWithShape="1">
+        <a:gradFill>
           <a:gsLst>
             <a:gs pos="0">
               <a:schemeClr val="phClr">
                 <a:tint val="93000"/>
-                <a:satMod val="150000"/>
                 <a:shade val="98000"/>
                 <a:lumMod val="102000"/>
               </a:schemeClr>
@@ -2678,7 +5350,6 @@
             <a:gs pos="50000">
               <a:schemeClr val="phClr">
                 <a:tint val="98000"/>
-                <a:satMod val="130000"/>
                 <a:shade val="90000"/>
                 <a:lumMod val="103000"/>
               </a:schemeClr>
@@ -2686,21 +5357,14 @@
             <a:gs pos="100000">
               <a:schemeClr val="phClr">
                 <a:shade val="63000"/>
-                <a:satMod val="120000"/>
               </a:schemeClr>
             </a:gs>
           </a:gsLst>
           <a:lin ang="5400000" scaled="0"/>
+          <a:tileRect l="0" t="0" r="0" b="0"/>
         </a:gradFill>
       </a:bgFillStyleLst>
     </a:fmtScheme>
   </a:themeElements>
-  <a:objectDefaults/>
-  <a:extraClrSchemeLst/>
-  <a:extLst>
-    <a:ext uri="{05A4C25C-085E-4340-85A3-A5531E510DB2}">
-      <thm15:themeFamily xmlns:thm15="http://schemas.microsoft.com/office/thememl/2012/main" name="Office Theme" id="{62F939B6-93AF-4DB8-9C6B-D6C7DFDC589F}" vid="{4A3C46E8-61CC-4603-A589-7422A47A8E4A}"/>
-    </a:ext>
-  </a:extLst>
 </a:theme>
 </file>
--- a/Protocol.docx
+++ b/Protocol.docx
@@ -224,6 +224,7 @@
             <w:pPr>
               <w:pStyle w:val="Normal"/>
               <w:widowControl/>
+              <w:suppressAutoHyphens w:val="true"/>
               <w:spacing w:lineRule="auto" w:line="240" w:before="0" w:after="0"/>
               <w:jc w:val="center"/>
               <w:rPr>
@@ -256,6 +257,7 @@
             <w:pPr>
               <w:pStyle w:val="Normal"/>
               <w:widowControl/>
+              <w:suppressAutoHyphens w:val="true"/>
               <w:spacing w:lineRule="auto" w:line="240" w:before="0" w:after="0"/>
               <w:jc w:val="center"/>
               <w:rPr>
@@ -288,6 +290,7 @@
             <w:pPr>
               <w:pStyle w:val="Normal"/>
               <w:widowControl/>
+              <w:suppressAutoHyphens w:val="true"/>
               <w:spacing w:lineRule="auto" w:line="240" w:before="0" w:after="0"/>
               <w:jc w:val="center"/>
               <w:rPr>
@@ -320,6 +323,7 @@
             <w:pPr>
               <w:pStyle w:val="Normal"/>
               <w:widowControl/>
+              <w:suppressAutoHyphens w:val="true"/>
               <w:spacing w:lineRule="auto" w:line="240" w:before="0" w:after="0"/>
               <w:jc w:val="center"/>
               <w:rPr>
@@ -350,6 +354,7 @@
             <w:pPr>
               <w:pStyle w:val="Normal"/>
               <w:widowControl/>
+              <w:suppressAutoHyphens w:val="true"/>
               <w:spacing w:lineRule="auto" w:line="240" w:before="0" w:after="0"/>
               <w:jc w:val="center"/>
               <w:rPr>
@@ -381,6 +386,7 @@
             <w:pPr>
               <w:pStyle w:val="Normal"/>
               <w:widowControl/>
+              <w:suppressAutoHyphens w:val="true"/>
               <w:spacing w:lineRule="auto" w:line="240" w:before="0" w:after="0"/>
               <w:jc w:val="center"/>
               <w:rPr>
@@ -412,6 +418,7 @@
             <w:pPr>
               <w:pStyle w:val="Normal"/>
               <w:widowControl/>
+              <w:suppressAutoHyphens w:val="true"/>
               <w:spacing w:lineRule="auto" w:line="240" w:before="0" w:after="0"/>
               <w:jc w:val="center"/>
               <w:rPr>
@@ -443,6 +450,7 @@
             <w:pPr>
               <w:pStyle w:val="Normal"/>
               <w:widowControl/>
+              <w:suppressAutoHyphens w:val="true"/>
               <w:spacing w:lineRule="auto" w:line="240" w:before="0" w:after="0"/>
               <w:jc w:val="center"/>
               <w:rPr>
@@ -477,6 +485,7 @@
             <w:pPr>
               <w:pStyle w:val="Normal"/>
               <w:widowControl/>
+              <w:suppressAutoHyphens w:val="true"/>
               <w:spacing w:lineRule="auto" w:line="240" w:before="0" w:after="0"/>
               <w:jc w:val="center"/>
               <w:rPr>
@@ -508,6 +517,7 @@
             <w:pPr>
               <w:pStyle w:val="Normal"/>
               <w:widowControl/>
+              <w:suppressAutoHyphens w:val="true"/>
               <w:spacing w:lineRule="auto" w:line="240" w:before="0" w:after="0"/>
               <w:jc w:val="center"/>
               <w:rPr>
@@ -539,6 +549,7 @@
             <w:pPr>
               <w:pStyle w:val="Normal"/>
               <w:widowControl/>
+              <w:suppressAutoHyphens w:val="true"/>
               <w:spacing w:lineRule="auto" w:line="240" w:before="0" w:after="0"/>
               <w:jc w:val="center"/>
               <w:rPr>
@@ -570,6 +581,7 @@
             <w:pPr>
               <w:pStyle w:val="Normal"/>
               <w:widowControl/>
+              <w:suppressAutoHyphens w:val="true"/>
               <w:spacing w:lineRule="auto" w:line="240" w:before="0" w:after="0"/>
               <w:jc w:val="center"/>
               <w:rPr>
@@ -604,6 +616,7 @@
             <w:pPr>
               <w:pStyle w:val="Normal"/>
               <w:widowControl/>
+              <w:suppressAutoHyphens w:val="true"/>
               <w:spacing w:lineRule="auto" w:line="240" w:before="0" w:after="0"/>
               <w:jc w:val="center"/>
               <w:rPr>
@@ -635,6 +648,7 @@
             <w:pPr>
               <w:pStyle w:val="Normal"/>
               <w:widowControl/>
+              <w:suppressAutoHyphens w:val="true"/>
               <w:spacing w:lineRule="auto" w:line="240" w:before="0" w:after="0"/>
               <w:jc w:val="center"/>
               <w:rPr>
@@ -666,6 +680,7 @@
             <w:pPr>
               <w:pStyle w:val="Normal"/>
               <w:widowControl/>
+              <w:suppressAutoHyphens w:val="true"/>
               <w:spacing w:lineRule="auto" w:line="240" w:before="0" w:after="0"/>
               <w:jc w:val="center"/>
               <w:rPr>
@@ -697,6 +712,7 @@
             <w:pPr>
               <w:pStyle w:val="Normal"/>
               <w:widowControl/>
+              <w:suppressAutoHyphens w:val="true"/>
               <w:spacing w:lineRule="auto" w:line="240" w:before="0" w:after="0"/>
               <w:jc w:val="center"/>
               <w:rPr>
@@ -731,6 +747,7 @@
             <w:pPr>
               <w:pStyle w:val="Normal"/>
               <w:widowControl/>
+              <w:suppressAutoHyphens w:val="true"/>
               <w:spacing w:lineRule="auto" w:line="240" w:before="0" w:after="0"/>
               <w:jc w:val="center"/>
               <w:rPr>
@@ -762,6 +779,7 @@
             <w:pPr>
               <w:pStyle w:val="Normal"/>
               <w:widowControl/>
+              <w:suppressAutoHyphens w:val="true"/>
               <w:spacing w:lineRule="auto" w:line="240" w:before="0" w:after="0"/>
               <w:jc w:val="center"/>
               <w:rPr>
@@ -793,6 +811,7 @@
             <w:pPr>
               <w:pStyle w:val="Normal"/>
               <w:widowControl/>
+              <w:suppressAutoHyphens w:val="true"/>
               <w:spacing w:lineRule="auto" w:line="240" w:before="0" w:after="0"/>
               <w:jc w:val="center"/>
               <w:rPr>
@@ -824,6 +843,7 @@
             <w:pPr>
               <w:pStyle w:val="Normal"/>
               <w:widowControl/>
+              <w:suppressAutoHyphens w:val="true"/>
               <w:spacing w:lineRule="auto" w:line="240" w:before="0" w:after="0"/>
               <w:jc w:val="center"/>
               <w:rPr>
@@ -858,6 +878,7 @@
             <w:pPr>
               <w:pStyle w:val="Normal"/>
               <w:widowControl/>
+              <w:suppressAutoHyphens w:val="true"/>
               <w:spacing w:lineRule="auto" w:line="240" w:before="0" w:after="0"/>
               <w:jc w:val="center"/>
               <w:rPr>
@@ -889,6 +910,7 @@
             <w:pPr>
               <w:pStyle w:val="Normal"/>
               <w:widowControl/>
+              <w:suppressAutoHyphens w:val="true"/>
               <w:spacing w:lineRule="auto" w:line="240" w:before="0" w:after="0"/>
               <w:jc w:val="center"/>
               <w:rPr>
@@ -920,6 +942,7 @@
             <w:pPr>
               <w:pStyle w:val="Normal"/>
               <w:widowControl/>
+              <w:suppressAutoHyphens w:val="true"/>
               <w:spacing w:lineRule="auto" w:line="240" w:before="0" w:after="0"/>
               <w:jc w:val="center"/>
               <w:rPr>
@@ -951,6 +974,7 @@
             <w:pPr>
               <w:pStyle w:val="Normal"/>
               <w:widowControl/>
+              <w:suppressAutoHyphens w:val="true"/>
               <w:spacing w:lineRule="auto" w:line="240" w:before="0" w:after="0"/>
               <w:jc w:val="center"/>
               <w:rPr>
@@ -985,6 +1009,7 @@
             <w:pPr>
               <w:pStyle w:val="Normal"/>
               <w:widowControl/>
+              <w:suppressAutoHyphens w:val="true"/>
               <w:spacing w:lineRule="auto" w:line="240" w:before="0" w:after="0"/>
               <w:jc w:val="center"/>
               <w:rPr>
@@ -1016,6 +1041,7 @@
             <w:pPr>
               <w:pStyle w:val="Normal"/>
               <w:widowControl/>
+              <w:suppressAutoHyphens w:val="true"/>
               <w:spacing w:lineRule="auto" w:line="240" w:before="0" w:after="0"/>
               <w:jc w:val="center"/>
               <w:rPr>
@@ -1047,6 +1073,7 @@
             <w:pPr>
               <w:pStyle w:val="Normal"/>
               <w:widowControl/>
+              <w:suppressAutoHyphens w:val="true"/>
               <w:spacing w:lineRule="auto" w:line="240" w:before="0" w:after="0"/>
               <w:jc w:val="center"/>
               <w:rPr>
@@ -1078,6 +1105,7 @@
             <w:pPr>
               <w:pStyle w:val="Normal"/>
               <w:widowControl/>
+              <w:suppressAutoHyphens w:val="true"/>
               <w:spacing w:lineRule="auto" w:line="240" w:before="0" w:after="0"/>
               <w:jc w:val="center"/>
               <w:rPr>
@@ -1112,6 +1140,7 @@
             <w:pPr>
               <w:pStyle w:val="Normal"/>
               <w:widowControl/>
+              <w:suppressAutoHyphens w:val="true"/>
               <w:spacing w:lineRule="auto" w:line="240" w:before="0" w:after="0"/>
               <w:jc w:val="center"/>
               <w:rPr>
@@ -1143,6 +1172,7 @@
             <w:pPr>
               <w:pStyle w:val="Normal"/>
               <w:widowControl/>
+              <w:suppressAutoHyphens w:val="true"/>
               <w:spacing w:lineRule="auto" w:line="240" w:before="0" w:after="0"/>
               <w:jc w:val="center"/>
               <w:rPr>
@@ -1174,6 +1204,7 @@
             <w:pPr>
               <w:pStyle w:val="Normal"/>
               <w:widowControl/>
+              <w:suppressAutoHyphens w:val="true"/>
               <w:spacing w:lineRule="auto" w:line="240" w:before="0" w:after="0"/>
               <w:jc w:val="center"/>
               <w:rPr>
@@ -1205,6 +1236,7 @@
             <w:pPr>
               <w:pStyle w:val="Normal"/>
               <w:widowControl/>
+              <w:suppressAutoHyphens w:val="true"/>
               <w:spacing w:lineRule="auto" w:line="240" w:before="0" w:after="0"/>
               <w:jc w:val="center"/>
               <w:rPr>
@@ -1239,6 +1271,7 @@
             <w:pPr>
               <w:pStyle w:val="Normal"/>
               <w:widowControl/>
+              <w:suppressAutoHyphens w:val="true"/>
               <w:spacing w:lineRule="auto" w:line="240" w:before="0" w:after="0"/>
               <w:jc w:val="center"/>
               <w:rPr>
@@ -1270,6 +1303,7 @@
             <w:pPr>
               <w:pStyle w:val="Normal"/>
               <w:widowControl/>
+              <w:suppressAutoHyphens w:val="true"/>
               <w:spacing w:lineRule="auto" w:line="240" w:before="0" w:after="0"/>
               <w:jc w:val="center"/>
               <w:rPr>
@@ -1301,6 +1335,7 @@
             <w:pPr>
               <w:pStyle w:val="Normal"/>
               <w:widowControl/>
+              <w:suppressAutoHyphens w:val="true"/>
               <w:spacing w:lineRule="auto" w:line="240" w:before="0" w:after="0"/>
               <w:jc w:val="center"/>
               <w:rPr>
@@ -1332,6 +1367,7 @@
             <w:pPr>
               <w:pStyle w:val="Normal"/>
               <w:widowControl/>
+              <w:suppressAutoHyphens w:val="true"/>
               <w:spacing w:lineRule="auto" w:line="240" w:before="0" w:after="0"/>
               <w:jc w:val="center"/>
               <w:rPr>
@@ -1366,6 +1402,7 @@
             <w:pPr>
               <w:pStyle w:val="Normal"/>
               <w:widowControl/>
+              <w:suppressAutoHyphens w:val="true"/>
               <w:spacing w:lineRule="auto" w:line="240" w:before="0" w:after="0"/>
               <w:jc w:val="center"/>
               <w:rPr>
@@ -1397,6 +1434,7 @@
             <w:pPr>
               <w:pStyle w:val="Normal"/>
               <w:widowControl/>
+              <w:suppressAutoHyphens w:val="true"/>
               <w:spacing w:lineRule="auto" w:line="240" w:before="0" w:after="0"/>
               <w:jc w:val="center"/>
               <w:rPr>
@@ -1428,6 +1466,7 @@
             <w:pPr>
               <w:pStyle w:val="Normal"/>
               <w:widowControl/>
+              <w:suppressAutoHyphens w:val="true"/>
               <w:spacing w:lineRule="auto" w:line="240" w:before="0" w:after="0"/>
               <w:jc w:val="center"/>
               <w:rPr>
@@ -1459,6 +1498,7 @@
             <w:pPr>
               <w:pStyle w:val="Normal"/>
               <w:widowControl/>
+              <w:suppressAutoHyphens w:val="true"/>
               <w:spacing w:lineRule="auto" w:line="240" w:before="0" w:after="0"/>
               <w:jc w:val="center"/>
               <w:rPr>
@@ -1493,6 +1533,7 @@
             <w:pPr>
               <w:pStyle w:val="Normal"/>
               <w:widowControl/>
+              <w:suppressAutoHyphens w:val="true"/>
               <w:spacing w:lineRule="auto" w:line="240" w:before="0" w:after="0"/>
               <w:jc w:val="center"/>
               <w:rPr>
@@ -1524,6 +1565,7 @@
             <w:pPr>
               <w:pStyle w:val="Normal"/>
               <w:widowControl/>
+              <w:suppressAutoHyphens w:val="true"/>
               <w:spacing w:lineRule="auto" w:line="240" w:before="0" w:after="0"/>
               <w:jc w:val="center"/>
               <w:rPr>
@@ -1555,6 +1597,7 @@
             <w:pPr>
               <w:pStyle w:val="Normal"/>
               <w:widowControl/>
+              <w:suppressAutoHyphens w:val="true"/>
               <w:spacing w:lineRule="auto" w:line="240" w:before="0" w:after="0"/>
               <w:jc w:val="center"/>
               <w:rPr>
@@ -1586,6 +1629,7 @@
             <w:pPr>
               <w:pStyle w:val="Normal"/>
               <w:widowControl/>
+              <w:suppressAutoHyphens w:val="true"/>
               <w:spacing w:lineRule="auto" w:line="240" w:before="0" w:after="0"/>
               <w:jc w:val="center"/>
               <w:rPr>
@@ -1620,6 +1664,7 @@
             <w:pPr>
               <w:pStyle w:val="Normal"/>
               <w:widowControl/>
+              <w:suppressAutoHyphens w:val="true"/>
               <w:spacing w:lineRule="auto" w:line="240" w:before="0" w:after="0"/>
               <w:jc w:val="center"/>
               <w:rPr>
@@ -1651,6 +1696,7 @@
             <w:pPr>
               <w:pStyle w:val="Normal"/>
               <w:widowControl/>
+              <w:suppressAutoHyphens w:val="true"/>
               <w:spacing w:lineRule="auto" w:line="240" w:before="0" w:after="0"/>
               <w:jc w:val="center"/>
               <w:rPr>
@@ -1682,6 +1728,7 @@
             <w:pPr>
               <w:pStyle w:val="Normal"/>
               <w:widowControl/>
+              <w:suppressAutoHyphens w:val="true"/>
               <w:spacing w:lineRule="auto" w:line="240" w:before="0" w:after="0"/>
               <w:jc w:val="center"/>
               <w:rPr>
@@ -1713,6 +1760,7 @@
             <w:pPr>
               <w:pStyle w:val="Normal"/>
               <w:widowControl/>
+              <w:suppressAutoHyphens w:val="true"/>
               <w:spacing w:lineRule="auto" w:line="240" w:before="0" w:after="0"/>
               <w:jc w:val="center"/>
               <w:rPr>
@@ -1747,6 +1795,7 @@
             <w:pPr>
               <w:pStyle w:val="Normal"/>
               <w:widowControl/>
+              <w:suppressAutoHyphens w:val="true"/>
               <w:spacing w:lineRule="auto" w:line="240" w:before="0" w:after="0"/>
               <w:jc w:val="center"/>
               <w:rPr>
@@ -1778,6 +1827,7 @@
             <w:pPr>
               <w:pStyle w:val="Normal"/>
               <w:widowControl/>
+              <w:suppressAutoHyphens w:val="true"/>
               <w:spacing w:lineRule="auto" w:line="240" w:before="0" w:after="0"/>
               <w:jc w:val="center"/>
               <w:rPr>
@@ -1809,6 +1859,7 @@
             <w:pPr>
               <w:pStyle w:val="Normal"/>
               <w:widowControl/>
+              <w:suppressAutoHyphens w:val="true"/>
               <w:spacing w:lineRule="auto" w:line="240" w:before="0" w:after="0"/>
               <w:jc w:val="center"/>
               <w:rPr>
@@ -1840,6 +1891,7 @@
             <w:pPr>
               <w:pStyle w:val="Normal"/>
               <w:widowControl/>
+              <w:suppressAutoHyphens w:val="true"/>
               <w:spacing w:lineRule="auto" w:line="240" w:before="0" w:after="0"/>
               <w:jc w:val="center"/>
               <w:rPr>
@@ -1874,6 +1926,7 @@
             <w:pPr>
               <w:pStyle w:val="Normal"/>
               <w:widowControl/>
+              <w:suppressAutoHyphens w:val="true"/>
               <w:spacing w:lineRule="auto" w:line="240" w:before="0" w:after="0"/>
               <w:jc w:val="center"/>
               <w:rPr>
@@ -1905,6 +1958,7 @@
             <w:pPr>
               <w:pStyle w:val="Normal"/>
               <w:widowControl/>
+              <w:suppressAutoHyphens w:val="true"/>
               <w:spacing w:lineRule="auto" w:line="240" w:before="0" w:after="0"/>
               <w:jc w:val="center"/>
               <w:rPr>
@@ -1936,6 +1990,7 @@
             <w:pPr>
               <w:pStyle w:val="Normal"/>
               <w:widowControl/>
+              <w:suppressAutoHyphens w:val="true"/>
               <w:spacing w:lineRule="auto" w:line="240" w:before="0" w:after="0"/>
               <w:jc w:val="center"/>
               <w:rPr>
@@ -1967,6 +2022,7 @@
             <w:pPr>
               <w:pStyle w:val="Normal"/>
               <w:widowControl/>
+              <w:suppressAutoHyphens w:val="true"/>
               <w:spacing w:lineRule="auto" w:line="240" w:before="0" w:after="0"/>
               <w:jc w:val="center"/>
               <w:rPr>
@@ -2001,6 +2057,7 @@
             <w:pPr>
               <w:pStyle w:val="Normal"/>
               <w:widowControl/>
+              <w:suppressAutoHyphens w:val="true"/>
               <w:spacing w:lineRule="auto" w:line="240" w:before="0" w:after="0"/>
               <w:jc w:val="center"/>
               <w:rPr>
@@ -2032,6 +2089,7 @@
             <w:pPr>
               <w:pStyle w:val="Normal"/>
               <w:widowControl/>
+              <w:suppressAutoHyphens w:val="true"/>
               <w:spacing w:lineRule="auto" w:line="240" w:before="0" w:after="0"/>
               <w:jc w:val="center"/>
               <w:rPr>
@@ -2063,6 +2121,7 @@
             <w:pPr>
               <w:pStyle w:val="Normal"/>
               <w:widowControl/>
+              <w:suppressAutoHyphens w:val="true"/>
               <w:spacing w:lineRule="auto" w:line="240" w:before="0" w:after="0"/>
               <w:jc w:val="center"/>
               <w:rPr>
@@ -2094,6 +2153,7 @@
             <w:pPr>
               <w:pStyle w:val="Normal"/>
               <w:widowControl/>
+              <w:suppressAutoHyphens w:val="true"/>
               <w:spacing w:lineRule="auto" w:line="240" w:before="0" w:after="0"/>
               <w:jc w:val="center"/>
               <w:rPr>
@@ -2128,6 +2188,7 @@
             <w:pPr>
               <w:pStyle w:val="Normal"/>
               <w:widowControl/>
+              <w:suppressAutoHyphens w:val="true"/>
               <w:spacing w:lineRule="auto" w:line="240" w:before="0" w:after="0"/>
               <w:jc w:val="center"/>
               <w:rPr>
@@ -2159,6 +2220,7 @@
             <w:pPr>
               <w:pStyle w:val="Normal"/>
               <w:widowControl/>
+              <w:suppressAutoHyphens w:val="true"/>
               <w:spacing w:lineRule="auto" w:line="240" w:before="0" w:after="0"/>
               <w:jc w:val="center"/>
               <w:rPr>
@@ -2190,6 +2252,7 @@
             <w:pPr>
               <w:pStyle w:val="Normal"/>
               <w:widowControl/>
+              <w:suppressAutoHyphens w:val="true"/>
               <w:spacing w:lineRule="auto" w:line="240" w:before="0" w:after="0"/>
               <w:jc w:val="center"/>
               <w:rPr>
@@ -2221,6 +2284,7 @@
             <w:pPr>
               <w:pStyle w:val="Normal"/>
               <w:widowControl/>
+              <w:suppressAutoHyphens w:val="true"/>
               <w:spacing w:lineRule="auto" w:line="240" w:before="0" w:after="0"/>
               <w:jc w:val="center"/>
               <w:rPr>
@@ -2255,6 +2319,7 @@
             <w:pPr>
               <w:pStyle w:val="Normal"/>
               <w:widowControl/>
+              <w:suppressAutoHyphens w:val="true"/>
               <w:spacing w:lineRule="auto" w:line="240" w:before="0" w:after="0"/>
               <w:jc w:val="center"/>
               <w:rPr>
@@ -2286,6 +2351,7 @@
             <w:pPr>
               <w:pStyle w:val="Normal"/>
               <w:widowControl/>
+              <w:suppressAutoHyphens w:val="true"/>
               <w:spacing w:lineRule="auto" w:line="240" w:before="0" w:after="0"/>
               <w:jc w:val="center"/>
               <w:rPr>
@@ -2317,6 +2383,7 @@
             <w:pPr>
               <w:pStyle w:val="Normal"/>
               <w:widowControl/>
+              <w:suppressAutoHyphens w:val="true"/>
               <w:spacing w:lineRule="auto" w:line="240" w:before="0" w:after="0"/>
               <w:jc w:val="center"/>
               <w:rPr>
@@ -2348,6 +2415,7 @@
             <w:pPr>
               <w:pStyle w:val="Normal"/>
               <w:widowControl/>
+              <w:suppressAutoHyphens w:val="true"/>
               <w:spacing w:lineRule="auto" w:line="240" w:before="0" w:after="0"/>
               <w:jc w:val="center"/>
               <w:rPr>
@@ -2423,6 +2491,7 @@
             <w:pPr>
               <w:pStyle w:val="Normal"/>
               <w:widowControl/>
+              <w:suppressAutoHyphens w:val="true"/>
               <w:spacing w:lineRule="auto" w:line="240" w:before="0" w:after="0"/>
               <w:jc w:val="start"/>
               <w:rPr>
@@ -2455,6 +2524,7 @@
             <w:pPr>
               <w:pStyle w:val="Normal"/>
               <w:widowControl/>
+              <w:suppressAutoHyphens w:val="true"/>
               <w:spacing w:lineRule="auto" w:line="240" w:before="0" w:after="0"/>
               <w:jc w:val="start"/>
               <w:rPr>
@@ -2489,6 +2559,7 @@
             <w:pPr>
               <w:pStyle w:val="Normal"/>
               <w:widowControl/>
+              <w:suppressAutoHyphens w:val="true"/>
               <w:spacing w:lineRule="auto" w:line="240" w:before="0" w:after="0"/>
               <w:jc w:val="center"/>
               <w:rPr>
@@ -2520,6 +2591,7 @@
             <w:pPr>
               <w:pStyle w:val="Normal"/>
               <w:widowControl/>
+              <w:suppressAutoHyphens w:val="true"/>
               <w:spacing w:lineRule="auto" w:line="240" w:before="0" w:after="0"/>
               <w:jc w:val="center"/>
               <w:rPr>
@@ -2554,6 +2626,7 @@
             <w:pPr>
               <w:pStyle w:val="Normal"/>
               <w:widowControl/>
+              <w:suppressAutoHyphens w:val="true"/>
               <w:spacing w:lineRule="auto" w:line="240" w:before="0" w:after="0"/>
               <w:jc w:val="center"/>
               <w:rPr>
@@ -2585,6 +2658,7 @@
             <w:pPr>
               <w:pStyle w:val="Normal"/>
               <w:widowControl/>
+              <w:suppressAutoHyphens w:val="true"/>
               <w:spacing w:lineRule="auto" w:line="240" w:before="0" w:after="0"/>
               <w:jc w:val="center"/>
               <w:rPr>
@@ -2619,6 +2693,7 @@
             <w:pPr>
               <w:pStyle w:val="Normal"/>
               <w:widowControl/>
+              <w:suppressAutoHyphens w:val="true"/>
               <w:spacing w:lineRule="auto" w:line="240" w:before="0" w:after="0"/>
               <w:jc w:val="center"/>
               <w:rPr>
@@ -2650,6 +2725,7 @@
             <w:pPr>
               <w:pStyle w:val="Normal"/>
               <w:widowControl/>
+              <w:suppressAutoHyphens w:val="true"/>
               <w:spacing w:lineRule="auto" w:line="240" w:before="0" w:after="0"/>
               <w:jc w:val="center"/>
               <w:rPr>
@@ -2684,6 +2760,7 @@
             <w:pPr>
               <w:pStyle w:val="Normal"/>
               <w:widowControl/>
+              <w:suppressAutoHyphens w:val="true"/>
               <w:spacing w:lineRule="auto" w:line="240" w:before="0" w:after="0"/>
               <w:jc w:val="center"/>
               <w:rPr>
@@ -2715,6 +2792,7 @@
             <w:pPr>
               <w:pStyle w:val="Normal"/>
               <w:widowControl/>
+              <w:suppressAutoHyphens w:val="true"/>
               <w:spacing w:lineRule="auto" w:line="240" w:before="0" w:after="0"/>
               <w:jc w:val="center"/>
               <w:rPr>
@@ -2749,6 +2827,7 @@
             <w:pPr>
               <w:pStyle w:val="Normal"/>
               <w:widowControl/>
+              <w:suppressAutoHyphens w:val="true"/>
               <w:spacing w:lineRule="auto" w:line="240" w:before="0" w:after="0"/>
               <w:jc w:val="center"/>
               <w:rPr>
@@ -2780,6 +2859,7 @@
             <w:pPr>
               <w:pStyle w:val="Normal"/>
               <w:widowControl/>
+              <w:suppressAutoHyphens w:val="true"/>
               <w:spacing w:lineRule="auto" w:line="240" w:before="0" w:after="0"/>
               <w:jc w:val="center"/>
               <w:rPr>
@@ -2814,6 +2894,7 @@
             <w:pPr>
               <w:pStyle w:val="Normal"/>
               <w:widowControl/>
+              <w:suppressAutoHyphens w:val="true"/>
               <w:spacing w:lineRule="auto" w:line="240" w:before="0" w:after="0"/>
               <w:jc w:val="center"/>
               <w:rPr>
@@ -2845,6 +2926,7 @@
             <w:pPr>
               <w:pStyle w:val="Normal"/>
               <w:widowControl/>
+              <w:suppressAutoHyphens w:val="true"/>
               <w:spacing w:lineRule="auto" w:line="240" w:before="0" w:after="0"/>
               <w:jc w:val="center"/>
               <w:rPr>
@@ -2879,6 +2961,7 @@
             <w:pPr>
               <w:pStyle w:val="Normal"/>
               <w:widowControl/>
+              <w:suppressAutoHyphens w:val="true"/>
               <w:spacing w:lineRule="auto" w:line="240" w:before="0" w:after="0"/>
               <w:jc w:val="center"/>
               <w:rPr>
@@ -2910,6 +2993,7 @@
             <w:pPr>
               <w:pStyle w:val="Normal"/>
               <w:widowControl/>
+              <w:suppressAutoHyphens w:val="true"/>
               <w:spacing w:lineRule="auto" w:line="240" w:before="0" w:after="0"/>
               <w:jc w:val="center"/>
               <w:rPr>
@@ -2944,6 +3028,7 @@
             <w:pPr>
               <w:pStyle w:val="Normal"/>
               <w:widowControl/>
+              <w:suppressAutoHyphens w:val="true"/>
               <w:spacing w:lineRule="auto" w:line="240" w:before="0" w:after="0"/>
               <w:jc w:val="center"/>
               <w:rPr>
@@ -2975,6 +3060,7 @@
             <w:pPr>
               <w:pStyle w:val="Normal"/>
               <w:widowControl/>
+              <w:suppressAutoHyphens w:val="true"/>
               <w:spacing w:lineRule="auto" w:line="240" w:before="0" w:after="0"/>
               <w:jc w:val="center"/>
               <w:rPr>
@@ -3009,6 +3095,7 @@
             <w:pPr>
               <w:pStyle w:val="Normal"/>
               <w:widowControl/>
+              <w:suppressAutoHyphens w:val="true"/>
               <w:spacing w:lineRule="auto" w:line="240" w:before="0" w:after="0"/>
               <w:jc w:val="center"/>
               <w:rPr>
@@ -3040,6 +3127,7 @@
             <w:pPr>
               <w:pStyle w:val="Normal"/>
               <w:widowControl/>
+              <w:suppressAutoHyphens w:val="true"/>
               <w:spacing w:lineRule="auto" w:line="240" w:before="0" w:after="0"/>
               <w:jc w:val="center"/>
               <w:rPr>
@@ -3118,6 +3206,7 @@
             <w:pPr>
               <w:pStyle w:val="Normal"/>
               <w:widowControl/>
+              <w:suppressAutoHyphens w:val="true"/>
               <w:spacing w:lineRule="auto" w:line="240" w:before="0" w:after="0"/>
               <w:jc w:val="center"/>
               <w:rPr>
@@ -3150,6 +3239,7 @@
             <w:pPr>
               <w:pStyle w:val="Normal"/>
               <w:widowControl/>
+              <w:suppressAutoHyphens w:val="true"/>
               <w:spacing w:lineRule="auto" w:line="240" w:before="0" w:after="0"/>
               <w:jc w:val="center"/>
               <w:rPr>
@@ -3182,6 +3272,7 @@
             <w:pPr>
               <w:pStyle w:val="Normal"/>
               <w:widowControl/>
+              <w:suppressAutoHyphens w:val="true"/>
               <w:spacing w:lineRule="auto" w:line="240" w:before="0" w:after="0"/>
               <w:jc w:val="center"/>
               <w:rPr>
@@ -3214,6 +3305,7 @@
             <w:pPr>
               <w:pStyle w:val="Normal"/>
               <w:widowControl/>
+              <w:suppressAutoHyphens w:val="true"/>
               <w:spacing w:lineRule="auto" w:line="240" w:before="0" w:after="0"/>
               <w:jc w:val="center"/>
               <w:rPr>
@@ -3244,6 +3336,7 @@
             <w:pPr>
               <w:pStyle w:val="Normal"/>
               <w:widowControl/>
+              <w:suppressAutoHyphens w:val="true"/>
               <w:spacing w:lineRule="auto" w:line="240" w:before="0" w:after="0"/>
               <w:jc w:val="center"/>
               <w:rPr>
@@ -3275,6 +3368,7 @@
             <w:pPr>
               <w:pStyle w:val="Normal"/>
               <w:widowControl/>
+              <w:suppressAutoHyphens w:val="true"/>
               <w:spacing w:lineRule="auto" w:line="240" w:before="0" w:after="0"/>
               <w:jc w:val="center"/>
               <w:rPr>
@@ -3306,6 +3400,7 @@
             <w:pPr>
               <w:pStyle w:val="Normal"/>
               <w:widowControl/>
+              <w:suppressAutoHyphens w:val="true"/>
               <w:spacing w:lineRule="auto" w:line="240" w:before="0" w:after="0"/>
               <w:jc w:val="center"/>
               <w:rPr>
@@ -3337,6 +3432,7 @@
             <w:pPr>
               <w:pStyle w:val="Normal"/>
               <w:widowControl/>
+              <w:suppressAutoHyphens w:val="true"/>
               <w:spacing w:lineRule="auto" w:line="240" w:before="0" w:after="0"/>
               <w:jc w:val="center"/>
               <w:rPr>
@@ -3371,6 +3467,7 @@
             <w:pPr>
               <w:pStyle w:val="Normal"/>
               <w:widowControl/>
+              <w:suppressAutoHyphens w:val="true"/>
               <w:spacing w:lineRule="auto" w:line="240" w:before="0" w:after="0"/>
               <w:jc w:val="center"/>
               <w:rPr>
@@ -3402,6 +3499,7 @@
             <w:pPr>
               <w:pStyle w:val="Normal"/>
               <w:widowControl/>
+              <w:suppressAutoHyphens w:val="true"/>
               <w:spacing w:lineRule="auto" w:line="240" w:before="0" w:after="0"/>
               <w:jc w:val="center"/>
               <w:rPr>
@@ -3433,6 +3531,7 @@
             <w:pPr>
               <w:pStyle w:val="Normal"/>
               <w:widowControl/>
+              <w:suppressAutoHyphens w:val="true"/>
               <w:spacing w:lineRule="auto" w:line="240" w:before="0" w:after="0"/>
               <w:jc w:val="center"/>
               <w:rPr>
@@ -3464,6 +3563,7 @@
             <w:pPr>
               <w:pStyle w:val="Normal"/>
               <w:widowControl/>
+              <w:suppressAutoHyphens w:val="true"/>
               <w:spacing w:lineRule="auto" w:line="240" w:before="0" w:after="0"/>
               <w:jc w:val="center"/>
               <w:rPr>
@@ -3498,6 +3598,7 @@
             <w:pPr>
               <w:pStyle w:val="Normal"/>
               <w:widowControl/>
+              <w:suppressAutoHyphens w:val="true"/>
               <w:spacing w:lineRule="auto" w:line="240" w:before="0" w:after="0"/>
               <w:jc w:val="center"/>
               <w:rPr>
@@ -3529,6 +3630,7 @@
             <w:pPr>
               <w:pStyle w:val="Normal"/>
               <w:widowControl/>
+              <w:suppressAutoHyphens w:val="true"/>
               <w:spacing w:lineRule="auto" w:line="240" w:before="0" w:after="0"/>
               <w:jc w:val="center"/>
               <w:rPr>
@@ -3560,6 +3662,7 @@
             <w:pPr>
               <w:pStyle w:val="Normal"/>
               <w:widowControl/>
+              <w:suppressAutoHyphens w:val="true"/>
               <w:spacing w:lineRule="auto" w:line="240" w:before="0" w:after="0"/>
               <w:jc w:val="center"/>
               <w:rPr>
@@ -3591,6 +3694,7 @@
             <w:pPr>
               <w:pStyle w:val="Normal"/>
               <w:widowControl/>
+              <w:suppressAutoHyphens w:val="true"/>
               <w:spacing w:lineRule="auto" w:line="240" w:before="0" w:after="0"/>
               <w:jc w:val="center"/>
               <w:rPr>
@@ -3625,6 +3729,7 @@
             <w:pPr>
               <w:pStyle w:val="Normal"/>
               <w:widowControl/>
+              <w:suppressAutoHyphens w:val="true"/>
               <w:spacing w:lineRule="auto" w:line="240" w:before="0" w:after="0"/>
               <w:jc w:val="center"/>
               <w:rPr>
@@ -3656,6 +3761,7 @@
             <w:pPr>
               <w:pStyle w:val="Normal"/>
               <w:widowControl/>
+              <w:suppressAutoHyphens w:val="true"/>
               <w:spacing w:lineRule="auto" w:line="240" w:before="0" w:after="0"/>
               <w:jc w:val="center"/>
               <w:rPr>
@@ -3687,6 +3793,7 @@
             <w:pPr>
               <w:pStyle w:val="Normal"/>
               <w:widowControl/>
+              <w:suppressAutoHyphens w:val="true"/>
               <w:spacing w:lineRule="auto" w:line="240" w:before="0" w:after="0"/>
               <w:jc w:val="center"/>
               <w:rPr>
@@ -3718,6 +3825,7 @@
             <w:pPr>
               <w:pStyle w:val="Normal"/>
               <w:widowControl/>
+              <w:suppressAutoHyphens w:val="true"/>
               <w:spacing w:lineRule="auto" w:line="240" w:before="0" w:after="0"/>
               <w:jc w:val="center"/>
               <w:rPr>
@@ -3752,6 +3860,7 @@
             <w:pPr>
               <w:pStyle w:val="Normal"/>
               <w:widowControl/>
+              <w:suppressAutoHyphens w:val="true"/>
               <w:spacing w:lineRule="auto" w:line="240" w:before="0" w:after="0"/>
               <w:jc w:val="center"/>
               <w:rPr>
@@ -3783,6 +3892,7 @@
             <w:pPr>
               <w:pStyle w:val="Normal"/>
               <w:widowControl/>
+              <w:suppressAutoHyphens w:val="true"/>
               <w:spacing w:lineRule="auto" w:line="240" w:before="0" w:after="0"/>
               <w:jc w:val="center"/>
               <w:rPr>
@@ -3814,6 +3924,7 @@
             <w:pPr>
               <w:pStyle w:val="Normal"/>
               <w:widowControl/>
+              <w:suppressAutoHyphens w:val="true"/>
               <w:spacing w:lineRule="auto" w:line="240" w:before="0" w:after="0"/>
               <w:jc w:val="center"/>
               <w:rPr>
@@ -3845,6 +3956,7 @@
             <w:pPr>
               <w:pStyle w:val="Normal"/>
               <w:widowControl/>
+              <w:suppressAutoHyphens w:val="true"/>
               <w:spacing w:lineRule="auto" w:line="240" w:before="0" w:after="0"/>
               <w:jc w:val="center"/>
               <w:rPr>
@@ -3879,6 +3991,7 @@
             <w:pPr>
               <w:pStyle w:val="Normal"/>
               <w:widowControl/>
+              <w:suppressAutoHyphens w:val="true"/>
               <w:spacing w:lineRule="auto" w:line="240" w:before="0" w:after="0"/>
               <w:jc w:val="center"/>
               <w:rPr>
@@ -3910,6 +4023,7 @@
             <w:pPr>
               <w:pStyle w:val="Normal"/>
               <w:widowControl/>
+              <w:suppressAutoHyphens w:val="true"/>
               <w:spacing w:lineRule="auto" w:line="240" w:before="0" w:after="0"/>
               <w:jc w:val="center"/>
               <w:rPr>
@@ -3941,6 +4055,7 @@
             <w:pPr>
               <w:pStyle w:val="Normal"/>
               <w:widowControl/>
+              <w:suppressAutoHyphens w:val="true"/>
               <w:spacing w:lineRule="auto" w:line="240" w:before="0" w:after="0"/>
               <w:jc w:val="center"/>
               <w:rPr>
@@ -3972,6 +4087,7 @@
             <w:pPr>
               <w:pStyle w:val="Normal"/>
               <w:widowControl/>
+              <w:suppressAutoHyphens w:val="true"/>
               <w:spacing w:lineRule="auto" w:line="240" w:before="0" w:after="0"/>
               <w:jc w:val="center"/>
               <w:rPr>
@@ -4008,6 +4124,7 @@
             <w:pPr>
               <w:pStyle w:val="Normal"/>
               <w:widowControl/>
+              <w:suppressAutoHyphens w:val="true"/>
               <w:spacing w:lineRule="auto" w:line="240" w:before="0" w:after="0"/>
               <w:jc w:val="center"/>
               <w:rPr>
@@ -4039,6 +4156,7 @@
             <w:pPr>
               <w:pStyle w:val="Normal"/>
               <w:widowControl/>
+              <w:suppressAutoHyphens w:val="true"/>
               <w:spacing w:lineRule="auto" w:line="240" w:before="0" w:after="0"/>
               <w:jc w:val="center"/>
               <w:rPr>
@@ -4070,6 +4188,7 @@
             <w:pPr>
               <w:pStyle w:val="Normal"/>
               <w:widowControl/>
+              <w:suppressAutoHyphens w:val="true"/>
               <w:spacing w:lineRule="auto" w:line="240" w:before="0" w:after="0"/>
               <w:jc w:val="center"/>
               <w:rPr>
@@ -4101,6 +4220,289 @@
             <w:pPr>
               <w:pStyle w:val="Normal"/>
               <w:widowControl/>
+              <w:suppressAutoHyphens w:val="true"/>
+              <w:spacing w:lineRule="auto" w:line="240" w:before="0" w:after="0"/>
+              <w:jc w:val="center"/>
+              <w:rPr>
+                <w:rFonts w:ascii="Calibri" w:hAnsi="Calibri" w:eastAsia="Calibri" w:cs="Arial"/>
+                <w:kern w:val="2"/>
+                <w:sz w:val="24"/>
+                <w:szCs w:val="24"/>
+                <w:lang w:val="en-US" w:eastAsia="en-US" w:bidi="he-IL"/>
+              </w:rPr>
+            </w:pPr>
+            <w:r>
+              <w:rPr>
+                <w:rFonts w:eastAsia="Calibri" w:cs="Arial"/>
+                <w:kern w:val="2"/>
+                <w:sz w:val="24"/>
+                <w:szCs w:val="24"/>
+                <w:lang w:val="en-US" w:eastAsia="en-US" w:bidi="he-IL"/>
+              </w:rPr>
+              <w:t>SERVER</w:t>
+            </w:r>
+          </w:p>
+        </w:tc>
+      </w:tr>
+      <w:tr>
+        <w:trPr>
+          <w:trHeight w:val="570" w:hRule="atLeast"/>
+        </w:trPr>
+        <w:tc>
+          <w:tcPr>
+            <w:tcW w:w="2337" w:type="dxa"/>
+            <w:tcBorders>
+              <w:top w:val="nil"/>
+            </w:tcBorders>
+          </w:tcPr>
+          <w:p>
+            <w:pPr>
+              <w:pStyle w:val="Normal"/>
+              <w:widowControl/>
+              <w:suppressAutoHyphens w:val="true"/>
+              <w:spacing w:lineRule="auto" w:line="240" w:before="0" w:after="0"/>
+              <w:jc w:val="center"/>
+              <w:rPr>
+                <w:rFonts w:ascii="Calibri" w:hAnsi="Calibri" w:eastAsia="Calibri" w:cs="Arial"/>
+                <w:kern w:val="2"/>
+                <w:sz w:val="24"/>
+                <w:szCs w:val="24"/>
+                <w:lang w:val="en-US" w:eastAsia="en-US" w:bidi="he-IL"/>
+              </w:rPr>
+            </w:pPr>
+            <w:r>
+              <w:rPr>
+                <w:rFonts w:eastAsia="Calibri" w:cs="Arial"/>
+                <w:kern w:val="2"/>
+                <w:sz w:val="24"/>
+                <w:szCs w:val="24"/>
+                <w:lang w:val="en-US" w:eastAsia="en-US" w:bidi="he-IL"/>
+              </w:rPr>
+              <w:t>LEAV</w:t>
+            </w:r>
+          </w:p>
+        </w:tc>
+        <w:tc>
+          <w:tcPr>
+            <w:tcW w:w="2337" w:type="dxa"/>
+            <w:tcBorders>
+              <w:top w:val="nil"/>
+            </w:tcBorders>
+          </w:tcPr>
+          <w:p>
+            <w:pPr>
+              <w:pStyle w:val="Normal"/>
+              <w:widowControl/>
+              <w:suppressAutoHyphens w:val="true"/>
+              <w:spacing w:lineRule="auto" w:line="240" w:before="0" w:after="0"/>
+              <w:jc w:val="center"/>
+              <w:rPr>
+                <w:rFonts w:ascii="Calibri" w:hAnsi="Calibri" w:eastAsia="Calibri" w:cs="Arial"/>
+                <w:kern w:val="2"/>
+                <w:sz w:val="24"/>
+                <w:szCs w:val="24"/>
+                <w:lang w:val="en-US" w:eastAsia="en-US" w:bidi="he-IL"/>
+              </w:rPr>
+            </w:pPr>
+            <w:r>
+              <w:rPr>
+                <w:rFonts w:eastAsia="Calibri" w:cs="Arial"/>
+                <w:kern w:val="2"/>
+                <w:sz w:val="24"/>
+                <w:szCs w:val="24"/>
+                <w:lang w:val="en-US" w:eastAsia="en-US" w:bidi="he-IL"/>
+              </w:rPr>
+              <w:t>CLIENT NOTIFIES SERVER OF HIM LEAVING, OTHER SIDE GETS WIN MESSAGE</w:t>
+            </w:r>
+          </w:p>
+        </w:tc>
+        <w:tc>
+          <w:tcPr>
+            <w:tcW w:w="2338" w:type="dxa"/>
+            <w:tcBorders>
+              <w:top w:val="nil"/>
+            </w:tcBorders>
+          </w:tcPr>
+          <w:p>
+            <w:pPr>
+              <w:pStyle w:val="Normal"/>
+              <w:widowControl/>
+              <w:suppressAutoHyphens w:val="true"/>
+              <w:spacing w:lineRule="auto" w:line="240" w:before="0" w:after="0"/>
+              <w:jc w:val="center"/>
+              <w:rPr>
+                <w:rFonts w:ascii="Calibri" w:hAnsi="Calibri" w:eastAsia="Calibri" w:cs="Arial"/>
+                <w:kern w:val="2"/>
+                <w:sz w:val="24"/>
+                <w:szCs w:val="24"/>
+                <w:lang w:val="en-US" w:eastAsia="en-US" w:bidi="he-IL"/>
+              </w:rPr>
+            </w:pPr>
+            <w:r>
+              <w:rPr>
+                <w:rFonts w:eastAsia="Calibri" w:cs="Arial"/>
+                <w:kern w:val="2"/>
+                <w:sz w:val="24"/>
+                <w:szCs w:val="24"/>
+                <w:lang w:val="en-US" w:eastAsia="en-US" w:bidi="he-IL"/>
+              </w:rPr>
+              <w:t>NONE</w:t>
+            </w:r>
+          </w:p>
+        </w:tc>
+        <w:tc>
+          <w:tcPr>
+            <w:tcW w:w="2338" w:type="dxa"/>
+            <w:tcBorders>
+              <w:top w:val="nil"/>
+            </w:tcBorders>
+          </w:tcPr>
+          <w:p>
+            <w:pPr>
+              <w:pStyle w:val="Normal"/>
+              <w:widowControl/>
+              <w:suppressAutoHyphens w:val="true"/>
+              <w:spacing w:lineRule="auto" w:line="240" w:before="0" w:after="0"/>
+              <w:jc w:val="center"/>
+              <w:rPr>
+                <w:rFonts w:ascii="Calibri" w:hAnsi="Calibri" w:eastAsia="Calibri" w:cs="Arial"/>
+                <w:kern w:val="2"/>
+                <w:sz w:val="24"/>
+                <w:szCs w:val="24"/>
+                <w:lang w:val="en-US" w:eastAsia="en-US" w:bidi="he-IL"/>
+              </w:rPr>
+            </w:pPr>
+            <w:r>
+              <w:rPr>
+                <w:rFonts w:eastAsia="Calibri" w:cs="Arial"/>
+                <w:kern w:val="2"/>
+                <w:sz w:val="24"/>
+                <w:szCs w:val="24"/>
+                <w:lang w:val="en-US" w:eastAsia="en-US" w:bidi="he-IL"/>
+              </w:rPr>
+              <w:t>CLIENT</w:t>
+            </w:r>
+          </w:p>
+        </w:tc>
+      </w:tr>
+      <w:tr>
+        <w:trPr>
+          <w:trHeight w:val="570" w:hRule="atLeast"/>
+        </w:trPr>
+        <w:tc>
+          <w:tcPr>
+            <w:tcW w:w="2337" w:type="dxa"/>
+            <w:tcBorders>
+              <w:top w:val="nil"/>
+            </w:tcBorders>
+          </w:tcPr>
+          <w:p>
+            <w:pPr>
+              <w:pStyle w:val="Normal"/>
+              <w:widowControl/>
+              <w:suppressAutoHyphens w:val="true"/>
+              <w:spacing w:lineRule="auto" w:line="240" w:before="0" w:after="0"/>
+              <w:jc w:val="center"/>
+              <w:rPr>
+                <w:rFonts w:ascii="Calibri" w:hAnsi="Calibri" w:eastAsia="Calibri" w:cs="Arial"/>
+                <w:kern w:val="2"/>
+                <w:sz w:val="24"/>
+                <w:szCs w:val="24"/>
+                <w:lang w:val="en-US" w:eastAsia="en-US" w:bidi="he-IL"/>
+              </w:rPr>
+            </w:pPr>
+            <w:r>
+              <w:rPr>
+                <w:rFonts w:eastAsia="Calibri" w:cs="Arial"/>
+                <w:kern w:val="2"/>
+                <w:sz w:val="24"/>
+                <w:szCs w:val="24"/>
+                <w:lang w:val="en-US" w:eastAsia="en-US" w:bidi="he-IL"/>
+              </w:rPr>
+              <w:t>OVER</w:t>
+            </w:r>
+          </w:p>
+        </w:tc>
+        <w:tc>
+          <w:tcPr>
+            <w:tcW w:w="2337" w:type="dxa"/>
+            <w:tcBorders>
+              <w:top w:val="nil"/>
+            </w:tcBorders>
+          </w:tcPr>
+          <w:p>
+            <w:pPr>
+              <w:pStyle w:val="Normal"/>
+              <w:widowControl/>
+              <w:suppressAutoHyphens w:val="true"/>
+              <w:spacing w:lineRule="auto" w:line="240" w:before="0" w:after="0"/>
+              <w:jc w:val="center"/>
+              <w:rPr>
+                <w:rFonts w:ascii="Calibri" w:hAnsi="Calibri" w:eastAsia="Calibri" w:cs="Arial"/>
+                <w:kern w:val="2"/>
+                <w:sz w:val="24"/>
+                <w:szCs w:val="24"/>
+                <w:lang w:val="en-US" w:eastAsia="en-US" w:bidi="he-IL"/>
+              </w:rPr>
+            </w:pPr>
+            <w:r>
+              <w:rPr>
+                <w:rFonts w:eastAsia="Calibri" w:cs="Arial"/>
+                <w:kern w:val="2"/>
+                <w:sz w:val="24"/>
+                <w:szCs w:val="24"/>
+                <w:lang w:val="en-US" w:eastAsia="en-US" w:bidi="he-IL"/>
+              </w:rPr>
+              <w:t>SERVER NOTIFIES CLIENT GAME HAS ENDED, WITH FIELD VALUE RANGING FROM LOSS (-1) TO WIN (1) AND DRAW (0)</w:t>
+            </w:r>
+          </w:p>
+        </w:tc>
+        <w:tc>
+          <w:tcPr>
+            <w:tcW w:w="2338" w:type="dxa"/>
+            <w:tcBorders>
+              <w:top w:val="nil"/>
+            </w:tcBorders>
+          </w:tcPr>
+          <w:p>
+            <w:pPr>
+              <w:pStyle w:val="Normal"/>
+              <w:widowControl/>
+              <w:suppressAutoHyphens w:val="true"/>
+              <w:spacing w:lineRule="auto" w:line="240" w:before="0" w:after="0"/>
+              <w:jc w:val="center"/>
+              <w:rPr>
+                <w:rFonts w:ascii="Calibri" w:hAnsi="Calibri" w:eastAsia="Calibri" w:cs="Arial"/>
+                <w:kern w:val="2"/>
+                <w:sz w:val="24"/>
+                <w:szCs w:val="24"/>
+                <w:lang w:val="en-US" w:eastAsia="en-US" w:bidi="he-IL"/>
+              </w:rPr>
+            </w:pPr>
+            <w:r>
+              <w:rPr>
+                <w:rFonts w:eastAsia="Calibri" w:cs="Arial"/>
+                <w:kern w:val="2"/>
+                <w:sz w:val="24"/>
+                <w:szCs w:val="24"/>
+                <w:lang w:val="en-US" w:eastAsia="en-US" w:bidi="he-IL"/>
+              </w:rPr>
+              <w:t>LOSS/DRAW/WIN</w:t>
+            </w:r>
+          </w:p>
+        </w:tc>
+        <w:tc>
+          <w:tcPr>
+            <w:tcW w:w="2338" w:type="dxa"/>
+            <w:tcBorders>
+              <w:top w:val="nil"/>
+            </w:tcBorders>
+          </w:tcPr>
+          <w:p>
+            <w:pPr>
+              <w:pStyle w:val="Normal"/>
+              <w:widowControl/>
+              <w:suppressAutoHyphens w:val="true"/>
               <w:spacing w:lineRule="auto" w:line="240" w:before="0" w:after="0"/>
               <w:jc w:val="center"/>
               <w:rPr>
@@ -4154,7 +4556,7 @@
   <w:docDefaults>
     <w:rPrDefault>
       <w:rPr>
-        <w:rFonts w:ascii="Calibri" w:hAnsi="Calibri" w:eastAsia="Calibri" w:cs="Arial" w:asciiTheme="minorHAnsi" w:cstheme="minorBidi" w:eastAsiaTheme="minorHAnsi" w:hAnsiTheme="minorHAnsi"/>
+        <w:rFonts w:ascii="Calibri" w:hAnsi="Calibri" w:eastAsia="Calibri" w:cs="" w:asciiTheme="minorHAnsi" w:cstheme="minorBidi" w:eastAsiaTheme="minorHAnsi" w:hAnsiTheme="minorHAnsi"/>
         <w:kern w:val="2"/>
         <w:sz w:val="24"/>
         <w:szCs w:val="24"/>
@@ -4551,12 +4953,13 @@
     <w:qFormat/>
     <w:pPr>
       <w:widowControl/>
+      <w:suppressAutoHyphens w:val="true"/>
       <w:bidi w:val="0"/>
       <w:spacing w:lineRule="auto" w:line="278" w:before="0" w:after="160"/>
       <w:jc w:val="start"/>
     </w:pPr>
     <w:rPr>
-      <w:rFonts w:ascii="Calibri" w:hAnsi="Calibri" w:eastAsia="Calibri" w:cs="Arial" w:asciiTheme="minorHAnsi" w:cstheme="minorBidi" w:eastAsiaTheme="minorHAnsi" w:hAnsiTheme="minorHAnsi"/>
+      <w:rFonts w:ascii="Calibri" w:hAnsi="Calibri" w:eastAsia="Calibri" w:cs="" w:asciiTheme="minorHAnsi" w:cstheme="minorBidi" w:eastAsiaTheme="minorHAnsi" w:hAnsiTheme="minorHAnsi"/>
       <w:color w:val="auto"/>
       <w:kern w:val="2"/>
       <w:sz w:val="24"/>
@@ -4580,7 +4983,7 @@
       <w:outlineLvl w:val="0"/>
     </w:pPr>
     <w:rPr>
-      <w:rFonts w:ascii="Calibri Light" w:hAnsi="Calibri Light" w:eastAsia="" w:cs="Times New Roman" w:asciiTheme="majorHAnsi" w:cstheme="majorBidi" w:eastAsiaTheme="majorEastAsia" w:hAnsiTheme="majorHAnsi"/>
+      <w:rFonts w:ascii="Calibri Light" w:hAnsi="Calibri Light" w:eastAsia="" w:cs="" w:asciiTheme="majorHAnsi" w:cstheme="majorBidi" w:eastAsiaTheme="majorEastAsia" w:hAnsiTheme="majorHAnsi"/>
       <w:color w:themeColor="accent1" w:themeShade="bf" w:val="2F5496"/>
       <w:sz w:val="40"/>
       <w:szCs w:val="40"/>
@@ -4603,7 +5006,7 @@
       <w:outlineLvl w:val="1"/>
     </w:pPr>
     <w:rPr>
-      <w:rFonts w:ascii="Calibri Light" w:hAnsi="Calibri Light" w:eastAsia="" w:cs="Times New Roman" w:asciiTheme="majorHAnsi" w:cstheme="majorBidi" w:eastAsiaTheme="majorEastAsia" w:hAnsiTheme="majorHAnsi"/>
+      <w:rFonts w:ascii="Calibri Light" w:hAnsi="Calibri Light" w:eastAsia="" w:cs="" w:asciiTheme="majorHAnsi" w:cstheme="majorBidi" w:eastAsiaTheme="majorEastAsia" w:hAnsiTheme="majorHAnsi"/>
       <w:color w:themeColor="accent1" w:themeShade="bf" w:val="2F5496"/>
       <w:sz w:val="32"/>
       <w:szCs w:val="32"/>
@@ -4626,7 +5029,7 @@
       <w:outlineLvl w:val="2"/>
     </w:pPr>
     <w:rPr>
-      <w:rFonts w:eastAsia="" w:cs="Times New Roman" w:cstheme="majorBidi" w:eastAsiaTheme="majorEastAsia"/>
+      <w:rFonts w:eastAsia="" w:cs="" w:cstheme="majorBidi" w:eastAsiaTheme="majorEastAsia"/>
       <w:color w:themeColor="accent1" w:themeShade="bf" w:val="2F5496"/>
       <w:sz w:val="28"/>
       <w:szCs w:val="28"/>
@@ -4649,7 +5052,7 @@
       <w:outlineLvl w:val="3"/>
     </w:pPr>
     <w:rPr>
-      <w:rFonts w:eastAsia="" w:cs="Times New Roman" w:cstheme="majorBidi" w:eastAsiaTheme="majorEastAsia"/>
+      <w:rFonts w:eastAsia="" w:cs="" w:cstheme="majorBidi" w:eastAsiaTheme="majorEastAsia"/>
       <w:i/>
       <w:iCs/>
       <w:color w:themeColor="accent1" w:themeShade="bf" w:val="2F5496"/>
@@ -4672,7 +5075,7 @@
       <w:outlineLvl w:val="4"/>
     </w:pPr>
     <w:rPr>
-      <w:rFonts w:eastAsia="" w:cs="Times New Roman" w:cstheme="majorBidi" w:eastAsiaTheme="majorEastAsia"/>
+      <w:rFonts w:eastAsia="" w:cs="" w:cstheme="majorBidi" w:eastAsiaTheme="majorEastAsia"/>
       <w:color w:themeColor="accent1" w:themeShade="bf" w:val="2F5496"/>
     </w:rPr>
   </w:style>
@@ -4693,7 +5096,7 @@
       <w:outlineLvl w:val="5"/>
     </w:pPr>
     <w:rPr>
-      <w:rFonts w:eastAsia="" w:cs="Times New Roman" w:cstheme="majorBidi" w:eastAsiaTheme="majorEastAsia"/>
+      <w:rFonts w:eastAsia="" w:cs="" w:cstheme="majorBidi" w:eastAsiaTheme="majorEastAsia"/>
       <w:i/>
       <w:iCs/>
       <w:color w:themeColor="text1" w:themeTint="a6" w:val="595959"/>
@@ -4716,7 +5119,7 @@
       <w:outlineLvl w:val="6"/>
     </w:pPr>
     <w:rPr>
-      <w:rFonts w:eastAsia="" w:cs="Times New Roman" w:cstheme="majorBidi" w:eastAsiaTheme="majorEastAsia"/>
+      <w:rFonts w:eastAsia="" w:cs="" w:cstheme="majorBidi" w:eastAsiaTheme="majorEastAsia"/>
       <w:color w:themeColor="text1" w:themeTint="a6" w:val="595959"/>
     </w:rPr>
   </w:style>
@@ -4737,7 +5140,7 @@
       <w:outlineLvl w:val="7"/>
     </w:pPr>
     <w:rPr>
-      <w:rFonts w:eastAsia="" w:cs="Times New Roman" w:cstheme="majorBidi" w:eastAsiaTheme="majorEastAsia"/>
+      <w:rFonts w:eastAsia="" w:cs="" w:cstheme="majorBidi" w:eastAsiaTheme="majorEastAsia"/>
       <w:i/>
       <w:iCs/>
       <w:color w:themeColor="text1" w:themeTint="d8" w:val="272727"/>
@@ -4760,7 +5163,7 @@
       <w:outlineLvl w:val="8"/>
     </w:pPr>
     <w:rPr>
-      <w:rFonts w:eastAsia="" w:cs="Times New Roman" w:cstheme="majorBidi" w:eastAsiaTheme="majorEastAsia"/>
+      <w:rFonts w:eastAsia="" w:cs="" w:cstheme="majorBidi" w:eastAsiaTheme="majorEastAsia"/>
       <w:color w:themeColor="text1" w:themeTint="d8" w:val="272727"/>
     </w:rPr>
   </w:style>
@@ -4780,7 +5183,7 @@
     <w:qFormat/>
     <w:rsid w:val="00621de1"/>
     <w:rPr>
-      <w:rFonts w:ascii="Calibri Light" w:hAnsi="Calibri Light" w:eastAsia="" w:cs="Times New Roman" w:asciiTheme="majorHAnsi" w:cstheme="majorBidi" w:eastAsiaTheme="majorEastAsia" w:hAnsiTheme="majorHAnsi"/>
+      <w:rFonts w:ascii="Calibri Light" w:hAnsi="Calibri Light" w:eastAsia="" w:cs="" w:asciiTheme="majorHAnsi" w:cstheme="majorBidi" w:eastAsiaTheme="majorEastAsia" w:hAnsiTheme="majorHAnsi"/>
       <w:color w:themeColor="accent1" w:themeShade="bf" w:val="2F5496"/>
       <w:sz w:val="40"/>
       <w:szCs w:val="40"/>
@@ -4795,7 +5198,7 @@
     <w:qFormat/>
     <w:rsid w:val="00621de1"/>
     <w:rPr>
-      <w:rFonts w:ascii="Calibri Light" w:hAnsi="Calibri Light" w:eastAsia="" w:cs="Times New Roman" w:asciiTheme="majorHAnsi" w:cstheme="majorBidi" w:eastAsiaTheme="majorEastAsia" w:hAnsiTheme="majorHAnsi"/>
+      <w:rFonts w:ascii="Calibri Light" w:hAnsi="Calibri Light" w:eastAsia="" w:cs="" w:asciiTheme="majorHAnsi" w:cstheme="majorBidi" w:eastAsiaTheme="majorEastAsia" w:hAnsiTheme="majorHAnsi"/>
       <w:color w:themeColor="accent1" w:themeShade="bf" w:val="2F5496"/>
       <w:sz w:val="32"/>
       <w:szCs w:val="32"/>
@@ -4810,7 +5213,7 @@
     <w:qFormat/>
     <w:rsid w:val="00621de1"/>
     <w:rPr>
-      <w:rFonts w:eastAsia="" w:cs="Times New Roman" w:cstheme="majorBidi" w:eastAsiaTheme="majorEastAsia"/>
+      <w:rFonts w:eastAsia="" w:cs="" w:cstheme="majorBidi" w:eastAsiaTheme="majorEastAsia"/>
       <w:color w:themeColor="accent1" w:themeShade="bf" w:val="2F5496"/>
       <w:sz w:val="28"/>
       <w:szCs w:val="28"/>
@@ -4825,7 +5228,7 @@
     <w:qFormat/>
     <w:rsid w:val="00621de1"/>
     <w:rPr>
-      <w:rFonts w:eastAsia="" w:cs="Times New Roman" w:cstheme="majorBidi" w:eastAsiaTheme="majorEastAsia"/>
+      <w:rFonts w:eastAsia="" w:cs="" w:cstheme="majorBidi" w:eastAsiaTheme="majorEastAsia"/>
       <w:i/>
       <w:iCs/>
       <w:color w:themeColor="accent1" w:themeShade="bf" w:val="2F5496"/>
@@ -4840,7 +5243,7 @@
     <w:qFormat/>
     <w:rsid w:val="00621de1"/>
     <w:rPr>
-      <w:rFonts w:eastAsia="" w:cs="Times New Roman" w:cstheme="majorBidi" w:eastAsiaTheme="majorEastAsia"/>
+      <w:rFonts w:eastAsia="" w:cs="" w:cstheme="majorBidi" w:eastAsiaTheme="majorEastAsia"/>
       <w:color w:themeColor="accent1" w:themeShade="bf" w:val="2F5496"/>
     </w:rPr>
   </w:style>
@@ -4853,7 +5256,7 @@
     <w:qFormat/>
     <w:rsid w:val="00621de1"/>
     <w:rPr>
-      <w:rFonts w:eastAsia="" w:cs="Times New Roman" w:cstheme="majorBidi" w:eastAsiaTheme="majorEastAsia"/>
+      <w:rFonts w:eastAsia="" w:cs="" w:cstheme="majorBidi" w:eastAsiaTheme="majorEastAsia"/>
       <w:i/>
       <w:iCs/>
       <w:color w:themeColor="text1" w:themeTint="a6" w:val="595959"/>
@@ -4868,7 +5271,7 @@
     <w:qFormat/>
     <w:rsid w:val="00621de1"/>
     <w:rPr>
-      <w:rFonts w:eastAsia="" w:cs="Times New Roman" w:cstheme="majorBidi" w:eastAsiaTheme="majorEastAsia"/>
+      <w:rFonts w:eastAsia="" w:cs="" w:cstheme="majorBidi" w:eastAsiaTheme="majorEastAsia"/>
       <w:color w:themeColor="text1" w:themeTint="a6" w:val="595959"/>
     </w:rPr>
   </w:style>
@@ -4881,7 +5284,7 @@
     <w:qFormat/>
     <w:rsid w:val="00621de1"/>
     <w:rPr>
-      <w:rFonts w:eastAsia="" w:cs="Times New Roman" w:cstheme="majorBidi" w:eastAsiaTheme="majorEastAsia"/>
+      <w:rFonts w:eastAsia="" w:cs="" w:cstheme="majorBidi" w:eastAsiaTheme="majorEastAsia"/>
       <w:i/>
       <w:iCs/>
       <w:color w:themeColor="text1" w:themeTint="d8" w:val="272727"/>
@@ -4896,7 +5299,7 @@
     <w:qFormat/>
     <w:rsid w:val="00621de1"/>
     <w:rPr>
-      <w:rFonts w:eastAsia="" w:cs="Times New Roman" w:cstheme="majorBidi" w:eastAsiaTheme="majorEastAsia"/>
+      <w:rFonts w:eastAsia="" w:cs="" w:cstheme="majorBidi" w:eastAsiaTheme="majorEastAsia"/>
       <w:color w:themeColor="text1" w:themeTint="d8" w:val="272727"/>
     </w:rPr>
   </w:style>
@@ -4908,7 +5311,7 @@
     <w:qFormat/>
     <w:rsid w:val="00621de1"/>
     <w:rPr>
-      <w:rFonts w:ascii="Calibri Light" w:hAnsi="Calibri Light" w:eastAsia="" w:cs="Times New Roman" w:asciiTheme="majorHAnsi" w:cstheme="majorBidi" w:eastAsiaTheme="majorEastAsia" w:hAnsiTheme="majorHAnsi"/>
+      <w:rFonts w:ascii="Calibri Light" w:hAnsi="Calibri Light" w:eastAsia="" w:cs="" w:asciiTheme="majorHAnsi" w:cstheme="majorBidi" w:eastAsiaTheme="majorEastAsia" w:hAnsiTheme="majorHAnsi"/>
       <w:spacing w:val="-10"/>
       <w:kern w:val="2"/>
       <w:sz w:val="56"/>
@@ -4923,7 +5326,7 @@
     <w:qFormat/>
     <w:rsid w:val="00621de1"/>
     <w:rPr>
-      <w:rFonts w:eastAsia="" w:cs="Times New Roman" w:cstheme="majorBidi" w:eastAsiaTheme="majorEastAsia"/>
+      <w:rFonts w:eastAsia="" w:cs="" w:cstheme="majorBidi" w:eastAsiaTheme="majorEastAsia"/>
       <w:color w:themeColor="text1" w:themeTint="a6" w:val="595959"/>
       <w:spacing w:val="15"/>
       <w:sz w:val="28"/>
@@ -5053,7 +5456,7 @@
       <w:contextualSpacing/>
     </w:pPr>
     <w:rPr>
-      <w:rFonts w:ascii="Calibri Light" w:hAnsi="Calibri Light" w:eastAsia="" w:cs="Times New Roman" w:asciiTheme="majorHAnsi" w:cstheme="majorBidi" w:eastAsiaTheme="majorEastAsia" w:hAnsiTheme="majorHAnsi"/>
+      <w:rFonts w:ascii="Calibri Light" w:hAnsi="Calibri Light" w:eastAsia="" w:cs="" w:asciiTheme="majorHAnsi" w:cstheme="majorBidi" w:eastAsiaTheme="majorEastAsia" w:hAnsiTheme="majorHAnsi"/>
       <w:spacing w:val="-10"/>
       <w:kern w:val="2"/>
       <w:sz w:val="56"/>
@@ -5070,7 +5473,7 @@
     <w:rsid w:val="00621de1"/>
     <w:pPr/>
     <w:rPr>
-      <w:rFonts w:eastAsia="" w:cs="Times New Roman" w:cstheme="majorBidi" w:eastAsiaTheme="majorEastAsia"/>
+      <w:rFonts w:eastAsia="" w:cs="" w:cstheme="majorBidi" w:eastAsiaTheme="majorEastAsia"/>
       <w:color w:themeColor="text1" w:themeTint="a6" w:val="595959"/>
       <w:spacing w:val="15"/>
       <w:sz w:val="28"/>
